--- a/CS3IPDocuments/FYP Report 2.docx
+++ b/CS3IPDocuments/FYP Report 2.docx
@@ -22,7 +22,19 @@
         <w:t xml:space="preserve">“the whole is greater than the sum of its parts” </w:t>
       </w:r>
       <w:r>
-        <w:t xml:space="preserve">is one of the earliest nod to emergent properties. The studies of emergent properties have led to Computational Intelligence (CI); one of the key techniques used within CI is Ant Colony Optimisation (ACO). ACO is a heuristics based </w:t>
+        <w:t xml:space="preserve">is one of the earliest </w:t>
+      </w:r>
+      <w:r>
+        <w:t>nods</w:t>
+      </w:r>
+      <w:r>
+        <w:t xml:space="preserve"> to emergent properties. The studies of emergent properties have led to Computational Intelligence (CI); one of the key techniques used within CI is Ant Colony Optimisation (ACO). ACO is a </w:t>
+      </w:r>
+      <w:r>
+        <w:t>heuristics-based</w:t>
+      </w:r>
+      <w:r>
+        <w:t xml:space="preserve"> </w:t>
       </w:r>
       <w:r>
         <w:t xml:space="preserve">approach to find near optimal solutions in navigating graph-like structures efficiently. ACO achieves this by mimicking </w:t>
@@ -43,7 +55,13 @@
         <w:t xml:space="preserve"> </w:t>
       </w:r>
       <w:r>
-        <w:t>pheromone on the ground in order to mark some favourable</w:t>
+        <w:t xml:space="preserve">pheromone on the ground </w:t>
+      </w:r>
+      <w:r>
+        <w:t>to</w:t>
+      </w:r>
+      <w:r>
+        <w:t xml:space="preserve"> mark some favourable</w:t>
       </w:r>
       <w:r>
         <w:t xml:space="preserve"> </w:t>
@@ -55,7 +73,26 @@
         <w:t xml:space="preserve">’ </w:t>
       </w:r>
       <w:r>
-        <w:t xml:space="preserve"> (Dorigo, Birattari and Stutzle, 2006)</w:t>
+        <w:t>(</w:t>
+      </w:r>
+      <w:r>
+        <w:t xml:space="preserve">Dorigo, </w:t>
+      </w:r>
+      <w:proofErr w:type="spellStart"/>
+      <w:r>
+        <w:t>Birattari</w:t>
+      </w:r>
+      <w:proofErr w:type="spellEnd"/>
+      <w:r>
+        <w:t xml:space="preserve"> and </w:t>
+      </w:r>
+      <w:proofErr w:type="spellStart"/>
+      <w:r>
+        <w:t>Stutzle</w:t>
+      </w:r>
+      <w:proofErr w:type="spellEnd"/>
+      <w:r>
+        <w:t>, 2006)</w:t>
       </w:r>
       <w:r>
         <w:t>.</w:t>
@@ -119,10 +156,24 @@
     </w:p>
     <w:p>
       <w:r>
-        <w:t xml:space="preserve">Data, on the other hand, is more widespread. I have seen first hand that companies who did not manage their data to a high enough standard before the AI surge, such as using multiple spreadsheets instead of a database. Data structures need to be reliable and efficient in order to search through the data better. </w:t>
-      </w:r>
-      <w:r>
-        <w:t xml:space="preserve">Companies with data structures which are unsuitable for AI use have turned to AI, in order to reduce business costs, make their workflows more efficient and to aid in business decisions. </w:t>
+        <w:t xml:space="preserve">Data, on the other hand, is more widespread. I have seen first hand that companies who did not manage their data to a high enough standard before the AI surge, such as using multiple spreadsheets instead of a database. Data structures need to be reliable and efficient </w:t>
+      </w:r>
+      <w:proofErr w:type="gramStart"/>
+      <w:r>
+        <w:t>in order to</w:t>
+      </w:r>
+      <w:proofErr w:type="gramEnd"/>
+      <w:r>
+        <w:t xml:space="preserve"> search through the data better. </w:t>
+      </w:r>
+      <w:r>
+        <w:t xml:space="preserve">Companies with data structures which are unsuitable for AI use have turned to AI, </w:t>
+      </w:r>
+      <w:r>
+        <w:t>to</w:t>
+      </w:r>
+      <w:r>
+        <w:t xml:space="preserve"> reduce business costs, make their workflows more efficient and to aid in business decisions. </w:t>
       </w:r>
       <w:r>
         <w:t xml:space="preserve">AI needs to follow principle of good data in, good data out. Though </w:t>
@@ -233,7 +284,19 @@
     </w:p>
     <w:p>
       <w:r>
-        <w:t xml:space="preserve">There are various pros and cons to each engine. Unreal Engine is typically used for 3D projects, whereas Godot is for 2D projects, however, Unity is used for both 3D and 2D projects. All three use different coding languages, Unity uses C#, Unreal uses C++ and Godot uses a built-in scripting language GDScript. Community wise, Unity by far has the largest, and Godot the smallest. For these reasons I have chosen to use Unity, as I have not used any of the programs or languages before, it would be the best place for me to start, the community aspect was a big influence as I will inevitably become stuck, having a community to fall back on will be a great help when needed. I also chose to do a 2D simulation, it will still complete the same task, while being less resource intensive. </w:t>
+        <w:t>There are various pros and cons to each engine. Unreal Engine is typically used for 3D projects, whereas Godot is for 2D projects, however, Unity is used for both 3D and 2D projects. All three use different coding languages, Unity uses C#, Unreal uses C++</w:t>
+      </w:r>
+      <w:r>
+        <w:t>,</w:t>
+      </w:r>
+      <w:r>
+        <w:t xml:space="preserve"> </w:t>
+      </w:r>
+      <w:r>
+        <w:t xml:space="preserve">while </w:t>
+      </w:r>
+      <w:r>
+        <w:t xml:space="preserve">Godot uses a built-in scripting language GDScript. Community wise, Unity by far has the largest, and Godot the smallest. For these reasons I have chosen to use Unity, as I have not used any of the programs or languages before, it would be the best place for me to start, the community aspect was a big influence as I will inevitably become stuck, having a community to fall back on will be a great help when needed. I also chose to do a 2D simulation, it will still complete the same task, while being less resource intensive. </w:t>
       </w:r>
     </w:p>
     <w:p>
@@ -302,13 +365,115 @@
         <w:t xml:space="preserve">In theory, ant colonies are well suited to navigating complex environments, the behaviour of an individual ant is </w:t>
       </w:r>
       <w:r>
-        <w:t xml:space="preserve">decentralised, while the behaviour of the colony as a whole is self-organised. The whole colony should be able to adapt to any situation, without relying on a centralised controller. Regardless of how complex an environment is, a sufficient simulation with a large enough colony size should be able to navigate maze-like terrain, successfully locate a goal and bring it back to the colony, with the efficiency increasing over time as the pheromone trails become stronger. But, what complexities impact efficiency more? </w:t>
+        <w:t xml:space="preserve">decentralised, while the behaviour of the colony </w:t>
+      </w:r>
+      <w:proofErr w:type="gramStart"/>
+      <w:r>
+        <w:t>as a whole is</w:t>
+      </w:r>
+      <w:proofErr w:type="gramEnd"/>
+      <w:r>
+        <w:t xml:space="preserve"> self-organised. The whole colony should be able to adapt to any situation, without relying on a centralised controller. Regardless of how complex an environment is, a sufficient simulation with a large enough colony size should be able to navigate maze-like terrain, successfully locate a goal and bring it back to the colony, with the efficiency increasing over time as the pheromone trails become stronger. </w:t>
+      </w:r>
+      <w:r>
+        <w:t>But</w:t>
+      </w:r>
+      <w:r>
+        <w:t xml:space="preserve"> what complexities impact efficiency more? </w:t>
       </w:r>
       <w:r>
         <w:t xml:space="preserve">By how much? Answering questions like these could significantly improve various use cases of ACO. </w:t>
       </w:r>
     </w:p>
-    <w:p/>
+    <w:p>
+      <w:r>
+        <w:t xml:space="preserve">One area of improvement would be the case of Mars rovers, </w:t>
+      </w:r>
+      <w:r>
+        <w:t xml:space="preserve">rover operators need </w:t>
+      </w:r>
+      <w:r>
+        <w:t>‘</w:t>
+      </w:r>
+      <w:r>
+        <w:t>to account for a one-way</w:t>
+      </w:r>
+      <w:r>
+        <w:t xml:space="preserve"> </w:t>
+      </w:r>
+      <w:r>
+        <w:t>time delay of up to 22 minutes</w:t>
+      </w:r>
+      <w:r>
+        <w:t>.</w:t>
+      </w:r>
+      <w:r>
+        <w:t>’</w:t>
+      </w:r>
+      <w:r>
+        <w:t xml:space="preserve"> NASA also noted that</w:t>
+      </w:r>
+      <w:r>
+        <w:t xml:space="preserve"> </w:t>
+      </w:r>
+      <w:r>
+        <w:t>‘</w:t>
+      </w:r>
+      <w:r>
+        <w:t>a</w:t>
+      </w:r>
+      <w:r>
+        <w:t>stronauts cannot</w:t>
+      </w:r>
+      <w:r>
+        <w:t xml:space="preserve"> </w:t>
+      </w:r>
+      <w:r>
+        <w:t>rely on real-time advice or</w:t>
+      </w:r>
+      <w:r>
+        <w:t xml:space="preserve"> </w:t>
+      </w:r>
+      <w:r>
+        <w:t>guidance from mission controllers and must operate</w:t>
+      </w:r>
+      <w:r>
+        <w:t xml:space="preserve"> </w:t>
+      </w:r>
+      <w:r>
+        <w:t>with significant autonomy</w:t>
+      </w:r>
+      <w:r>
+        <w:t xml:space="preserve">’ </w:t>
+      </w:r>
+      <w:r>
+        <w:t>(NASA 2025</w:t>
+      </w:r>
+      <w:r>
+        <w:t>, p12</w:t>
+      </w:r>
+      <w:r>
+        <w:t>)</w:t>
+      </w:r>
+      <w:r>
+        <w:t xml:space="preserve">. </w:t>
+      </w:r>
+      <w:r>
+        <w:t xml:space="preserve">Deep space missions, no matter how far from Earth will always have to account for some delay, so improving efficiency is of the upmost importance, fully autonomous rovers completing their missions will reduce costs and time, while speeding up potential crewed missions. Some other notable areas impacted by studying what affects the efficiency of in ant colony systems are: logistics and vehicle routing, networking and telecommunications, and bankruptcy predictions according to </w:t>
+      </w:r>
+      <w:r>
+        <w:t>Zhang, Wang and Ji</w:t>
+      </w:r>
+      <w:r>
+        <w:t xml:space="preserve"> (</w:t>
+      </w:r>
+      <w:r>
+        <w:t>2013)</w:t>
+      </w:r>
+      <w:r>
+        <w:t>.</w:t>
+      </w:r>
+    </w:p>
     <w:p>
       <w:pPr>
         <w:pStyle w:val="Heading2"/>
@@ -316,6 +481,42 @@
       <w:r>
         <w:lastRenderedPageBreak/>
         <w:t>Planning and Methodology</w:t>
+      </w:r>
+    </w:p>
+    <w:p>
+      <w:r>
+        <w:t>Having chosen software to create my simulation within, as well as having a language picked out for me and knowing what my end goal is, a well formulated plan will allow me to complete this project within the tight deadline. Another factor to consider is that this project is highly uncertain, I will need to learn how to use Unity and C#. Therefore, an iterative and prototype-driven Agile approach is best</w:t>
+      </w:r>
+      <w:r>
+        <w:t>. This will ensure early experimentation</w:t>
+      </w:r>
+      <w:r>
+        <w:t>,</w:t>
+      </w:r>
+      <w:r>
+        <w:t xml:space="preserve"> promoting my own learning, reducing the risk of long-term pitfalls, as well as enabling previous iterations to inform future decision making.</w:t>
+      </w:r>
+      <w:r>
+        <w:t xml:space="preserve"> </w:t>
+      </w:r>
+    </w:p>
+    <w:p>
+      <w:r>
+        <w:t xml:space="preserve">I will use throwaway prototyping – enabling the comparison of alternative solutions as the final design is unclear. </w:t>
+      </w:r>
+      <w:r>
+        <w:t xml:space="preserve">This decision will also allow me to have an early minimum viable product (MVP), while learning by doing. </w:t>
+      </w:r>
+      <w:r>
+        <w:t xml:space="preserve">Prototyping in this way will allow me to gain much needed clarity to act on the vague ideas, validate what is feasible and what is not within Unity, and I will be allowed to explore and innovate, enabling me to answer the research question. </w:t>
+      </w:r>
+    </w:p>
+    <w:p>
+      <w:r>
+        <w:t xml:space="preserve">My own decisions match with the Agile Manifesto – I am prioritising having working software over documentation, I am responding to change due to my lack of knowledge within Unity over following a plan precisely. One key difference is that I am working on this project alone, while typically Agile is used within a whole team, categorised into three roles. As such, I will be adapting Agile methodologies to the best of my ability, it will serve as a baseline </w:t>
+      </w:r>
+      <w:r>
+        <w:t xml:space="preserve">rather than something I will follow to the letter. </w:t>
       </w:r>
     </w:p>
     <w:p>
@@ -391,7 +592,7 @@
         <w:t>Patterns</w:t>
       </w:r>
       <w:r>
-        <w:t>, [online] p.101430. doi:</w:t>
+        <w:t>, p.101430. doi:</w:t>
       </w:r>
       <w:r>
         <w:t xml:space="preserve"> </w:t>
@@ -413,7 +614,15 @@
         <w:t>‌</w:t>
       </w:r>
       <w:r>
-        <w:t>Slota, S.C., Fleischmann, K.R., Greenberg, S., Verma, N., Cummings, B., Li, L. and Shenefiel, C. (2020). Good systems, bad data?: Interpretations of AI hype and failures. </w:t>
+        <w:t xml:space="preserve">Slota, S.C., Fleischmann, K.R., Greenberg, S., Verma, N., Cummings, B., Li, L. and Shenefiel, C. (2020). Good systems, bad </w:t>
+      </w:r>
+      <w:proofErr w:type="gramStart"/>
+      <w:r>
+        <w:t>data?:</w:t>
+      </w:r>
+      <w:proofErr w:type="gramEnd"/>
+      <w:r>
+        <w:t xml:space="preserve"> Interpretations of AI hype and failures. </w:t>
       </w:r>
       <w:r>
         <w:rPr>
@@ -428,11 +637,16 @@
       <w:r>
         <w:t xml:space="preserve"> </w:t>
       </w:r>
-      <w:r>
-        <w:t>https://doi.org/10.1002/pra2.27</w:t>
-      </w:r>
-      <w:r>
-        <w:t xml:space="preserve">5  </w:t>
+      <w:hyperlink r:id="rId7" w:history="1">
+        <w:r>
+          <w:rPr>
+            <w:rStyle w:val="Hyperlink"/>
+          </w:rPr>
+          <w:t>https://doi.org/10.1002/pra2.275</w:t>
+        </w:r>
+      </w:hyperlink>
+      <w:r>
+        <w:t xml:space="preserve"> </w:t>
       </w:r>
     </w:p>
     <w:p>
@@ -465,10 +679,18 @@
         <w:t xml:space="preserve"> </w:t>
       </w:r>
       <w:r>
-        <w:t>International Journal of Research. Available at: https://www.academia.edu/101536364/Literature_Review_on_Travelling_Salesman_Proble</w:t>
-      </w:r>
-      <w:r>
-        <w:t xml:space="preserve">m </w:t>
+        <w:t xml:space="preserve">International Journal of Research. Available at: </w:t>
+      </w:r>
+      <w:hyperlink r:id="rId8" w:history="1">
+        <w:r>
+          <w:rPr>
+            <w:rStyle w:val="Hyperlink"/>
+          </w:rPr>
+          <w:t>https://www.academia.edu/101536364/Literature_Review_on_Travelling_Salesman_Problem</w:t>
+        </w:r>
+      </w:hyperlink>
+      <w:r>
+        <w:t xml:space="preserve"> </w:t>
       </w:r>
     </w:p>
     <w:p>
@@ -503,7 +725,7 @@
       <w:r>
         <w:t xml:space="preserve"> </w:t>
       </w:r>
-      <w:hyperlink r:id="rId7" w:history="1">
+      <w:hyperlink r:id="rId9" w:history="1">
         <w:r>
           <w:rPr>
             <w:rStyle w:val="Hyperlink"/>
@@ -517,6 +739,7 @@
     </w:p>
     <w:p>
       <w:r>
+        <w:lastRenderedPageBreak/>
         <w:t>Delsuc, F. (2003). Army Ants Trapped by Their Evolutionary History. </w:t>
       </w:r>
       <w:r>
@@ -532,7 +755,7 @@
       <w:r>
         <w:t xml:space="preserve"> </w:t>
       </w:r>
-      <w:hyperlink r:id="rId8" w:history="1">
+      <w:hyperlink r:id="rId10" w:history="1">
         <w:r>
           <w:rPr>
             <w:rStyle w:val="Hyperlink"/>
@@ -544,6 +767,131 @@
         <w:t xml:space="preserve"> </w:t>
       </w:r>
     </w:p>
+    <w:p>
+      <w:r>
+        <w:t xml:space="preserve">NASA </w:t>
+      </w:r>
+      <w:r>
+        <w:t>(</w:t>
+      </w:r>
+      <w:r>
+        <w:t>2025</w:t>
+      </w:r>
+      <w:r>
+        <w:t>).</w:t>
+      </w:r>
+      <w:r>
+        <w:t xml:space="preserve"> </w:t>
+      </w:r>
+      <w:r>
+        <w:t>Moon to Mars Architecture</w:t>
+      </w:r>
+      <w:r>
+        <w:t>.</w:t>
+      </w:r>
+      <w:r>
+        <w:t xml:space="preserve"> Available at: </w:t>
+      </w:r>
+      <w:hyperlink r:id="rId11" w:history="1">
+        <w:r>
+          <w:rPr>
+            <w:rStyle w:val="Hyperlink"/>
+          </w:rPr>
+          <w:t>https://www.nasa.gov/wp-content/uploads/2025/12/2025-architecture-update-for-publication.pdf?emrc=69b979a71d6db</w:t>
+        </w:r>
+      </w:hyperlink>
+      <w:r>
+        <w:t xml:space="preserve"> </w:t>
+      </w:r>
+      <w:r>
+        <w:t xml:space="preserve"> </w:t>
+      </w:r>
+    </w:p>
+    <w:p>
+      <w:r>
+        <w:t xml:space="preserve">Zhang, Y., Wang, S. and Ji, G. (2013). A Rule-Based Model for Bankruptcy Prediction Based on an Improved Genetic Ant Colony Algorithm. </w:t>
+      </w:r>
+      <w:r>
+        <w:rPr>
+          <w:i/>
+          <w:iCs/>
+        </w:rPr>
+        <w:t>Mathematical Problems in Engineering</w:t>
+      </w:r>
+      <w:r>
+        <w:t xml:space="preserve">, 2013, pp.1–10. </w:t>
+      </w:r>
+      <w:proofErr w:type="spellStart"/>
+      <w:r>
+        <w:t>doi</w:t>
+      </w:r>
+      <w:proofErr w:type="spellEnd"/>
+      <w:r>
+        <w:t>:</w:t>
+      </w:r>
+      <w:r>
+        <w:t xml:space="preserve"> </w:t>
+      </w:r>
+      <w:hyperlink r:id="rId12" w:history="1">
+        <w:r>
+          <w:rPr>
+            <w:rStyle w:val="Hyperlink"/>
+          </w:rPr>
+          <w:t>https://doi.org/10.1155/2013/753251</w:t>
+        </w:r>
+      </w:hyperlink>
+      <w:r>
+        <w:t xml:space="preserve"> </w:t>
+      </w:r>
+    </w:p>
+    <w:p>
+      <w:r>
+        <w:t xml:space="preserve">Beck, K., Beedle, M., van </w:t>
+      </w:r>
+      <w:proofErr w:type="spellStart"/>
+      <w:r>
+        <w:t>Bennekum</w:t>
+      </w:r>
+      <w:proofErr w:type="spellEnd"/>
+      <w:r>
+        <w:t xml:space="preserve">, A., Cockburn, A., Cunningham, W., Fowler, M., </w:t>
+      </w:r>
+      <w:proofErr w:type="spellStart"/>
+      <w:r>
+        <w:t>Grenning</w:t>
+      </w:r>
+      <w:proofErr w:type="spellEnd"/>
+      <w:r>
+        <w:t xml:space="preserve">, J., Highsmith, J., Hunt, A., Jeffries, R., Kern, J., Marick, B., Martin, R.C., Mellor, S., Schwaber, K., Sutherland, J. and Thomas, D. (2001). </w:t>
+      </w:r>
+      <w:r>
+        <w:rPr>
+          <w:i/>
+          <w:iCs/>
+        </w:rPr>
+        <w:t>Manifesto for agile software development</w:t>
+      </w:r>
+      <w:r>
+        <w:t xml:space="preserve">. Agile Manifesto. Available at: </w:t>
+      </w:r>
+      <w:hyperlink r:id="rId13" w:history="1">
+        <w:r>
+          <w:rPr>
+            <w:rStyle w:val="Hyperlink"/>
+          </w:rPr>
+          <w:t>https://agilemanifesto.org/</w:t>
+        </w:r>
+      </w:hyperlink>
+      <w:r>
+        <w:t xml:space="preserve"> </w:t>
+      </w:r>
+    </w:p>
+    <w:p>
+      <w:r>
+        <w:t>‌</w:t>
+      </w:r>
+    </w:p>
+    <w:p/>
     <w:sectPr>
       <w:pgSz w:w="11906" w:h="16838"/>
       <w:pgMar w:top="1440" w:right="1440" w:bottom="1440" w:left="1440" w:header="708" w:footer="708" w:gutter="0"/>

--- a/CS3IPDocuments/FYP Report 2.docx
+++ b/CS3IPDocuments/FYP Report 2.docx
@@ -156,15 +156,7 @@
     </w:p>
     <w:p>
       <w:r>
-        <w:t xml:space="preserve">Data, on the other hand, is more widespread. I have seen first hand that companies who did not manage their data to a high enough standard before the AI surge, such as using multiple spreadsheets instead of a database. Data structures need to be reliable and efficient </w:t>
-      </w:r>
-      <w:proofErr w:type="gramStart"/>
-      <w:r>
-        <w:t>in order to</w:t>
-      </w:r>
-      <w:proofErr w:type="gramEnd"/>
-      <w:r>
-        <w:t xml:space="preserve"> search through the data better. </w:t>
+        <w:t xml:space="preserve">Data, on the other hand, is more widespread. I have seen first hand that companies who did not manage their data to a high enough standard before the AI surge, such as using multiple spreadsheets instead of a database. Data structures need to be reliable and efficient in order to search through the data better. </w:t>
       </w:r>
       <w:r>
         <w:t xml:space="preserve">Companies with data structures which are unsuitable for AI use have turned to AI, </w:t>
@@ -365,15 +357,7 @@
         <w:t xml:space="preserve">In theory, ant colonies are well suited to navigating complex environments, the behaviour of an individual ant is </w:t>
       </w:r>
       <w:r>
-        <w:t xml:space="preserve">decentralised, while the behaviour of the colony </w:t>
-      </w:r>
-      <w:proofErr w:type="gramStart"/>
-      <w:r>
-        <w:t>as a whole is</w:t>
-      </w:r>
-      <w:proofErr w:type="gramEnd"/>
-      <w:r>
-        <w:t xml:space="preserve"> self-organised. The whole colony should be able to adapt to any situation, without relying on a centralised controller. Regardless of how complex an environment is, a sufficient simulation with a large enough colony size should be able to navigate maze-like terrain, successfully locate a goal and bring it back to the colony, with the efficiency increasing over time as the pheromone trails become stronger. </w:t>
+        <w:t xml:space="preserve">decentralised, while the behaviour of the colony as a whole is self-organised. The whole colony should be able to adapt to any situation, without relying on a centralised controller. Regardless of how complex an environment is, a sufficient simulation with a large enough colony size should be able to navigate maze-like terrain, successfully locate a goal and bring it back to the colony, with the efficiency increasing over time as the pheromone trails become stronger. </w:t>
       </w:r>
       <w:r>
         <w:t>But</w:t>
@@ -393,70 +377,28 @@
         <w:t xml:space="preserve">rover operators need </w:t>
       </w:r>
       <w:r>
+        <w:t>‘to account for a one-way time delay of up to 22 minutes</w:t>
+      </w:r>
+      <w:r>
+        <w:t>.</w:t>
+      </w:r>
+      <w:r>
+        <w:t>’</w:t>
+      </w:r>
+      <w:r>
+        <w:t xml:space="preserve"> NASA also noted that</w:t>
+      </w:r>
+      <w:r>
+        <w:t xml:space="preserve"> </w:t>
+      </w:r>
+      <w:r>
         <w:t>‘</w:t>
       </w:r>
       <w:r>
-        <w:t>to account for a one-way</w:t>
-      </w:r>
-      <w:r>
-        <w:t xml:space="preserve"> </w:t>
-      </w:r>
-      <w:r>
-        <w:t>time delay of up to 22 minutes</w:t>
-      </w:r>
-      <w:r>
-        <w:t>.</w:t>
-      </w:r>
-      <w:r>
-        <w:t>’</w:t>
-      </w:r>
-      <w:r>
-        <w:t xml:space="preserve"> NASA also noted that</w:t>
-      </w:r>
-      <w:r>
-        <w:t xml:space="preserve"> </w:t>
-      </w:r>
-      <w:r>
-        <w:t>‘</w:t>
-      </w:r>
-      <w:r>
         <w:t>a</w:t>
       </w:r>
       <w:r>
-        <w:t>stronauts cannot</w:t>
-      </w:r>
-      <w:r>
-        <w:t xml:space="preserve"> </w:t>
-      </w:r>
-      <w:r>
-        <w:t>rely on real-time advice or</w:t>
-      </w:r>
-      <w:r>
-        <w:t xml:space="preserve"> </w:t>
-      </w:r>
-      <w:r>
-        <w:t>guidance from mission controllers and must operate</w:t>
-      </w:r>
-      <w:r>
-        <w:t xml:space="preserve"> </w:t>
-      </w:r>
-      <w:r>
-        <w:t>with significant autonomy</w:t>
-      </w:r>
-      <w:r>
-        <w:t xml:space="preserve">’ </w:t>
-      </w:r>
-      <w:r>
-        <w:t>(NASA 2025</w:t>
-      </w:r>
-      <w:r>
-        <w:t>, p12</w:t>
-      </w:r>
-      <w:r>
-        <w:t>)</w:t>
-      </w:r>
-      <w:r>
-        <w:t xml:space="preserve">. </w:t>
+        <w:t xml:space="preserve">stronauts cannot rely on real-time advice or guidance from mission controllers and must operate with significant autonomy’ (NASA 2025, p12). </w:t>
       </w:r>
       <w:r>
         <w:t xml:space="preserve">Deep space missions, no matter how far from Earth will always have to account for some delay, so improving efficiency is of the upmost importance, fully autonomous rovers completing their missions will reduce costs and time, while speeding up potential crewed missions. Some other notable areas impacted by studying what affects the efficiency of in ant colony systems are: logistics and vehicle routing, networking and telecommunications, and bankruptcy predictions according to </w:t>
@@ -485,19 +427,7 @@
     </w:p>
     <w:p>
       <w:r>
-        <w:t>Having chosen software to create my simulation within, as well as having a language picked out for me and knowing what my end goal is, a well formulated plan will allow me to complete this project within the tight deadline. Another factor to consider is that this project is highly uncertain, I will need to learn how to use Unity and C#. Therefore, an iterative and prototype-driven Agile approach is best</w:t>
-      </w:r>
-      <w:r>
-        <w:t>. This will ensure early experimentation</w:t>
-      </w:r>
-      <w:r>
-        <w:t>,</w:t>
-      </w:r>
-      <w:r>
-        <w:t xml:space="preserve"> promoting my own learning, reducing the risk of long-term pitfalls, as well as enabling previous iterations to inform future decision making.</w:t>
-      </w:r>
-      <w:r>
-        <w:t xml:space="preserve"> </w:t>
+        <w:t xml:space="preserve">Having chosen software to create my simulation within, as well as having a language picked out for me and knowing what my end goal is, a well formulated plan will allow me to complete this project within the tight deadline. Another factor to consider is that this project is highly uncertain, I will need to learn how to use Unity and C#. Therefore, an iterative and prototype-driven Agile approach is best. This will ensure early experimentation, promoting my own learning, reducing the risk of long-term pitfalls, as well as enabling previous iterations to inform future decision making. </w:t>
       </w:r>
     </w:p>
     <w:p>
@@ -520,11 +450,205 @@
       </w:r>
     </w:p>
     <w:p>
+      <w:r>
+        <w:t>The reasons above are how I came to the conclusion that I needed to use Agile and throwaway prototyping. Waterfall is best practice when there is a concrete plan, extreme-programming is best practice when the project is test-driven. Due to my lack of experience using Unity, both of these methodologies are not best practice, however, later on during my project, some principles from either methodology might prove useful. It is for a similar reason that I cannot use evolutionary prototyping, I will inevitably make mistakes while learning how to use Unity, those mistakes should be addressed but learned from, the next attempt will be better.</w:t>
+      </w:r>
+    </w:p>
+    <w:p>
+      <w:r>
+        <w:t>Tracking progress throughout the project will be invaluable, similar to choosing Agile and throwaway prototyping, choosing to use Kanban is natural. Both Gnatt charts and RAG reports require some prior knowledge</w:t>
+      </w:r>
+      <w:r>
+        <w:t>. I cannot give a time estimate for Gnatt charts because with a lack of experience, I cannot know if a task is simple or not. RAG reports also need a clear distinction between red, amber and green, some items might end up being miscategorised. Therefore, using Kanban is the simple choice, a Trello board can be setup with the required bins, as well as bins for researching and debugging. I can do the tasks in order of importance</w:t>
+      </w:r>
+      <w:r>
+        <w:t>, which can be determined with my current knowledge.</w:t>
+      </w:r>
+    </w:p>
+    <w:p>
+      <w:r>
+        <w:t>The first two months of the project (October-November) will be dedicated to researching how to use Unity and implementing basic ant agents, with little-to-no functionality. Once I am comfortable with the interface, I will move onto studying ACO such that by January, I will have ant agents that can collect food and return it to the colony autonomously. By the end of February I should have an almost complete simulation environment, so that in March and April I can focus on finding results for my research question.</w:t>
+      </w:r>
+    </w:p>
+    <w:p>
       <w:pPr>
         <w:pStyle w:val="Heading2"/>
       </w:pPr>
       <w:r>
         <w:t>System Design</w:t>
+      </w:r>
+    </w:p>
+    <w:p>
+      <w:r>
+        <w:t>The primary objective of this project is to find an answer to the research question, to do so the system must meet the following functional requirements:</w:t>
+      </w:r>
+    </w:p>
+    <w:p>
+      <w:pPr>
+        <w:pStyle w:val="ListParagraph"/>
+        <w:numPr>
+          <w:ilvl w:val="0"/>
+          <w:numId w:val="1"/>
+        </w:numPr>
+      </w:pPr>
+      <w:r>
+        <w:lastRenderedPageBreak/>
+        <w:t>Ant agents must be rendered..</w:t>
+      </w:r>
+    </w:p>
+    <w:p>
+      <w:pPr>
+        <w:pStyle w:val="ListParagraph"/>
+        <w:numPr>
+          <w:ilvl w:val="0"/>
+          <w:numId w:val="1"/>
+        </w:numPr>
+      </w:pPr>
+      <w:r>
+        <w:t>Ant agents must drop pheromones, which must evaporate over time.</w:t>
+      </w:r>
+    </w:p>
+    <w:p>
+      <w:pPr>
+        <w:pStyle w:val="ListParagraph"/>
+        <w:numPr>
+          <w:ilvl w:val="0"/>
+          <w:numId w:val="1"/>
+        </w:numPr>
+      </w:pPr>
+      <w:r>
+        <w:t>Ant agents must follow pheromone trails, but must also have some degree of randomness to encourage exploration.</w:t>
+      </w:r>
+    </w:p>
+    <w:p>
+      <w:pPr>
+        <w:pStyle w:val="ListParagraph"/>
+        <w:numPr>
+          <w:ilvl w:val="0"/>
+          <w:numId w:val="1"/>
+        </w:numPr>
+      </w:pPr>
+      <w:r>
+        <w:t>Ant agents must find their own way to the goal – in this project, the goal will be food.</w:t>
+      </w:r>
+    </w:p>
+    <w:p>
+      <w:pPr>
+        <w:pStyle w:val="ListParagraph"/>
+        <w:numPr>
+          <w:ilvl w:val="0"/>
+          <w:numId w:val="1"/>
+        </w:numPr>
+      </w:pPr>
+      <w:r>
+        <w:t>The system must allow me to update the environments and switch between them.</w:t>
+      </w:r>
+    </w:p>
+    <w:p>
+      <w:r>
+        <w:t>The main non-functional requirement for this project is scalability. The execution must be efficient, even with thousands of ant agents.</w:t>
+      </w:r>
+    </w:p>
+    <w:p/>
+    <w:p>
+      <w:r>
+        <w:t>Focusing on the ant agents, they should only know a few things about the environment, to better reflect the real world. Those are:</w:t>
+      </w:r>
+    </w:p>
+    <w:p>
+      <w:pPr>
+        <w:pStyle w:val="ListParagraph"/>
+        <w:numPr>
+          <w:ilvl w:val="0"/>
+          <w:numId w:val="2"/>
+        </w:numPr>
+      </w:pPr>
+      <w:r>
+        <w:t>Which colony they belong to.</w:t>
+      </w:r>
+    </w:p>
+    <w:p>
+      <w:pPr>
+        <w:pStyle w:val="ListParagraph"/>
+        <w:numPr>
+          <w:ilvl w:val="0"/>
+          <w:numId w:val="2"/>
+        </w:numPr>
+      </w:pPr>
+      <w:r>
+        <w:t>Where they currently are.</w:t>
+      </w:r>
+    </w:p>
+    <w:p>
+      <w:pPr>
+        <w:pStyle w:val="ListParagraph"/>
+        <w:numPr>
+          <w:ilvl w:val="0"/>
+          <w:numId w:val="2"/>
+        </w:numPr>
+      </w:pPr>
+      <w:r>
+        <w:t>If they are carrying food – if they are not then they are yet to reach the goal state.</w:t>
+      </w:r>
+    </w:p>
+    <w:p>
+      <w:r>
+        <w:t>Ant agents will also be able to:</w:t>
+      </w:r>
+    </w:p>
+    <w:p>
+      <w:pPr>
+        <w:pStyle w:val="ListParagraph"/>
+        <w:numPr>
+          <w:ilvl w:val="0"/>
+          <w:numId w:val="3"/>
+        </w:numPr>
+      </w:pPr>
+      <w:r>
+        <w:t>Move around the environment with respect to walls and other obstacles.</w:t>
+      </w:r>
+    </w:p>
+    <w:p>
+      <w:pPr>
+        <w:pStyle w:val="ListParagraph"/>
+        <w:numPr>
+          <w:ilvl w:val="0"/>
+          <w:numId w:val="3"/>
+        </w:numPr>
+      </w:pPr>
+      <w:r>
+        <w:t>Deposit pheromones and follow other pheromone trails that belong to their own colony.</w:t>
+      </w:r>
+    </w:p>
+    <w:p>
+      <w:pPr>
+        <w:pStyle w:val="ListParagraph"/>
+        <w:numPr>
+          <w:ilvl w:val="0"/>
+          <w:numId w:val="3"/>
+        </w:numPr>
+      </w:pPr>
+      <w:r>
+        <w:t>See, pick up and deposit food once they return to the colony.</w:t>
+      </w:r>
+    </w:p>
+    <w:p>
+      <w:r>
+        <w:t xml:space="preserve">This initial set of functionality will be enough for me to create a MVP and tune any and all parameters to better suit the simulation, one parameter to tune could be the pheromone evaporation rate. Scripts and algorithms will need to be designed around these requirements to correctly simulate the ant agents. These algorithms will be executed within Unity’s main loop, known as the Update function. This function is called </w:t>
+      </w:r>
+      <w:r>
+        <w:t xml:space="preserve">for </w:t>
+      </w:r>
+      <w:r>
+        <w:t xml:space="preserve">every frame – a single, completely </w:t>
+      </w:r>
+      <w:r>
+        <w:t xml:space="preserve">rendered image and displayed on screen. </w:t>
+      </w:r>
+    </w:p>
+    <w:p>
+      <w:r>
+        <w:t xml:space="preserve">My main performance indicator for my simulation will be measured in frames per second (FPS) </w:t>
       </w:r>
     </w:p>
     <w:p>
@@ -565,7 +689,7 @@
       <w:r>
         <w:t xml:space="preserve"> 1(4), pp.28–39. </w:t>
       </w:r>
-      <w:hyperlink r:id="rId5" w:history="1">
+      <w:hyperlink r:id="rId6" w:history="1">
         <w:r>
           <w:rPr>
             <w:rStyle w:val="Hyperlink"/>
@@ -597,7 +721,7 @@
       <w:r>
         <w:t xml:space="preserve"> </w:t>
       </w:r>
-      <w:hyperlink r:id="rId6" w:history="1">
+      <w:hyperlink r:id="rId7" w:history="1">
         <w:r>
           <w:rPr>
             <w:rStyle w:val="Hyperlink"/>
@@ -614,15 +738,7 @@
         <w:t>‌</w:t>
       </w:r>
       <w:r>
-        <w:t xml:space="preserve">Slota, S.C., Fleischmann, K.R., Greenberg, S., Verma, N., Cummings, B., Li, L. and Shenefiel, C. (2020). Good systems, bad </w:t>
-      </w:r>
-      <w:proofErr w:type="gramStart"/>
-      <w:r>
-        <w:t>data?:</w:t>
-      </w:r>
-      <w:proofErr w:type="gramEnd"/>
-      <w:r>
-        <w:t xml:space="preserve"> Interpretations of AI hype and failures. </w:t>
+        <w:t>Slota, S.C., Fleischmann, K.R., Greenberg, S., Verma, N., Cummings, B., Li, L. and Shenefiel, C. (2020). Good systems, bad data?: Interpretations of AI hype and failures. </w:t>
       </w:r>
       <w:r>
         <w:rPr>
@@ -637,7 +753,7 @@
       <w:r>
         <w:t xml:space="preserve"> </w:t>
       </w:r>
-      <w:hyperlink r:id="rId7" w:history="1">
+      <w:hyperlink r:id="rId8" w:history="1">
         <w:r>
           <w:rPr>
             <w:rStyle w:val="Hyperlink"/>
@@ -651,6 +767,7 @@
     </w:p>
     <w:p>
       <w:r>
+        <w:lastRenderedPageBreak/>
         <w:t>Dahiya</w:t>
       </w:r>
       <w:r>
@@ -681,7 +798,7 @@
       <w:r>
         <w:t xml:space="preserve">International Journal of Research. Available at: </w:t>
       </w:r>
-      <w:hyperlink r:id="rId8" w:history="1">
+      <w:hyperlink r:id="rId9" w:history="1">
         <w:r>
           <w:rPr>
             <w:rStyle w:val="Hyperlink"/>
@@ -725,7 +842,7 @@
       <w:r>
         <w:t xml:space="preserve"> </w:t>
       </w:r>
-      <w:hyperlink r:id="rId9" w:history="1">
+      <w:hyperlink r:id="rId10" w:history="1">
         <w:r>
           <w:rPr>
             <w:rStyle w:val="Hyperlink"/>
@@ -739,7 +856,6 @@
     </w:p>
     <w:p>
       <w:r>
-        <w:lastRenderedPageBreak/>
         <w:t>Delsuc, F. (2003). Army Ants Trapped by Their Evolutionary History. </w:t>
       </w:r>
       <w:r>
@@ -755,7 +871,7 @@
       <w:r>
         <w:t xml:space="preserve"> </w:t>
       </w:r>
-      <w:hyperlink r:id="rId10" w:history="1">
+      <w:hyperlink r:id="rId11" w:history="1">
         <w:r>
           <w:rPr>
             <w:rStyle w:val="Hyperlink"/>
@@ -792,7 +908,7 @@
       <w:r>
         <w:t xml:space="preserve"> Available at: </w:t>
       </w:r>
-      <w:hyperlink r:id="rId11" w:history="1">
+      <w:hyperlink r:id="rId12" w:history="1">
         <w:r>
           <w:rPr>
             <w:rStyle w:val="Hyperlink"/>
@@ -832,7 +948,7 @@
       <w:r>
         <w:t xml:space="preserve"> </w:t>
       </w:r>
-      <w:hyperlink r:id="rId12" w:history="1">
+      <w:hyperlink r:id="rId13" w:history="1">
         <w:r>
           <w:rPr>
             <w:rStyle w:val="Hyperlink"/>
@@ -874,7 +990,7 @@
       <w:r>
         <w:t xml:space="preserve">. Agile Manifesto. Available at: </w:t>
       </w:r>
-      <w:hyperlink r:id="rId13" w:history="1">
+      <w:hyperlink r:id="rId14" w:history="1">
         <w:r>
           <w:rPr>
             <w:rStyle w:val="Hyperlink"/>
@@ -900,6 +1016,287 @@
     </w:sectPr>
   </w:body>
 </w:document>
+</file>
+
+<file path=word/numbering.xml><?xml version="1.0" encoding="utf-8"?>
+<w:numbering xmlns:wpc="http://schemas.microsoft.com/office/word/2010/wordprocessingCanvas" xmlns:cx="http://schemas.microsoft.com/office/drawing/2014/chartex" xmlns:cx1="http://schemas.microsoft.com/office/drawing/2015/9/8/chartex" xmlns:cx2="http://schemas.microsoft.com/office/drawing/2015/10/21/chartex" xmlns:cx3="http://schemas.microsoft.com/office/drawing/2016/5/9/chartex" xmlns:cx4="http://schemas.microsoft.com/office/drawing/2016/5/10/chartex" xmlns:cx5="http://schemas.microsoft.com/office/drawing/2016/5/11/chartex" xmlns:cx6="http://schemas.microsoft.com/office/drawing/2016/5/12/chartex" xmlns:cx7="http://schemas.microsoft.com/office/drawing/2016/5/13/chartex" xmlns:cx8="http://schemas.microsoft.com/office/drawing/2016/5/14/chartex" xmlns:mc="http://schemas.openxmlformats.org/markup-compatibility/2006" xmlns:aink="http://schemas.microsoft.com/office/drawing/2016/ink" xmlns:am3d="http://schemas.microsoft.com/office/drawing/2017/model3d" xmlns:o="urn:schemas-microsoft-com:office:office" xmlns:oel="http://schemas.microsoft.com/office/2019/extlst" xmlns:r="http://schemas.openxmlformats.org/officeDocument/2006/relationships" xmlns:m="http://schemas.openxmlformats.org/officeDocument/2006/math" xmlns:v="urn:schemas-microsoft-com:vml" xmlns:wp14="http://schemas.microsoft.com/office/word/2010/wordprocessingDrawing" xmlns:wp="http://schemas.openxmlformats.org/drawingml/2006/wordprocessingDrawing" xmlns:w10="urn:schemas-microsoft-com:office:word" xmlns:w="http://schemas.openxmlformats.org/wordprocessingml/2006/main" xmlns:w14="http://schemas.microsoft.com/office/word/2010/wordml" xmlns:w15="http://schemas.microsoft.com/office/word/2012/wordml" xmlns:w16cex="http://schemas.microsoft.com/office/word/2018/wordml/cex" xmlns:w16cid="http://schemas.microsoft.com/office/word/2016/wordml/cid" xmlns:w16="http://schemas.microsoft.com/office/word/2018/wordml" xmlns:w16du="http://schemas.microsoft.com/office/word/2023/wordml/word16du" xmlns:w16sdtdh="http://schemas.microsoft.com/office/word/2020/wordml/sdtdatahash" xmlns:w16sdtfl="http://schemas.microsoft.com/office/word/2024/wordml/sdtformatlock" xmlns:w16se="http://schemas.microsoft.com/office/word/2015/wordml/symex" xmlns:wpg="http://schemas.microsoft.com/office/word/2010/wordprocessingGroup" xmlns:wpi="http://schemas.microsoft.com/office/word/2010/wordprocessingInk" xmlns:wne="http://schemas.microsoft.com/office/word/2006/wordml" xmlns:wps="http://schemas.microsoft.com/office/word/2010/wordprocessingShape" mc:Ignorable="w14 w15 w16se w16cid w16 w16cex w16sdtdh w16sdtfl w16du wp14">
+  <w:abstractNum w:abstractNumId="0" w15:restartNumberingAfterBreak="0">
+    <w:nsid w:val="016812CF"/>
+    <w:multiLevelType w:val="hybridMultilevel"/>
+    <w:tmpl w:val="70F6F82C"/>
+    <w:lvl w:ilvl="0" w:tplc="0809000F">
+      <w:start w:val="1"/>
+      <w:numFmt w:val="decimal"/>
+      <w:lvlText w:val="%1."/>
+      <w:lvlJc w:val="left"/>
+      <w:pPr>
+        <w:ind w:left="720" w:hanging="360"/>
+      </w:pPr>
+      <w:rPr>
+        <w:rFonts w:hint="default"/>
+      </w:rPr>
+    </w:lvl>
+    <w:lvl w:ilvl="1" w:tplc="08090019" w:tentative="1">
+      <w:start w:val="1"/>
+      <w:numFmt w:val="lowerLetter"/>
+      <w:lvlText w:val="%2."/>
+      <w:lvlJc w:val="left"/>
+      <w:pPr>
+        <w:ind w:left="1440" w:hanging="360"/>
+      </w:pPr>
+    </w:lvl>
+    <w:lvl w:ilvl="2" w:tplc="0809001B" w:tentative="1">
+      <w:start w:val="1"/>
+      <w:numFmt w:val="lowerRoman"/>
+      <w:lvlText w:val="%3."/>
+      <w:lvlJc w:val="right"/>
+      <w:pPr>
+        <w:ind w:left="2160" w:hanging="180"/>
+      </w:pPr>
+    </w:lvl>
+    <w:lvl w:ilvl="3" w:tplc="0809000F" w:tentative="1">
+      <w:start w:val="1"/>
+      <w:numFmt w:val="decimal"/>
+      <w:lvlText w:val="%4."/>
+      <w:lvlJc w:val="left"/>
+      <w:pPr>
+        <w:ind w:left="2880" w:hanging="360"/>
+      </w:pPr>
+    </w:lvl>
+    <w:lvl w:ilvl="4" w:tplc="08090019" w:tentative="1">
+      <w:start w:val="1"/>
+      <w:numFmt w:val="lowerLetter"/>
+      <w:lvlText w:val="%5."/>
+      <w:lvlJc w:val="left"/>
+      <w:pPr>
+        <w:ind w:left="3600" w:hanging="360"/>
+      </w:pPr>
+    </w:lvl>
+    <w:lvl w:ilvl="5" w:tplc="0809001B" w:tentative="1">
+      <w:start w:val="1"/>
+      <w:numFmt w:val="lowerRoman"/>
+      <w:lvlText w:val="%6."/>
+      <w:lvlJc w:val="right"/>
+      <w:pPr>
+        <w:ind w:left="4320" w:hanging="180"/>
+      </w:pPr>
+    </w:lvl>
+    <w:lvl w:ilvl="6" w:tplc="0809000F" w:tentative="1">
+      <w:start w:val="1"/>
+      <w:numFmt w:val="decimal"/>
+      <w:lvlText w:val="%7."/>
+      <w:lvlJc w:val="left"/>
+      <w:pPr>
+        <w:ind w:left="5040" w:hanging="360"/>
+      </w:pPr>
+    </w:lvl>
+    <w:lvl w:ilvl="7" w:tplc="08090019" w:tentative="1">
+      <w:start w:val="1"/>
+      <w:numFmt w:val="lowerLetter"/>
+      <w:lvlText w:val="%8."/>
+      <w:lvlJc w:val="left"/>
+      <w:pPr>
+        <w:ind w:left="5760" w:hanging="360"/>
+      </w:pPr>
+    </w:lvl>
+    <w:lvl w:ilvl="8" w:tplc="0809001B" w:tentative="1">
+      <w:start w:val="1"/>
+      <w:numFmt w:val="lowerRoman"/>
+      <w:lvlText w:val="%9."/>
+      <w:lvlJc w:val="right"/>
+      <w:pPr>
+        <w:ind w:left="6480" w:hanging="180"/>
+      </w:pPr>
+    </w:lvl>
+  </w:abstractNum>
+  <w:abstractNum w:abstractNumId="1" w15:restartNumberingAfterBreak="0">
+    <w:nsid w:val="0DC90F20"/>
+    <w:multiLevelType w:val="hybridMultilevel"/>
+    <w:tmpl w:val="1694A290"/>
+    <w:lvl w:ilvl="0" w:tplc="0809000F">
+      <w:start w:val="1"/>
+      <w:numFmt w:val="decimal"/>
+      <w:lvlText w:val="%1."/>
+      <w:lvlJc w:val="left"/>
+      <w:pPr>
+        <w:ind w:left="720" w:hanging="360"/>
+      </w:pPr>
+      <w:rPr>
+        <w:rFonts w:hint="default"/>
+      </w:rPr>
+    </w:lvl>
+    <w:lvl w:ilvl="1" w:tplc="08090019" w:tentative="1">
+      <w:start w:val="1"/>
+      <w:numFmt w:val="lowerLetter"/>
+      <w:lvlText w:val="%2."/>
+      <w:lvlJc w:val="left"/>
+      <w:pPr>
+        <w:ind w:left="1440" w:hanging="360"/>
+      </w:pPr>
+    </w:lvl>
+    <w:lvl w:ilvl="2" w:tplc="0809001B" w:tentative="1">
+      <w:start w:val="1"/>
+      <w:numFmt w:val="lowerRoman"/>
+      <w:lvlText w:val="%3."/>
+      <w:lvlJc w:val="right"/>
+      <w:pPr>
+        <w:ind w:left="2160" w:hanging="180"/>
+      </w:pPr>
+    </w:lvl>
+    <w:lvl w:ilvl="3" w:tplc="0809000F" w:tentative="1">
+      <w:start w:val="1"/>
+      <w:numFmt w:val="decimal"/>
+      <w:lvlText w:val="%4."/>
+      <w:lvlJc w:val="left"/>
+      <w:pPr>
+        <w:ind w:left="2880" w:hanging="360"/>
+      </w:pPr>
+    </w:lvl>
+    <w:lvl w:ilvl="4" w:tplc="08090019" w:tentative="1">
+      <w:start w:val="1"/>
+      <w:numFmt w:val="lowerLetter"/>
+      <w:lvlText w:val="%5."/>
+      <w:lvlJc w:val="left"/>
+      <w:pPr>
+        <w:ind w:left="3600" w:hanging="360"/>
+      </w:pPr>
+    </w:lvl>
+    <w:lvl w:ilvl="5" w:tplc="0809001B" w:tentative="1">
+      <w:start w:val="1"/>
+      <w:numFmt w:val="lowerRoman"/>
+      <w:lvlText w:val="%6."/>
+      <w:lvlJc w:val="right"/>
+      <w:pPr>
+        <w:ind w:left="4320" w:hanging="180"/>
+      </w:pPr>
+    </w:lvl>
+    <w:lvl w:ilvl="6" w:tplc="0809000F" w:tentative="1">
+      <w:start w:val="1"/>
+      <w:numFmt w:val="decimal"/>
+      <w:lvlText w:val="%7."/>
+      <w:lvlJc w:val="left"/>
+      <w:pPr>
+        <w:ind w:left="5040" w:hanging="360"/>
+      </w:pPr>
+    </w:lvl>
+    <w:lvl w:ilvl="7" w:tplc="08090019" w:tentative="1">
+      <w:start w:val="1"/>
+      <w:numFmt w:val="lowerLetter"/>
+      <w:lvlText w:val="%8."/>
+      <w:lvlJc w:val="left"/>
+      <w:pPr>
+        <w:ind w:left="5760" w:hanging="360"/>
+      </w:pPr>
+    </w:lvl>
+    <w:lvl w:ilvl="8" w:tplc="0809001B" w:tentative="1">
+      <w:start w:val="1"/>
+      <w:numFmt w:val="lowerRoman"/>
+      <w:lvlText w:val="%9."/>
+      <w:lvlJc w:val="right"/>
+      <w:pPr>
+        <w:ind w:left="6480" w:hanging="180"/>
+      </w:pPr>
+    </w:lvl>
+  </w:abstractNum>
+  <w:abstractNum w:abstractNumId="2" w15:restartNumberingAfterBreak="0">
+    <w:nsid w:val="183C5A45"/>
+    <w:multiLevelType w:val="hybridMultilevel"/>
+    <w:tmpl w:val="D78EDF24"/>
+    <w:lvl w:ilvl="0" w:tplc="0809000F">
+      <w:start w:val="1"/>
+      <w:numFmt w:val="decimal"/>
+      <w:lvlText w:val="%1."/>
+      <w:lvlJc w:val="left"/>
+      <w:pPr>
+        <w:ind w:left="720" w:hanging="360"/>
+      </w:pPr>
+      <w:rPr>
+        <w:rFonts w:hint="default"/>
+      </w:rPr>
+    </w:lvl>
+    <w:lvl w:ilvl="1" w:tplc="08090019" w:tentative="1">
+      <w:start w:val="1"/>
+      <w:numFmt w:val="lowerLetter"/>
+      <w:lvlText w:val="%2."/>
+      <w:lvlJc w:val="left"/>
+      <w:pPr>
+        <w:ind w:left="1440" w:hanging="360"/>
+      </w:pPr>
+    </w:lvl>
+    <w:lvl w:ilvl="2" w:tplc="0809001B" w:tentative="1">
+      <w:start w:val="1"/>
+      <w:numFmt w:val="lowerRoman"/>
+      <w:lvlText w:val="%3."/>
+      <w:lvlJc w:val="right"/>
+      <w:pPr>
+        <w:ind w:left="2160" w:hanging="180"/>
+      </w:pPr>
+    </w:lvl>
+    <w:lvl w:ilvl="3" w:tplc="0809000F" w:tentative="1">
+      <w:start w:val="1"/>
+      <w:numFmt w:val="decimal"/>
+      <w:lvlText w:val="%4."/>
+      <w:lvlJc w:val="left"/>
+      <w:pPr>
+        <w:ind w:left="2880" w:hanging="360"/>
+      </w:pPr>
+    </w:lvl>
+    <w:lvl w:ilvl="4" w:tplc="08090019" w:tentative="1">
+      <w:start w:val="1"/>
+      <w:numFmt w:val="lowerLetter"/>
+      <w:lvlText w:val="%5."/>
+      <w:lvlJc w:val="left"/>
+      <w:pPr>
+        <w:ind w:left="3600" w:hanging="360"/>
+      </w:pPr>
+    </w:lvl>
+    <w:lvl w:ilvl="5" w:tplc="0809001B" w:tentative="1">
+      <w:start w:val="1"/>
+      <w:numFmt w:val="lowerRoman"/>
+      <w:lvlText w:val="%6."/>
+      <w:lvlJc w:val="right"/>
+      <w:pPr>
+        <w:ind w:left="4320" w:hanging="180"/>
+      </w:pPr>
+    </w:lvl>
+    <w:lvl w:ilvl="6" w:tplc="0809000F" w:tentative="1">
+      <w:start w:val="1"/>
+      <w:numFmt w:val="decimal"/>
+      <w:lvlText w:val="%7."/>
+      <w:lvlJc w:val="left"/>
+      <w:pPr>
+        <w:ind w:left="5040" w:hanging="360"/>
+      </w:pPr>
+    </w:lvl>
+    <w:lvl w:ilvl="7" w:tplc="08090019" w:tentative="1">
+      <w:start w:val="1"/>
+      <w:numFmt w:val="lowerLetter"/>
+      <w:lvlText w:val="%8."/>
+      <w:lvlJc w:val="left"/>
+      <w:pPr>
+        <w:ind w:left="5760" w:hanging="360"/>
+      </w:pPr>
+    </w:lvl>
+    <w:lvl w:ilvl="8" w:tplc="0809001B" w:tentative="1">
+      <w:start w:val="1"/>
+      <w:numFmt w:val="lowerRoman"/>
+      <w:lvlText w:val="%9."/>
+      <w:lvlJc w:val="right"/>
+      <w:pPr>
+        <w:ind w:left="6480" w:hanging="180"/>
+      </w:pPr>
+    </w:lvl>
+  </w:abstractNum>
+  <w:num w:numId="1" w16cid:durableId="361126564">
+    <w:abstractNumId w:val="1"/>
+  </w:num>
+  <w:num w:numId="2" w16cid:durableId="940458149">
+    <w:abstractNumId w:val="0"/>
+  </w:num>
+  <w:num w:numId="3" w16cid:durableId="18898305">
+    <w:abstractNumId w:val="2"/>
+  </w:num>
+</w:numbering>
 </file>
 
 <file path=word/styles.xml><?xml version="1.0" encoding="utf-8"?>
@@ -1504,6 +1901,7 @@
   <w:style w:type="character" w:default="1" w:styleId="DefaultParagraphFont">
     <w:name w:val="Default Paragraph Font"/>
     <w:uiPriority w:val="1"/>
+    <w:semiHidden/>
     <w:unhideWhenUsed/>
   </w:style>
   <w:style w:type="table" w:default="1" w:styleId="TableNormal">

--- a/CS3IPDocuments/FYP Report 2.docx
+++ b/CS3IPDocuments/FYP Report 2.docx
@@ -493,7 +493,7 @@
       </w:pPr>
       <w:r>
         <w:lastRenderedPageBreak/>
-        <w:t>Ant agents must be rendered..</w:t>
+        <w:t>Ant agents must be rendered.</w:t>
       </w:r>
     </w:p>
     <w:p>
@@ -648,7 +648,13 @@
     </w:p>
     <w:p>
       <w:r>
-        <w:t xml:space="preserve">My main performance indicator for my simulation will be measured in frames per second (FPS) </w:t>
+        <w:t>My main performance indicator for my simulation will be measured in frames per second (FPS)</w:t>
+      </w:r>
+      <w:r>
+        <w:t xml:space="preserve">, even though this will not affect the performance of the code itself, it is important to keep FPS high to keep the simulation looking smooth, but will also mean the simulation will, on average, take less time to reach a desired state. Another benefit to having a high FPS would be how much easier it makes spotting bugs due to the focus on visualising the simulation. Therefore, it will be a non-functional requirement to ensure the simulation performs at a high frame rate, anything above </w:t>
+      </w:r>
+      <w:r>
+        <w:t xml:space="preserve">30FPS will be acceptable, but I will be aiming to have more than 60FPS. These numbers were chosen from my experience in gaming and are considered an industry standard for video games. </w:t>
       </w:r>
     </w:p>
     <w:p>
@@ -657,6 +663,335 @@
       </w:pPr>
       <w:r>
         <w:t>Prototyping</w:t>
+      </w:r>
+    </w:p>
+    <w:p>
+      <w:r>
+        <w:t>My initial prototype used Unity’s Game</w:t>
+      </w:r>
+      <w:r>
+        <w:t xml:space="preserve"> </w:t>
+      </w:r>
+      <w:r>
+        <w:t xml:space="preserve">Objects to create the ants, this approach let me focus on creating the artificial intelligence side of the simulation. </w:t>
+      </w:r>
+      <w:r>
+        <w:t>For the pheromones, I also used Game</w:t>
+      </w:r>
+      <w:r>
+        <w:t xml:space="preserve"> </w:t>
+      </w:r>
+      <w:r>
+        <w:t xml:space="preserve">Objects so that I could easily visualise the pheromones were being placed in the right places and they were evaporating correctly. However, </w:t>
+      </w:r>
+      <w:r>
+        <w:t>this approach also meant I had to use ray casting, a technique which shoots a straight, invisible line (ray) in a specified direction from a point to detect collisions with objects. Every update cycle</w:t>
+      </w:r>
+      <w:r>
+        <w:t>, every single ant agent would perform a ray cast in a ±45° cone from the centre of th</w:t>
+      </w:r>
+      <w:r>
+        <w:t>at</w:t>
+      </w:r>
+      <w:r>
+        <w:t xml:space="preserve"> ant</w:t>
+      </w:r>
+      <w:r>
+        <w:t xml:space="preserve"> agent with a radius of 2 units. The code would check for a food source, a colony, other ants and pheromones. This method is not very </w:t>
+      </w:r>
+      <w:r>
+        <w:lastRenderedPageBreak/>
+        <w:t>scalable and the performance of the simulation showed, achieving ~20FPS with 100 ant agents. This prototype taught me that I needed to reduce the number of Game</w:t>
+      </w:r>
+      <w:r>
+        <w:t xml:space="preserve"> </w:t>
+      </w:r>
+      <w:r>
+        <w:t xml:space="preserve">Objects, the two culprits of this performance loss are the ant agents and the pheromones. As such, I needed to figure out a </w:t>
+      </w:r>
+      <w:r>
+        <w:t xml:space="preserve">method that could still be as functional as the first prototype with room to be better, while also being more performant and scalable. </w:t>
+      </w:r>
+    </w:p>
+    <w:p>
+      <w:r>
+        <w:t xml:space="preserve">As I decided to use throwaway prototyping, I started again from scratch, but instead </w:t>
+      </w:r>
+      <w:r>
+        <w:t xml:space="preserve">of using Game Objects, I will make the ant agents entirely data-driven. A single agent will only know its position, rotation, the colony it belongs to and if it is carrying food. These agents will be invisible, so they will need to render a sprite – this lead me to meshes. Each ant agent is a data point with a quad mesh, the quad mesh was the simplest way to render the ants. </w:t>
+      </w:r>
+    </w:p>
+    <w:p>
+      <w:r>
+        <w:t>As for the pheromones, I decided to attempt a completely different method, I split the search space into a grid, ant agents would deposit the pheromones to the nearest cell of that grid. More pheromones would lead to a higher concentration, which is preferable for ACO as ants ‘</w:t>
+      </w:r>
+      <w:r>
+        <w:t>tend to follow paths where pheromone concentration is higher</w:t>
+      </w:r>
+      <w:r>
+        <w:t xml:space="preserve">’ </w:t>
+      </w:r>
+      <w:r>
+        <w:t xml:space="preserve">(Dorigo, </w:t>
+      </w:r>
+      <w:proofErr w:type="spellStart"/>
+      <w:r>
+        <w:t>Birattari</w:t>
+      </w:r>
+      <w:proofErr w:type="spellEnd"/>
+      <w:r>
+        <w:t xml:space="preserve"> and </w:t>
+      </w:r>
+      <w:proofErr w:type="spellStart"/>
+      <w:r>
+        <w:t>Stutzle</w:t>
+      </w:r>
+      <w:proofErr w:type="spellEnd"/>
+      <w:r>
+        <w:t>, 2006)</w:t>
+      </w:r>
+      <w:r>
+        <w:t>.</w:t>
+      </w:r>
+      <w:r>
+        <w:t xml:space="preserve"> This approach checks the pheromone concentration at 3 different angles: -30°, 0° and +30° of the ant agents current angle. </w:t>
+      </w:r>
+      <w:r>
+        <w:t>Whichever direction is the most concentrated, the ant agent will move in that direction, with some degree of randomness. The simulation still uses Game Objects for the food and the colony, but there will not be thousands of Game Objects updating per frame. Ray casting is</w:t>
+      </w:r>
+      <w:r>
+        <w:t xml:space="preserve"> currently not being used as the distance between the ant agent’s current position and either the food sources or the colony can be used instead, however, I do plan to reintroduce raytracing to detect walls when I implement them</w:t>
+      </w:r>
+      <w:r>
+        <w:t>.</w:t>
+      </w:r>
+      <w:r>
+        <w:t xml:space="preserve"> </w:t>
+      </w:r>
+      <w:r>
+        <w:t>T</w:t>
+      </w:r>
+      <w:r>
+        <w:t xml:space="preserve">his raytracing won’t be as intensive as the distances of the rays will not be as large, so the performance impact will not be as large as the previous prototype. </w:t>
+      </w:r>
+    </w:p>
+    <w:p>
+      <w:pPr>
+        <w:tabs>
+          <w:tab w:val="left" w:pos="8155"/>
+        </w:tabs>
+      </w:pPr>
+      <w:r>
+        <w:t>After creating this second prototype, there was no loss of functionality</w:t>
+      </w:r>
+      <w:r>
+        <w:t xml:space="preserve">, but the simulation was more scalable. The previous prototype simulated 100 ants, 1 colony and 1 food source (with additional Game Objects reserved using pooling for pheromones) achieved an average of 20FPS – lower than my 30FPS floor. In contrast, the second prototype simulated 1,000 ants, 1 colony and 1 food source, a total of 2 Game Objects achieved upwards of 100FPS, on average a 400% increase in performance. From this prototyping stage, I learned that I must reduce the number of Game Objects and ray casting, while ensuring any further modifications do not compromise on functionality. </w:t>
+      </w:r>
+    </w:p>
+    <w:p>
+      <w:pPr>
+        <w:tabs>
+          <w:tab w:val="left" w:pos="8155"/>
+        </w:tabs>
+        <w:rPr>
+          <w:b/>
+          <w:bCs/>
+          <w:i/>
+          <w:iCs/>
+        </w:rPr>
+      </w:pPr>
+      <w:r>
+        <w:t xml:space="preserve">Both prototypes did produce ant milling, as such I could assume they were accurate. </w:t>
+      </w:r>
+      <w:r>
+        <w:rPr>
+          <w:b/>
+          <w:bCs/>
+          <w:i/>
+          <w:iCs/>
+        </w:rPr>
+        <w:t>GET NEW FIGURE FOR ANT MILLING WITH PHEROMONE HIGHLIGHTS VIA UNITY GIZMOS.</w:t>
+      </w:r>
+    </w:p>
+    <w:p>
+      <w:pPr>
+        <w:tabs>
+          <w:tab w:val="left" w:pos="8155"/>
+        </w:tabs>
+      </w:pPr>
+      <w:r>
+        <w:t xml:space="preserve">However by moving to this second prototype, I had to retune all of the settings to fit this simulation, especially because the search space became larger, while the ant agents became smaller. </w:t>
+      </w:r>
+      <w:r>
+        <w:t>This meant that the ant agent’s speed, sense distance, pheromone drop rate and decay rate, and the randomness of the agents themselves all became incorrect. This took some time to complete but was a necessity in order to achieve a successful simulation.</w:t>
+      </w:r>
+    </w:p>
+    <w:p>
+      <w:pPr>
+        <w:pStyle w:val="Heading2"/>
+      </w:pPr>
+      <w:r>
+        <w:t>Simulation Development</w:t>
+      </w:r>
+    </w:p>
+    <w:p>
+      <w:r>
+        <w:t xml:space="preserve">After finishing the prototyping stage, the ant agents exhibited good </w:t>
+      </w:r>
+    </w:p>
+    <w:p>
+      <w:r>
+        <w:t xml:space="preserve">Jackson and </w:t>
+      </w:r>
+      <w:proofErr w:type="spellStart"/>
+      <w:r>
+        <w:t>Ratnieks</w:t>
+      </w:r>
+      <w:proofErr w:type="spellEnd"/>
+      <w:r>
+        <w:t>’ study in</w:t>
+      </w:r>
+      <w:r>
+        <w:t xml:space="preserve"> 2006</w:t>
+      </w:r>
+      <w:r>
+        <w:t xml:space="preserve"> suggests that an </w:t>
+      </w:r>
+      <w:r>
+        <w:t>ant ‘colony forms a trail when successful foragers deposit pheromone on their return to the nest’</w:t>
+      </w:r>
+      <w:r>
+        <w:t xml:space="preserve"> and that self-reinforcement of that trail is based on more ants using that trail. My current solution had the ant agents drop two kinds of </w:t>
+      </w:r>
+      <w:r>
+        <w:lastRenderedPageBreak/>
+        <w:t xml:space="preserve">pheromones, one when they were searching for food – represented when the Boolean value </w:t>
+      </w:r>
+      <w:proofErr w:type="spellStart"/>
+      <w:r>
+        <w:t>carryingFood</w:t>
+      </w:r>
+      <w:proofErr w:type="spellEnd"/>
+      <w:r>
+        <w:t xml:space="preserve"> is false, and another pheromone when they are returning to the colony – when </w:t>
+      </w:r>
+      <w:proofErr w:type="spellStart"/>
+      <w:r>
+        <w:t>carryingFood</w:t>
+      </w:r>
+      <w:proofErr w:type="spellEnd"/>
+      <w:r>
+        <w:t xml:space="preserve"> is true. This implementation is the opposite of what </w:t>
+      </w:r>
+      <w:r>
+        <w:t xml:space="preserve">Jackson and </w:t>
+      </w:r>
+      <w:proofErr w:type="spellStart"/>
+      <w:r>
+        <w:t>Ratnieks</w:t>
+      </w:r>
+      <w:proofErr w:type="spellEnd"/>
+      <w:r>
+        <w:t xml:space="preserve"> found. </w:t>
+      </w:r>
+      <w:r>
+        <w:rPr>
+          <w:noProof/>
+        </w:rPr>
+        <w:drawing>
+          <wp:anchor distT="0" distB="0" distL="114300" distR="114300" simplePos="0" relativeHeight="251658240" behindDoc="1" locked="0" layoutInCell="1" allowOverlap="1" wp14:anchorId="70ED147F" wp14:editId="4C86F043">
+            <wp:simplePos x="0" y="0"/>
+            <wp:positionH relativeFrom="column">
+              <wp:posOffset>2750003</wp:posOffset>
+            </wp:positionH>
+            <wp:positionV relativeFrom="paragraph">
+              <wp:posOffset>271070</wp:posOffset>
+            </wp:positionV>
+            <wp:extent cx="3066415" cy="2543810"/>
+            <wp:effectExtent l="0" t="0" r="635" b="8890"/>
+            <wp:wrapTight wrapText="bothSides">
+              <wp:wrapPolygon edited="0">
+                <wp:start x="0" y="0"/>
+                <wp:lineTo x="0" y="21514"/>
+                <wp:lineTo x="21470" y="21514"/>
+                <wp:lineTo x="21470" y="0"/>
+                <wp:lineTo x="0" y="0"/>
+              </wp:wrapPolygon>
+            </wp:wrapTight>
+            <wp:docPr id="881655283" name="Picture 1"/>
+            <wp:cNvGraphicFramePr>
+              <a:graphicFrameLocks xmlns:a="http://schemas.openxmlformats.org/drawingml/2006/main" noChangeAspect="1"/>
+            </wp:cNvGraphicFramePr>
+            <a:graphic xmlns:a="http://schemas.openxmlformats.org/drawingml/2006/main">
+              <a:graphicData uri="http://schemas.openxmlformats.org/drawingml/2006/picture">
+                <pic:pic xmlns:pic="http://schemas.openxmlformats.org/drawingml/2006/picture">
+                  <pic:nvPicPr>
+                    <pic:cNvPr id="881655283" name=""/>
+                    <pic:cNvPicPr/>
+                  </pic:nvPicPr>
+                  <pic:blipFill>
+                    <a:blip r:embed="rId6">
+                      <a:extLst>
+                        <a:ext uri="{28A0092B-C50C-407E-A947-70E740481C1C}">
+                          <a14:useLocalDpi xmlns:a14="http://schemas.microsoft.com/office/drawing/2010/main" val="0"/>
+                        </a:ext>
+                      </a:extLst>
+                    </a:blip>
+                    <a:stretch>
+                      <a:fillRect/>
+                    </a:stretch>
+                  </pic:blipFill>
+                  <pic:spPr>
+                    <a:xfrm>
+                      <a:off x="0" y="0"/>
+                      <a:ext cx="3066415" cy="2543810"/>
+                    </a:xfrm>
+                    <a:prstGeom prst="rect">
+                      <a:avLst/>
+                    </a:prstGeom>
+                  </pic:spPr>
+                </pic:pic>
+              </a:graphicData>
+            </a:graphic>
+            <wp14:sizeRelH relativeFrom="margin">
+              <wp14:pctWidth>0</wp14:pctWidth>
+            </wp14:sizeRelH>
+            <wp14:sizeRelV relativeFrom="margin">
+              <wp14:pctHeight>0</wp14:pctHeight>
+            </wp14:sizeRelV>
+          </wp:anchor>
+        </w:drawing>
+      </w:r>
+      <w:r>
+        <w:t xml:space="preserve">Considering this, I decided to update my code such that the ant agents follow the opposite trails. If the ant is heading towards the food source, then follow the trails of those ants that are returning from the food source. This change lead to a good balance of exploration and exploitation of the environment, movement was random while the ants were searching for food, but once </w:t>
+      </w:r>
+      <w:r>
+        <w:t xml:space="preserve">an ant agent found the food, nearby ants would follow the returning trail, until almost all of the ants join the trail. </w:t>
+      </w:r>
+    </w:p>
+    <w:p/>
+    <w:p>
+      <w:pPr>
+        <w:pStyle w:val="Heading2"/>
+      </w:pPr>
+      <w:r>
+        <w:t>Testing and Results</w:t>
+      </w:r>
+    </w:p>
+    <w:p>
+      <w:pPr>
+        <w:pStyle w:val="Heading2"/>
+      </w:pPr>
+      <w:r>
+        <w:t>Evaluation</w:t>
+      </w:r>
+    </w:p>
+    <w:p>
+      <w:pPr>
+        <w:pStyle w:val="Heading2"/>
+      </w:pPr>
+      <w:r>
+        <w:t>Conclusion</w:t>
       </w:r>
     </w:p>
     <w:p>
@@ -689,12 +1024,24 @@
       <w:r>
         <w:t xml:space="preserve"> 1(4), pp.28–39. </w:t>
       </w:r>
-      <w:hyperlink r:id="rId6" w:history="1">
+      <w:hyperlink r:id="rId7" w:history="1">
         <w:r>
           <w:rPr>
             <w:rStyle w:val="Hyperlink"/>
           </w:rPr>
-          <w:t>https://ieeexplore.ieee.org/document/4129846</w:t>
+          <w:t>https://ieeexplore.ieee.org/docum</w:t>
+        </w:r>
+        <w:r>
+          <w:rPr>
+            <w:rStyle w:val="Hyperlink"/>
+          </w:rPr>
+          <w:t>e</w:t>
+        </w:r>
+        <w:r>
+          <w:rPr>
+            <w:rStyle w:val="Hyperlink"/>
+          </w:rPr>
+          <w:t>nt/4129846</w:t>
         </w:r>
       </w:hyperlink>
       <w:r>
@@ -721,7 +1068,7 @@
       <w:r>
         <w:t xml:space="preserve"> </w:t>
       </w:r>
-      <w:hyperlink r:id="rId7" w:history="1">
+      <w:hyperlink r:id="rId8" w:history="1">
         <w:r>
           <w:rPr>
             <w:rStyle w:val="Hyperlink"/>
@@ -753,7 +1100,7 @@
       <w:r>
         <w:t xml:space="preserve"> </w:t>
       </w:r>
-      <w:hyperlink r:id="rId8" w:history="1">
+      <w:hyperlink r:id="rId9" w:history="1">
         <w:r>
           <w:rPr>
             <w:rStyle w:val="Hyperlink"/>
@@ -767,7 +1114,6 @@
     </w:p>
     <w:p>
       <w:r>
-        <w:lastRenderedPageBreak/>
         <w:t>Dahiya</w:t>
       </w:r>
       <w:r>
@@ -798,7 +1144,7 @@
       <w:r>
         <w:t xml:space="preserve">International Journal of Research. Available at: </w:t>
       </w:r>
-      <w:hyperlink r:id="rId9" w:history="1">
+      <w:hyperlink r:id="rId10" w:history="1">
         <w:r>
           <w:rPr>
             <w:rStyle w:val="Hyperlink"/>
@@ -842,7 +1188,7 @@
       <w:r>
         <w:t xml:space="preserve"> </w:t>
       </w:r>
-      <w:hyperlink r:id="rId10" w:history="1">
+      <w:hyperlink r:id="rId11" w:history="1">
         <w:r>
           <w:rPr>
             <w:rStyle w:val="Hyperlink"/>
@@ -856,6 +1202,7 @@
     </w:p>
     <w:p>
       <w:r>
+        <w:lastRenderedPageBreak/>
         <w:t>Delsuc, F. (2003). Army Ants Trapped by Their Evolutionary History. </w:t>
       </w:r>
       <w:r>
@@ -871,7 +1218,7 @@
       <w:r>
         <w:t xml:space="preserve"> </w:t>
       </w:r>
-      <w:hyperlink r:id="rId11" w:history="1">
+      <w:hyperlink r:id="rId12" w:history="1">
         <w:r>
           <w:rPr>
             <w:rStyle w:val="Hyperlink"/>
@@ -908,7 +1255,7 @@
       <w:r>
         <w:t xml:space="preserve"> Available at: </w:t>
       </w:r>
-      <w:hyperlink r:id="rId12" w:history="1">
+      <w:hyperlink r:id="rId13" w:history="1">
         <w:r>
           <w:rPr>
             <w:rStyle w:val="Hyperlink"/>
@@ -948,7 +1295,7 @@
       <w:r>
         <w:t xml:space="preserve"> </w:t>
       </w:r>
-      <w:hyperlink r:id="rId13" w:history="1">
+      <w:hyperlink r:id="rId14" w:history="1">
         <w:r>
           <w:rPr>
             <w:rStyle w:val="Hyperlink"/>
@@ -990,7 +1337,7 @@
       <w:r>
         <w:t xml:space="preserve">. Agile Manifesto. Available at: </w:t>
       </w:r>
-      <w:hyperlink r:id="rId14" w:history="1">
+      <w:hyperlink r:id="rId15" w:history="1">
         <w:r>
           <w:rPr>
             <w:rStyle w:val="Hyperlink"/>
@@ -1002,6 +1349,138 @@
         <w:t xml:space="preserve"> </w:t>
       </w:r>
     </w:p>
+    <w:p>
+      <w:r>
+        <w:t xml:space="preserve">Wendt, S., </w:t>
+      </w:r>
+      <w:proofErr w:type="spellStart"/>
+      <w:r>
+        <w:t>Kleinhoelting</w:t>
+      </w:r>
+      <w:proofErr w:type="spellEnd"/>
+      <w:r>
+        <w:t xml:space="preserve">, N. and </w:t>
+      </w:r>
+      <w:proofErr w:type="spellStart"/>
+      <w:r>
+        <w:t>Czaczkes</w:t>
+      </w:r>
+      <w:proofErr w:type="spellEnd"/>
+      <w:r>
+        <w:t>, T.J. (2020). Negative feedback: ants choose unoccupied over occupied food sources and lay more pheromone to them. </w:t>
+      </w:r>
+      <w:r>
+        <w:rPr>
+          <w:i/>
+          <w:iCs/>
+        </w:rPr>
+        <w:t>Journal of The Royal Society Interface</w:t>
+      </w:r>
+      <w:r>
+        <w:t xml:space="preserve">, 17(163), p.20190661. </w:t>
+      </w:r>
+      <w:proofErr w:type="spellStart"/>
+      <w:r>
+        <w:t>doi</w:t>
+      </w:r>
+      <w:proofErr w:type="spellEnd"/>
+      <w:r>
+        <w:t>:</w:t>
+      </w:r>
+      <w:r>
+        <w:t xml:space="preserve"> </w:t>
+      </w:r>
+      <w:hyperlink r:id="rId16" w:history="1">
+        <w:r>
+          <w:rPr>
+            <w:rStyle w:val="Hyperlink"/>
+          </w:rPr>
+          <w:t>https://doi.org/10.1098/rsif</w:t>
+        </w:r>
+        <w:r>
+          <w:rPr>
+            <w:rStyle w:val="Hyperlink"/>
+          </w:rPr>
+          <w:t>.</w:t>
+        </w:r>
+        <w:r>
+          <w:rPr>
+            <w:rStyle w:val="Hyperlink"/>
+          </w:rPr>
+          <w:t>2019.0661</w:t>
+        </w:r>
+      </w:hyperlink>
+      <w:r>
+        <w:t xml:space="preserve"> </w:t>
+      </w:r>
+    </w:p>
+    <w:p>
+      <w:r>
+        <w:t xml:space="preserve">‌ (Wendt, </w:t>
+      </w:r>
+      <w:proofErr w:type="spellStart"/>
+      <w:r>
+        <w:t>Kleinhoelting</w:t>
+      </w:r>
+      <w:proofErr w:type="spellEnd"/>
+      <w:r>
+        <w:t xml:space="preserve"> and </w:t>
+      </w:r>
+      <w:proofErr w:type="spellStart"/>
+      <w:r>
+        <w:t>Czaczkes</w:t>
+      </w:r>
+      <w:proofErr w:type="spellEnd"/>
+      <w:r>
+        <w:t>, 2020)</w:t>
+      </w:r>
+    </w:p>
+    <w:p>
+      <w:r>
+        <w:t xml:space="preserve">Jackson, D.E. and </w:t>
+      </w:r>
+      <w:proofErr w:type="spellStart"/>
+      <w:r>
+        <w:t>Ratnieks</w:t>
+      </w:r>
+      <w:proofErr w:type="spellEnd"/>
+      <w:r>
+        <w:t>, F.L.W. (2006). Communication in ants. </w:t>
+      </w:r>
+      <w:r>
+        <w:rPr>
+          <w:i/>
+          <w:iCs/>
+        </w:rPr>
+        <w:t>Current Biology</w:t>
+      </w:r>
+      <w:r>
+        <w:t xml:space="preserve">, 16(15), pp.R570–R574. </w:t>
+      </w:r>
+      <w:proofErr w:type="spellStart"/>
+      <w:r>
+        <w:t>doi</w:t>
+      </w:r>
+      <w:proofErr w:type="spellEnd"/>
+      <w:r>
+        <w:t>:</w:t>
+      </w:r>
+      <w:r>
+        <w:t xml:space="preserve"> </w:t>
+      </w:r>
+      <w:hyperlink r:id="rId17" w:history="1">
+        <w:r>
+          <w:rPr>
+            <w:rStyle w:val="Hyperlink"/>
+          </w:rPr>
+          <w:t>https://doi.org/10.1016/j.cub.2006.07.015</w:t>
+        </w:r>
+      </w:hyperlink>
+      <w:r>
+        <w:t xml:space="preserve"> </w:t>
+      </w:r>
+    </w:p>
+    <w:p/>
     <w:p>
       <w:r>
         <w:t>‌</w:t>
@@ -1901,7 +2380,6 @@
   <w:style w:type="character" w:default="1" w:styleId="DefaultParagraphFont">
     <w:name w:val="Default Paragraph Font"/>
     <w:uiPriority w:val="1"/>
-    <w:semiHidden/>
     <w:unhideWhenUsed/>
   </w:style>
   <w:style w:type="table" w:default="1" w:styleId="TableNormal">

--- a/CS3IPDocuments/FYP Report 2.docx
+++ b/CS3IPDocuments/FYP Report 2.docx
@@ -451,7 +451,13 @@
     </w:p>
     <w:p>
       <w:r>
-        <w:t>The reasons above are how I came to the conclusion that I needed to use Agile and throwaway prototyping. Waterfall is best practice when there is a concrete plan, extreme-programming is best practice when the project is test-driven. Due to my lack of experience using Unity, both of these methodologies are not best practice, however, later on during my project, some principles from either methodology might prove useful. It is for a similar reason that I cannot use evolutionary prototyping, I will inevitably make mistakes while learning how to use Unity, those mistakes should be addressed but learned from, the next attempt will be better.</w:t>
+        <w:t xml:space="preserve">The reasons above are how I came to the conclusion that I needed to use Agile and throwaway prototyping. Waterfall is best practice when there is a concrete plan, </w:t>
+      </w:r>
+      <w:r>
+        <w:t>extreme programming</w:t>
+      </w:r>
+      <w:r>
+        <w:t xml:space="preserve"> is best practice when the project is test-driven. Due to my lack of experience using Unity, both of these methodologies are not best practice, however, later on during my project, some principles from either methodology might prove useful. It is for a similar reason that I cannot use evolutionary prototyping, I will inevitably make mistakes while learning how to use Unity, those mistakes should be addressed but learned from, the next attempt will be better.</w:t>
       </w:r>
     </w:p>
     <w:p>
@@ -459,7 +465,13 @@
         <w:t>Tracking progress throughout the project will be invaluable, similar to choosing Agile and throwaway prototyping, choosing to use Kanban is natural. Both Gnatt charts and RAG reports require some prior knowledge</w:t>
       </w:r>
       <w:r>
-        <w:t>. I cannot give a time estimate for Gnatt charts because with a lack of experience, I cannot know if a task is simple or not. RAG reports also need a clear distinction between red, amber and green, some items might end up being miscategorised. Therefore, using Kanban is the simple choice, a Trello board can be setup with the required bins, as well as bins for researching and debugging. I can do the tasks in order of importance</w:t>
+        <w:t xml:space="preserve">. I cannot give a time estimate for Gnatt charts because with a lack of experience, I cannot know if a task is simple or not. RAG reports also need a clear distinction between </w:t>
+      </w:r>
+      <w:r>
+        <w:t>red, amber and green;</w:t>
+      </w:r>
+      <w:r>
+        <w:t xml:space="preserve"> some items might end up being miscategorised. Therefore, using Kanban is the simple choice, a Trello board can be setup with the required bins, as well as bins for researching and debugging. I can do the tasks in order of importance</w:t>
       </w:r>
       <w:r>
         <w:t>, which can be determined with my current knowledge.</w:t>
@@ -467,7 +479,13 @@
     </w:p>
     <w:p>
       <w:r>
-        <w:t>The first two months of the project (October-November) will be dedicated to researching how to use Unity and implementing basic ant agents, with little-to-no functionality. Once I am comfortable with the interface, I will move onto studying ACO such that by January, I will have ant agents that can collect food and return it to the colony autonomously. By the end of February I should have an almost complete simulation environment, so that in March and April I can focus on finding results for my research question.</w:t>
+        <w:t xml:space="preserve">The first two months of the project (October-November) will be dedicated to researching how to use Unity and implementing basic ant agents, with little-to-no functionality. Once I am comfortable with the interface, I will move onto studying ACO such that by January, I will have ant agents that can collect food and return it to the colony autonomously. By the end of </w:t>
+      </w:r>
+      <w:r>
+        <w:t>February,</w:t>
+      </w:r>
+      <w:r>
+        <w:t xml:space="preserve"> I should have an almost complete simulation environment, so that in March and April I can focus on finding results for my research question.</w:t>
       </w:r>
     </w:p>
     <w:p>
@@ -480,7 +498,13 @@
     </w:p>
     <w:p>
       <w:r>
-        <w:t>The primary objective of this project is to find an answer to the research question, to do so the system must meet the following functional requirements:</w:t>
+        <w:t xml:space="preserve">The primary objective of this project is to find an answer to the research </w:t>
+      </w:r>
+      <w:r>
+        <w:t>question;</w:t>
+      </w:r>
+      <w:r>
+        <w:t xml:space="preserve"> to do so the system must meet the following functional requirements:</w:t>
       </w:r>
     </w:p>
     <w:p>
@@ -517,7 +541,13 @@
         </w:numPr>
       </w:pPr>
       <w:r>
-        <w:t>Ant agents must follow pheromone trails, but must also have some degree of randomness to encourage exploration.</w:t>
+        <w:t xml:space="preserve">Ant agents must follow pheromone </w:t>
+      </w:r>
+      <w:r>
+        <w:t>trails but</w:t>
+      </w:r>
+      <w:r>
+        <w:t xml:space="preserve"> must also have some degree of randomness to encourage exploration.</w:t>
       </w:r>
     </w:p>
     <w:p>
@@ -588,7 +618,13 @@
         </w:numPr>
       </w:pPr>
       <w:r>
-        <w:t>If they are carrying food – if they are not then they are yet to reach the goal state.</w:t>
+        <w:t xml:space="preserve">If they are carrying food – if they are </w:t>
+      </w:r>
+      <w:r>
+        <w:t>not,</w:t>
+      </w:r>
+      <w:r>
+        <w:t xml:space="preserve"> then they are yet to reach the goal state.</w:t>
       </w:r>
     </w:p>
     <w:p>
@@ -634,7 +670,13 @@
     </w:p>
     <w:p>
       <w:r>
-        <w:t xml:space="preserve">This initial set of functionality will be enough for me to create a MVP and tune any and all parameters to better suit the simulation, one parameter to tune could be the pheromone evaporation rate. Scripts and algorithms will need to be designed around these requirements to correctly simulate the ant agents. These algorithms will be executed within Unity’s main loop, known as the Update function. This function is called </w:t>
+        <w:t xml:space="preserve">This initial set of </w:t>
+      </w:r>
+      <w:r>
+        <w:t>functionalities</w:t>
+      </w:r>
+      <w:r>
+        <w:t xml:space="preserve"> will be enough for me to create a MVP and tune any and all parameters to better suit the simulation, one parameter to tune could be the pheromone evaporation rate. Scripts and algorithms will need to be designed around these requirements to correctly simulate the ant agents. These algorithms will be executed within Unity’s main loop, known as the Update function. This function is called </w:t>
       </w:r>
       <w:r>
         <w:t xml:space="preserve">for </w:t>
@@ -701,7 +743,10 @@
       </w:r>
       <w:r>
         <w:lastRenderedPageBreak/>
-        <w:t>scalable and the performance of the simulation showed, achieving ~20FPS with 100 ant agents. This prototype taught me that I needed to reduce the number of Game</w:t>
+        <w:t>scalable,</w:t>
+      </w:r>
+      <w:r>
+        <w:t xml:space="preserve"> and the performance of the simulation showed, achieving ~20FPS with 100 ant agents. This prototype taught me that I needed to reduce the number of Game</w:t>
       </w:r>
       <w:r>
         <w:t xml:space="preserve"> </w:t>
@@ -718,7 +763,25 @@
         <w:t xml:space="preserve">As I decided to use throwaway prototyping, I started again from scratch, but instead </w:t>
       </w:r>
       <w:r>
-        <w:t xml:space="preserve">of using Game Objects, I will make the ant agents entirely data-driven. A single agent will only know its position, rotation, the colony it belongs to and if it is carrying food. These agents will be invisible, so they will need to render a sprite – this lead me to meshes. Each ant agent is a data point with a quad mesh, the quad mesh was the simplest way to render the ants. </w:t>
+        <w:t xml:space="preserve">of using Game Objects, I will make the ant agents entirely </w:t>
+      </w:r>
+      <w:r>
+        <w:t>data driven</w:t>
+      </w:r>
+      <w:r>
+        <w:t xml:space="preserve">. A single agent will only know its position, rotation, the colony it belongs to and if it is carrying food. These agents will be invisible, so they will need to render a sprite – this </w:t>
+      </w:r>
+      <w:r>
+        <w:t>led</w:t>
+      </w:r>
+      <w:r>
+        <w:t xml:space="preserve"> me to meshes. Each ant agent is a data point with a quad </w:t>
+      </w:r>
+      <w:r>
+        <w:t>mesh;</w:t>
+      </w:r>
+      <w:r>
+        <w:t xml:space="preserve"> the quad mesh was the simplest way to render the ants. </w:t>
       </w:r>
     </w:p>
     <w:p>
@@ -754,7 +817,13 @@
         <w:t>.</w:t>
       </w:r>
       <w:r>
-        <w:t xml:space="preserve"> This approach checks the pheromone concentration at 3 different angles: -30°, 0° and +30° of the ant agents current angle. </w:t>
+        <w:t xml:space="preserve"> This approach checks the pheromone concentration at 3 different angles: -30°, 0° and +30° of the ant </w:t>
+      </w:r>
+      <w:r>
+        <w:t>agent’s</w:t>
+      </w:r>
+      <w:r>
+        <w:t xml:space="preserve"> current angle. </w:t>
       </w:r>
       <w:r>
         <w:t>Whichever direction is the most concentrated, the ant agent will move in that direction, with some degree of randomness. The simulation still uses Game Objects for the food and the colony, but there will not be thousands of Game Objects updating per frame. Ray casting is</w:t>
@@ -801,123 +870,766 @@
         </w:rPr>
       </w:pPr>
       <w:r>
-        <w:t xml:space="preserve">Both prototypes did produce ant milling, as such I could assume they were accurate. </w:t>
-      </w:r>
-      <w:r>
         <w:rPr>
-          <w:b/>
-          <w:bCs/>
-          <w:i/>
-          <w:iCs/>
+          <w:noProof/>
         </w:rPr>
-        <w:t>GET NEW FIGURE FOR ANT MILLING WITH PHEROMONE HIGHLIGHTS VIA UNITY GIZMOS.</w:t>
-      </w:r>
-    </w:p>
-    <w:p>
-      <w:pPr>
-        <w:tabs>
-          <w:tab w:val="left" w:pos="8155"/>
-        </w:tabs>
-      </w:pPr>
-      <w:r>
-        <w:t xml:space="preserve">However by moving to this second prototype, I had to retune all of the settings to fit this simulation, especially because the search space became larger, while the ant agents became smaller. </w:t>
-      </w:r>
-      <w:r>
-        <w:t>This meant that the ant agent’s speed, sense distance, pheromone drop rate and decay rate, and the randomness of the agents themselves all became incorrect. This took some time to complete but was a necessity in order to achieve a successful simulation.</w:t>
-      </w:r>
-    </w:p>
-    <w:p>
-      <w:pPr>
-        <w:pStyle w:val="Heading2"/>
-      </w:pPr>
-      <w:r>
-        <w:t>Simulation Development</w:t>
-      </w:r>
-    </w:p>
-    <w:p>
-      <w:r>
-        <w:t xml:space="preserve">After finishing the prototyping stage, the ant agents exhibited good </w:t>
-      </w:r>
-    </w:p>
-    <w:p>
-      <w:r>
-        <w:t xml:space="preserve">Jackson and </w:t>
-      </w:r>
-      <w:proofErr w:type="spellStart"/>
-      <w:r>
-        <w:t>Ratnieks</w:t>
-      </w:r>
-      <w:proofErr w:type="spellEnd"/>
-      <w:r>
-        <w:t>’ study in</w:t>
-      </w:r>
-      <w:r>
-        <w:t xml:space="preserve"> 2006</w:t>
-      </w:r>
-      <w:r>
-        <w:t xml:space="preserve"> suggests that an </w:t>
-      </w:r>
-      <w:r>
-        <w:t>ant ‘colony forms a trail when successful foragers deposit pheromone on their return to the nest’</w:t>
-      </w:r>
-      <w:r>
-        <w:t xml:space="preserve"> and that self-reinforcement of that trail is based on more ants using that trail. My current solution had the ant agents drop two kinds of </w:t>
-      </w:r>
-      <w:r>
-        <w:lastRenderedPageBreak/>
-        <w:t xml:space="preserve">pheromones, one when they were searching for food – represented when the Boolean value </w:t>
-      </w:r>
-      <w:proofErr w:type="spellStart"/>
-      <w:r>
-        <w:t>carryingFood</w:t>
-      </w:r>
-      <w:proofErr w:type="spellEnd"/>
-      <w:r>
-        <w:t xml:space="preserve"> is false, and another pheromone when they are returning to the colony – when </w:t>
-      </w:r>
-      <w:proofErr w:type="spellStart"/>
-      <w:r>
-        <w:t>carryingFood</w:t>
-      </w:r>
-      <w:proofErr w:type="spellEnd"/>
-      <w:r>
-        <w:t xml:space="preserve"> is true. This implementation is the opposite of what </w:t>
-      </w:r>
-      <w:r>
-        <w:t xml:space="preserve">Jackson and </w:t>
-      </w:r>
-      <w:proofErr w:type="spellStart"/>
-      <w:r>
-        <w:t>Ratnieks</w:t>
-      </w:r>
-      <w:proofErr w:type="spellEnd"/>
-      <w:r>
-        <w:t xml:space="preserve"> found. </w:t>
+        <mc:AlternateContent>
+          <mc:Choice Requires="wps">
+            <w:drawing>
+              <wp:anchor distT="0" distB="0" distL="114300" distR="114300" simplePos="0" relativeHeight="251666432" behindDoc="0" locked="0" layoutInCell="1" allowOverlap="1" wp14:anchorId="300C414B" wp14:editId="2186AA51">
+                <wp:simplePos x="0" y="0"/>
+                <wp:positionH relativeFrom="column">
+                  <wp:posOffset>3769360</wp:posOffset>
+                </wp:positionH>
+                <wp:positionV relativeFrom="paragraph">
+                  <wp:posOffset>2327910</wp:posOffset>
+                </wp:positionV>
+                <wp:extent cx="1952625" cy="635"/>
+                <wp:effectExtent l="0" t="0" r="0" b="0"/>
+                <wp:wrapSquare wrapText="bothSides"/>
+                <wp:docPr id="91752014" name="Text Box 1"/>
+                <wp:cNvGraphicFramePr/>
+                <a:graphic xmlns:a="http://schemas.openxmlformats.org/drawingml/2006/main">
+                  <a:graphicData uri="http://schemas.microsoft.com/office/word/2010/wordprocessingShape">
+                    <wps:wsp>
+                      <wps:cNvSpPr txBox="1"/>
+                      <wps:spPr>
+                        <a:xfrm>
+                          <a:off x="0" y="0"/>
+                          <a:ext cx="1952625" cy="635"/>
+                        </a:xfrm>
+                        <a:prstGeom prst="rect">
+                          <a:avLst/>
+                        </a:prstGeom>
+                        <a:solidFill>
+                          <a:prstClr val="white"/>
+                        </a:solidFill>
+                        <a:ln>
+                          <a:noFill/>
+                        </a:ln>
+                      </wps:spPr>
+                      <wps:txbx>
+                        <w:txbxContent>
+                          <w:p>
+                            <w:pPr>
+                              <w:pStyle w:val="Caption"/>
+                              <w:rPr>
+                                <w:sz w:val="22"/>
+                                <w:szCs w:val="22"/>
+                              </w:rPr>
+                            </w:pPr>
+                            <w:r>
+                              <w:t xml:space="preserve">Figure </w:t>
+                            </w:r>
+                            <w:r>
+                              <w:fldChar w:fldCharType="begin"/>
+                            </w:r>
+                            <w:r>
+                              <w:instrText xml:space="preserve"> SEQ Figure \* ARABIC </w:instrText>
+                            </w:r>
+                            <w:r>
+                              <w:fldChar w:fldCharType="separate"/>
+                            </w:r>
+                            <w:r>
+                              <w:rPr>
+                                <w:noProof/>
+                              </w:rPr>
+                              <w:t>1</w:t>
+                            </w:r>
+                            <w:r>
+                              <w:fldChar w:fldCharType="end"/>
+                            </w:r>
+                            <w:r>
+                              <w:t>. Ant milling in the simulation</w:t>
+                            </w:r>
+                          </w:p>
+                        </w:txbxContent>
+                      </wps:txbx>
+                      <wps:bodyPr rot="0" spcFirstLastPara="0" vertOverflow="overflow" horzOverflow="overflow" vert="horz" wrap="square" lIns="0" tIns="0" rIns="0" bIns="0" numCol="1" spcCol="0" rtlCol="0" fromWordArt="0" anchor="t" anchorCtr="0" forceAA="0" compatLnSpc="1">
+                        <a:prstTxWarp prst="textNoShape">
+                          <a:avLst/>
+                        </a:prstTxWarp>
+                        <a:spAutoFit/>
+                      </wps:bodyPr>
+                    </wps:wsp>
+                  </a:graphicData>
+                </a:graphic>
+              </wp:anchor>
+            </w:drawing>
+          </mc:Choice>
+          <mc:Fallback>
+            <w:pict>
+              <v:shapetype w14:anchorId="300C414B" id="_x0000_t202" coordsize="21600,21600" o:spt="202" path="m,l,21600r21600,l21600,xe">
+                <v:stroke joinstyle="miter"/>
+                <v:path gradientshapeok="t" o:connecttype="rect"/>
+              </v:shapetype>
+              <v:shape id="Text Box 1" o:spid="_x0000_s1026" type="#_x0000_t202" style="position:absolute;margin-left:296.8pt;margin-top:183.3pt;width:153.75pt;height:.05pt;z-index:251666432;visibility:visible;mso-wrap-style:square;mso-wrap-distance-left:9pt;mso-wrap-distance-top:0;mso-wrap-distance-right:9pt;mso-wrap-distance-bottom:0;mso-position-horizontal:absolute;mso-position-horizontal-relative:text;mso-position-vertical:absolute;mso-position-vertical-relative:text;v-text-anchor:top" o:gfxdata="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" stroked="f">
+                <v:textbox style="mso-fit-shape-to-text:t" inset="0,0,0,0">
+                  <w:txbxContent>
+                    <w:p>
+                      <w:pPr>
+                        <w:pStyle w:val="Caption"/>
+                        <w:rPr>
+                          <w:sz w:val="22"/>
+                          <w:szCs w:val="22"/>
+                        </w:rPr>
+                      </w:pPr>
+                      <w:r>
+                        <w:t xml:space="preserve">Figure </w:t>
+                      </w:r>
+                      <w:r>
+                        <w:fldChar w:fldCharType="begin"/>
+                      </w:r>
+                      <w:r>
+                        <w:instrText xml:space="preserve"> SEQ Figure \* ARABIC </w:instrText>
+                      </w:r>
+                      <w:r>
+                        <w:fldChar w:fldCharType="separate"/>
+                      </w:r>
+                      <w:r>
+                        <w:rPr>
+                          <w:noProof/>
+                        </w:rPr>
+                        <w:t>1</w:t>
+                      </w:r>
+                      <w:r>
+                        <w:fldChar w:fldCharType="end"/>
+                      </w:r>
+                      <w:r>
+                        <w:t>. Ant milling in the simulation</w:t>
+                      </w:r>
+                    </w:p>
+                  </w:txbxContent>
+                </v:textbox>
+                <w10:wrap type="square"/>
+              </v:shape>
+            </w:pict>
+          </mc:Fallback>
+        </mc:AlternateContent>
       </w:r>
       <w:r>
         <w:rPr>
           <w:noProof/>
         </w:rPr>
         <w:drawing>
-          <wp:anchor distT="0" distB="0" distL="114300" distR="114300" simplePos="0" relativeHeight="251658240" behindDoc="1" locked="0" layoutInCell="1" allowOverlap="1" wp14:anchorId="70ED147F" wp14:editId="4C86F043">
+          <wp:anchor distT="0" distB="0" distL="114300" distR="114300" simplePos="0" relativeHeight="251664384" behindDoc="0" locked="0" layoutInCell="1" allowOverlap="1" wp14:anchorId="714D85BB" wp14:editId="3ACC94F4">
             <wp:simplePos x="0" y="0"/>
-            <wp:positionH relativeFrom="column">
-              <wp:posOffset>2750003</wp:posOffset>
+            <wp:positionH relativeFrom="margin">
+              <wp:align>right</wp:align>
             </wp:positionH>
             <wp:positionV relativeFrom="paragraph">
-              <wp:posOffset>271070</wp:posOffset>
+              <wp:posOffset>3810</wp:posOffset>
+            </wp:positionV>
+            <wp:extent cx="1952625" cy="2266950"/>
+            <wp:effectExtent l="0" t="0" r="9525" b="0"/>
+            <wp:wrapSquare wrapText="bothSides"/>
+            <wp:docPr id="490947374" name="Picture 1"/>
+            <wp:cNvGraphicFramePr>
+              <a:graphicFrameLocks xmlns:a="http://schemas.openxmlformats.org/drawingml/2006/main" noChangeAspect="1"/>
+            </wp:cNvGraphicFramePr>
+            <a:graphic xmlns:a="http://schemas.openxmlformats.org/drawingml/2006/main">
+              <a:graphicData uri="http://schemas.openxmlformats.org/drawingml/2006/picture">
+                <pic:pic xmlns:pic="http://schemas.openxmlformats.org/drawingml/2006/picture">
+                  <pic:nvPicPr>
+                    <pic:cNvPr id="490947374" name=""/>
+                    <pic:cNvPicPr/>
+                  </pic:nvPicPr>
+                  <pic:blipFill>
+                    <a:blip r:embed="rId6">
+                      <a:extLst>
+                        <a:ext uri="{28A0092B-C50C-407E-A947-70E740481C1C}">
+                          <a14:useLocalDpi xmlns:a14="http://schemas.microsoft.com/office/drawing/2010/main" val="0"/>
+                        </a:ext>
+                      </a:extLst>
+                    </a:blip>
+                    <a:stretch>
+                      <a:fillRect/>
+                    </a:stretch>
+                  </pic:blipFill>
+                  <pic:spPr>
+                    <a:xfrm>
+                      <a:off x="0" y="0"/>
+                      <a:ext cx="1952625" cy="2266950"/>
+                    </a:xfrm>
+                    <a:prstGeom prst="rect">
+                      <a:avLst/>
+                    </a:prstGeom>
+                  </pic:spPr>
+                </pic:pic>
+              </a:graphicData>
+            </a:graphic>
+          </wp:anchor>
+        </w:drawing>
+      </w:r>
+      <w:r>
+        <w:t>Both prototypes did produce ant milling, as such I could assume they were accurate</w:t>
+      </w:r>
+      <w:r>
+        <w:t xml:space="preserve">, shown in Figure 1. These ant agents are stuck going round in circles as their pheromone trails keep reinforcing the roundabout motion. </w:t>
+      </w:r>
+      <w:r>
+        <w:t>Soon after the ant agents managed to free themselves from the milling, usually this happens when an external ant agent creates a new pheromone trail, or the randomness within the simulation causes them to break free.</w:t>
+      </w:r>
+    </w:p>
+    <w:p>
+      <w:pPr>
+        <w:tabs>
+          <w:tab w:val="left" w:pos="8155"/>
+        </w:tabs>
+      </w:pPr>
+      <w:r>
+        <w:t>However,</w:t>
+      </w:r>
+      <w:r>
+        <w:t xml:space="preserve"> by moving to this second prototype, I had to retune all of the settings to fit this simulation, especially because the search space became larger, while the ant agents became smaller. </w:t>
+      </w:r>
+      <w:r>
+        <w:t xml:space="preserve">This meant that the ant agent’s speed, sense distance, pheromone drop rate and decay rate, and the randomness of the agents themselves all became </w:t>
+      </w:r>
+      <w:r>
+        <w:lastRenderedPageBreak/>
+        <w:t>incorrect. This took some time to complete but was a necessity in order to achieve a successful simulation.</w:t>
+      </w:r>
+    </w:p>
+    <w:p>
+      <w:pPr>
+        <w:pStyle w:val="Heading2"/>
+      </w:pPr>
+      <w:r>
+        <w:t>Simulation Development</w:t>
+      </w:r>
+    </w:p>
+    <w:p>
+      <w:r>
+        <w:t xml:space="preserve">After finishing the prototyping stage, the </w:t>
+      </w:r>
+      <w:r>
+        <w:t xml:space="preserve">simulation looked promising. Ant agents could move around the search space, follow trails and locate food, whilst also being able to return home. The next step was to introduce walls, rather than the ant agents being allowed to move freely, they should be confined, which would allow me to create unique environments where I can test what complexities most affect problem-solving efficiencies. Putting walls into the simulation was easy, Unity has a </w:t>
+      </w:r>
+      <w:proofErr w:type="spellStart"/>
+      <w:r>
+        <w:t>Tilemap</w:t>
+      </w:r>
+      <w:proofErr w:type="spellEnd"/>
+      <w:r>
+        <w:t xml:space="preserve"> system</w:t>
+      </w:r>
+      <w:r>
+        <w:t xml:space="preserve">, where you can place a tile from a </w:t>
+      </w:r>
+      <w:proofErr w:type="spellStart"/>
+      <w:r>
+        <w:t>tileset</w:t>
+      </w:r>
+      <w:proofErr w:type="spellEnd"/>
+      <w:r>
+        <w:t xml:space="preserve"> onto a 2D grid. Typically, with Game Objects the walls would act as walls, but since my ant agents are data points, I must create this functionality myself. As mentioned earlier, ray casting is the easiest method to create the functionality I need. </w:t>
+      </w:r>
+    </w:p>
+    <w:p>
+      <w:r>
+        <w:rPr>
+          <w:noProof/>
+        </w:rPr>
+        <mc:AlternateContent>
+          <mc:Choice Requires="wps">
+            <w:drawing>
+              <wp:anchor distT="0" distB="0" distL="114300" distR="114300" simplePos="0" relativeHeight="251661312" behindDoc="0" locked="0" layoutInCell="1" allowOverlap="1" wp14:anchorId="6A161FA2" wp14:editId="17DF85D7">
+                <wp:simplePos x="0" y="0"/>
+                <wp:positionH relativeFrom="column">
+                  <wp:posOffset>2664460</wp:posOffset>
+                </wp:positionH>
+                <wp:positionV relativeFrom="paragraph">
+                  <wp:posOffset>2840990</wp:posOffset>
+                </wp:positionV>
+                <wp:extent cx="3058795" cy="635"/>
+                <wp:effectExtent l="0" t="0" r="0" b="0"/>
+                <wp:wrapSquare wrapText="bothSides"/>
+                <wp:docPr id="857179818" name="Text Box 1"/>
+                <wp:cNvGraphicFramePr/>
+                <a:graphic xmlns:a="http://schemas.openxmlformats.org/drawingml/2006/main">
+                  <a:graphicData uri="http://schemas.microsoft.com/office/word/2010/wordprocessingShape">
+                    <wps:wsp>
+                      <wps:cNvSpPr txBox="1"/>
+                      <wps:spPr>
+                        <a:xfrm>
+                          <a:off x="0" y="0"/>
+                          <a:ext cx="3058795" cy="635"/>
+                        </a:xfrm>
+                        <a:prstGeom prst="rect">
+                          <a:avLst/>
+                        </a:prstGeom>
+                        <a:solidFill>
+                          <a:prstClr val="white"/>
+                        </a:solidFill>
+                        <a:ln>
+                          <a:noFill/>
+                        </a:ln>
+                      </wps:spPr>
+                      <wps:txbx>
+                        <w:txbxContent>
+                          <w:p>
+                            <w:pPr>
+                              <w:pStyle w:val="Caption"/>
+                              <w:rPr>
+                                <w:noProof/>
+                                <w:sz w:val="22"/>
+                                <w:szCs w:val="22"/>
+                              </w:rPr>
+                            </w:pPr>
+                            <w:r>
+                              <w:t xml:space="preserve">Figure </w:t>
+                            </w:r>
+                            <w:r>
+                              <w:fldChar w:fldCharType="begin"/>
+                            </w:r>
+                            <w:r>
+                              <w:instrText xml:space="preserve"> SEQ Figure \* ARABIC </w:instrText>
+                            </w:r>
+                            <w:r>
+                              <w:fldChar w:fldCharType="separate"/>
+                            </w:r>
+                            <w:r>
+                              <w:rPr>
+                                <w:noProof/>
+                              </w:rPr>
+                              <w:t>2</w:t>
+                            </w:r>
+                            <w:r>
+                              <w:fldChar w:fldCharType="end"/>
+                            </w:r>
+                            <w:r>
+                              <w:t>. Ant agents sometimes moving through walls. The bottom left circle is the nest and the two circles on the right are food sources.</w:t>
+                            </w:r>
+                          </w:p>
+                        </w:txbxContent>
+                      </wps:txbx>
+                      <wps:bodyPr rot="0" spcFirstLastPara="0" vertOverflow="overflow" horzOverflow="overflow" vert="horz" wrap="square" lIns="0" tIns="0" rIns="0" bIns="0" numCol="1" spcCol="0" rtlCol="0" fromWordArt="0" anchor="t" anchorCtr="0" forceAA="0" compatLnSpc="1">
+                        <a:prstTxWarp prst="textNoShape">
+                          <a:avLst/>
+                        </a:prstTxWarp>
+                        <a:spAutoFit/>
+                      </wps:bodyPr>
+                    </wps:wsp>
+                  </a:graphicData>
+                </a:graphic>
+              </wp:anchor>
+            </w:drawing>
+          </mc:Choice>
+          <mc:Fallback>
+            <w:pict>
+              <v:shape w14:anchorId="6A161FA2" id="_x0000_s1027" type="#_x0000_t202" style="position:absolute;margin-left:209.8pt;margin-top:223.7pt;width:240.85pt;height:.05pt;z-index:251661312;visibility:visible;mso-wrap-style:square;mso-wrap-distance-left:9pt;mso-wrap-distance-top:0;mso-wrap-distance-right:9pt;mso-wrap-distance-bottom:0;mso-position-horizontal:absolute;mso-position-horizontal-relative:text;mso-position-vertical:absolute;mso-position-vertical-relative:text;v-text-anchor:top" o:gfxdata="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" stroked="f">
+                <v:textbox style="mso-fit-shape-to-text:t" inset="0,0,0,0">
+                  <w:txbxContent>
+                    <w:p>
+                      <w:pPr>
+                        <w:pStyle w:val="Caption"/>
+                        <w:rPr>
+                          <w:noProof/>
+                          <w:sz w:val="22"/>
+                          <w:szCs w:val="22"/>
+                        </w:rPr>
+                      </w:pPr>
+                      <w:r>
+                        <w:t xml:space="preserve">Figure </w:t>
+                      </w:r>
+                      <w:r>
+                        <w:fldChar w:fldCharType="begin"/>
+                      </w:r>
+                      <w:r>
+                        <w:instrText xml:space="preserve"> SEQ Figure \* ARABIC </w:instrText>
+                      </w:r>
+                      <w:r>
+                        <w:fldChar w:fldCharType="separate"/>
+                      </w:r>
+                      <w:r>
+                        <w:rPr>
+                          <w:noProof/>
+                        </w:rPr>
+                        <w:t>2</w:t>
+                      </w:r>
+                      <w:r>
+                        <w:fldChar w:fldCharType="end"/>
+                      </w:r>
+                      <w:r>
+                        <w:t>. Ant agents sometimes moving through walls. The bottom left circle is the nest and the two circles on the right are food sources.</w:t>
+                      </w:r>
+                    </w:p>
+                  </w:txbxContent>
+                </v:textbox>
+                <w10:wrap type="square"/>
+              </v:shape>
+            </w:pict>
+          </mc:Fallback>
+        </mc:AlternateContent>
+      </w:r>
+      <w:r>
+        <w:rPr>
+          <w:noProof/>
+        </w:rPr>
+        <w:drawing>
+          <wp:anchor distT="0" distB="0" distL="114300" distR="114300" simplePos="0" relativeHeight="251659264" behindDoc="1" locked="0" layoutInCell="1" allowOverlap="1" wp14:anchorId="567C9DA1" wp14:editId="5E1C0F95">
+            <wp:simplePos x="0" y="0"/>
+            <wp:positionH relativeFrom="margin">
+              <wp:align>right</wp:align>
+            </wp:positionH>
+            <wp:positionV relativeFrom="paragraph">
+              <wp:posOffset>432435</wp:posOffset>
+            </wp:positionV>
+            <wp:extent cx="3058795" cy="2351405"/>
+            <wp:effectExtent l="0" t="0" r="8255" b="0"/>
+            <wp:wrapSquare wrapText="bothSides"/>
+            <wp:docPr id="1632563500" name="Picture 5"/>
+            <wp:cNvGraphicFramePr>
+              <a:graphicFrameLocks xmlns:a="http://schemas.openxmlformats.org/drawingml/2006/main" noChangeAspect="1"/>
+            </wp:cNvGraphicFramePr>
+            <a:graphic xmlns:a="http://schemas.openxmlformats.org/drawingml/2006/main">
+              <a:graphicData uri="http://schemas.openxmlformats.org/drawingml/2006/picture">
+                <pic:pic xmlns:pic="http://schemas.openxmlformats.org/drawingml/2006/picture">
+                  <pic:nvPicPr>
+                    <pic:cNvPr id="0" name="Picture 18"/>
+                    <pic:cNvPicPr>
+                      <a:picLocks noChangeAspect="1" noChangeArrowheads="1"/>
+                    </pic:cNvPicPr>
+                  </pic:nvPicPr>
+                  <pic:blipFill>
+                    <a:blip r:embed="rId7" cstate="print">
+                      <a:extLst>
+                        <a:ext uri="{28A0092B-C50C-407E-A947-70E740481C1C}">
+                          <a14:useLocalDpi xmlns:a14="http://schemas.microsoft.com/office/drawing/2010/main" val="0"/>
+                        </a:ext>
+                      </a:extLst>
+                    </a:blip>
+                    <a:srcRect/>
+                    <a:stretch>
+                      <a:fillRect/>
+                    </a:stretch>
+                  </pic:blipFill>
+                  <pic:spPr bwMode="auto">
+                    <a:xfrm>
+                      <a:off x="0" y="0"/>
+                      <a:ext cx="3058795" cy="2351405"/>
+                    </a:xfrm>
+                    <a:prstGeom prst="rect">
+                      <a:avLst/>
+                    </a:prstGeom>
+                    <a:noFill/>
+                    <a:ln>
+                      <a:noFill/>
+                    </a:ln>
+                  </pic:spPr>
+                </pic:pic>
+              </a:graphicData>
+            </a:graphic>
+            <wp14:sizeRelH relativeFrom="margin">
+              <wp14:pctWidth>0</wp14:pctWidth>
+            </wp14:sizeRelH>
+            <wp14:sizeRelV relativeFrom="margin">
+              <wp14:pctHeight>0</wp14:pctHeight>
+            </wp14:sizeRelV>
+          </wp:anchor>
+        </w:drawing>
+      </w:r>
+      <w:r>
+        <w:t xml:space="preserve">The </w:t>
+      </w:r>
+      <w:proofErr w:type="spellStart"/>
+      <w:r>
+        <w:rPr>
+          <w:rFonts w:ascii="Cascadia Code Light" w:hAnsi="Cascadia Code Light"/>
+        </w:rPr>
+        <w:t>ObstacleAhead</w:t>
+      </w:r>
+      <w:proofErr w:type="spellEnd"/>
+      <w:r>
+        <w:rPr>
+          <w:rFonts w:ascii="Cascadia Code Light" w:hAnsi="Cascadia Code Light"/>
+        </w:rPr>
+        <w:t>(Ant ant)</w:t>
+      </w:r>
+      <w:r>
+        <w:t xml:space="preserve"> </w:t>
+      </w:r>
+      <w:r>
+        <w:t>function</w:t>
+      </w:r>
+      <w:r>
+        <w:t xml:space="preserve"> works by calculating </w:t>
+      </w:r>
+      <w:r>
+        <w:t>the</w:t>
+      </w:r>
+      <w:r>
+        <w:t xml:space="preserve"> unit direction</w:t>
+      </w:r>
+      <w:r>
+        <w:t xml:space="preserve"> the ant agent was moving in,</w:t>
+      </w:r>
+      <w:r>
+        <w:t xml:space="preserve"> then a ray cast would be used to determine if there was an obstacle ahead, obstacles are the umbrella term I will be using for impassable terrain, such as walls, rocks, boulders. If there was an obstacle ahead, the ant would move towards the colony, which I had intended to replace with turning left or right.  </w:t>
+      </w:r>
+    </w:p>
+    <w:p>
+      <w:r>
+        <w:t xml:space="preserve"> Upon completing this code, the ant agents seemed to be staying within the walls effectively. But upon closer inspection of Figure </w:t>
+      </w:r>
+      <w:r>
+        <w:t>1</w:t>
+      </w:r>
+      <w:r>
+        <w:t xml:space="preserve">, I noticed that sometimes the ants were clipping through the walls. </w:t>
+      </w:r>
+      <w:r>
+        <w:t xml:space="preserve">At first, I couldn’t determine what had caused this bug, I thought it was due to too low of an </w:t>
+      </w:r>
+      <w:proofErr w:type="spellStart"/>
+      <w:r>
+        <w:t>obstacleAvoidanceDistance</w:t>
+      </w:r>
+      <w:proofErr w:type="spellEnd"/>
+      <w:r>
+        <w:t xml:space="preserve">, so I kept increasing it but to no avail. </w:t>
+      </w:r>
+    </w:p>
+    <w:p>
+      <w:r>
+        <w:t xml:space="preserve">I decided to redo the </w:t>
+      </w:r>
+      <w:proofErr w:type="spellStart"/>
+      <w:r>
+        <w:rPr>
+          <w:rFonts w:ascii="Cascadia Code Light" w:hAnsi="Cascadia Code Light"/>
+        </w:rPr>
+        <w:t>ObstacleAhead</w:t>
+      </w:r>
+      <w:proofErr w:type="spellEnd"/>
+      <w:r>
+        <w:rPr>
+          <w:rFonts w:ascii="Cascadia Code Light" w:hAnsi="Cascadia Code Light"/>
+        </w:rPr>
+        <w:t>(Ant ant)</w:t>
+      </w:r>
+      <w:r>
+        <w:t xml:space="preserve"> function and I had noticed that when calculating the unit direction the ant agent was moving, I was using the sine of the ant agent’s angle as the X component of the vector and the cosine of the ant agent's angle as the Y component of the vector. </w:t>
+      </w:r>
+      <w:r>
+        <w:t xml:space="preserve">According to the Pythagorean trigonometric identity, the X component is the cosine of the </w:t>
+      </w:r>
+      <w:r>
+        <w:t>angle,</w:t>
+      </w:r>
+      <w:r>
+        <w:t xml:space="preserve"> and the Y component is the sine of the angle </w:t>
+      </w:r>
+      <w:r>
+        <w:t>(Hungerford, 2009)</w:t>
+      </w:r>
+      <w:r>
+        <w:t xml:space="preserve">. </w:t>
+      </w:r>
+      <w:r>
+        <w:t xml:space="preserve">This means that the ray cast was perpendicular to the ant agent’s direction of movement. Along with fixing this bug, I decided to check if there were any walls to the left or right of the ant, just to make the function more robust. </w:t>
+      </w:r>
+      <w:r>
+        <w:t>The code also checks for if the ant agent is within a wall by using a very short ray cast, if the ant agent is within a wall, the ant agent would be teleported to the colony instead.</w:t>
+      </w:r>
+    </w:p>
+    <w:p>
+      <w:r>
+        <w:t xml:space="preserve">Jackson and </w:t>
+      </w:r>
+      <w:proofErr w:type="spellStart"/>
+      <w:r>
+        <w:t>Ratnieks</w:t>
+      </w:r>
+      <w:proofErr w:type="spellEnd"/>
+      <w:r>
+        <w:t>’ study in</w:t>
+      </w:r>
+      <w:r>
+        <w:t xml:space="preserve"> 2006</w:t>
+      </w:r>
+      <w:r>
+        <w:t xml:space="preserve"> suggests that an ant ‘colony forms a trail when successful foragers deposit pheromone on their return to the nest’ and that self-reinforcement of that trail is based on more ants using that trail. My current solution had the ant agents drop two kinds of pheromones, one when they were searching for food – represented when the Boolean value </w:t>
+      </w:r>
+      <w:proofErr w:type="spellStart"/>
+      <w:r>
+        <w:lastRenderedPageBreak/>
+        <w:t>carryingFood</w:t>
+      </w:r>
+      <w:proofErr w:type="spellEnd"/>
+      <w:r>
+        <w:t xml:space="preserve"> is false, and another pheromone when they are returning to the colony – when </w:t>
+      </w:r>
+      <w:proofErr w:type="spellStart"/>
+      <w:r>
+        <w:t>carryingFood</w:t>
+      </w:r>
+      <w:proofErr w:type="spellEnd"/>
+      <w:r>
+        <w:t xml:space="preserve"> is true. This implementation is the opposite of what </w:t>
+      </w:r>
+      <w:r>
+        <w:t xml:space="preserve">Jackson and </w:t>
+      </w:r>
+      <w:proofErr w:type="spellStart"/>
+      <w:r>
+        <w:t>Ratnieks</w:t>
+      </w:r>
+      <w:proofErr w:type="spellEnd"/>
+      <w:r>
+        <w:t xml:space="preserve"> found. Considering this, I decided to update my code such that the ant agents follow the opposite trails. If the ant is heading towards the food source, then follow the trails of those ants that are </w:t>
+      </w:r>
+      <w:r>
+        <w:rPr>
+          <w:noProof/>
+        </w:rPr>
+        <mc:AlternateContent>
+          <mc:Choice Requires="wps">
+            <w:drawing>
+              <wp:anchor distT="0" distB="0" distL="114300" distR="114300" simplePos="0" relativeHeight="251668480" behindDoc="0" locked="0" layoutInCell="1" allowOverlap="1" wp14:anchorId="4835F1C9" wp14:editId="7E05BDCC">
+                <wp:simplePos x="0" y="0"/>
+                <wp:positionH relativeFrom="column">
+                  <wp:posOffset>2670810</wp:posOffset>
+                </wp:positionH>
+                <wp:positionV relativeFrom="paragraph">
+                  <wp:posOffset>2600960</wp:posOffset>
+                </wp:positionV>
+                <wp:extent cx="3066415" cy="635"/>
+                <wp:effectExtent l="0" t="0" r="0" b="0"/>
+                <wp:wrapSquare wrapText="bothSides"/>
+                <wp:docPr id="1813279444" name="Text Box 1"/>
+                <wp:cNvGraphicFramePr/>
+                <a:graphic xmlns:a="http://schemas.openxmlformats.org/drawingml/2006/main">
+                  <a:graphicData uri="http://schemas.microsoft.com/office/word/2010/wordprocessingShape">
+                    <wps:wsp>
+                      <wps:cNvSpPr txBox="1"/>
+                      <wps:spPr>
+                        <a:xfrm>
+                          <a:off x="0" y="0"/>
+                          <a:ext cx="3066415" cy="635"/>
+                        </a:xfrm>
+                        <a:prstGeom prst="rect">
+                          <a:avLst/>
+                        </a:prstGeom>
+                        <a:solidFill>
+                          <a:prstClr val="white"/>
+                        </a:solidFill>
+                        <a:ln>
+                          <a:noFill/>
+                        </a:ln>
+                      </wps:spPr>
+                      <wps:txbx>
+                        <w:txbxContent>
+                          <w:p>
+                            <w:pPr>
+                              <w:pStyle w:val="Caption"/>
+                              <w:rPr>
+                                <w:sz w:val="22"/>
+                                <w:szCs w:val="22"/>
+                              </w:rPr>
+                            </w:pPr>
+                            <w:r>
+                              <w:t xml:space="preserve">Figure </w:t>
+                            </w:r>
+                            <w:r>
+                              <w:fldChar w:fldCharType="begin"/>
+                            </w:r>
+                            <w:r>
+                              <w:instrText xml:space="preserve"> SEQ Figure \* ARABIC </w:instrText>
+                            </w:r>
+                            <w:r>
+                              <w:fldChar w:fldCharType="separate"/>
+                            </w:r>
+                            <w:r>
+                              <w:rPr>
+                                <w:noProof/>
+                              </w:rPr>
+                              <w:t>3</w:t>
+                            </w:r>
+                            <w:r>
+                              <w:fldChar w:fldCharType="end"/>
+                            </w:r>
+                            <w:r>
+                              <w:t>. Ant agents moving to the food (yellow circle, right) from the colony (darker yellow circle, left) and back. Some ant agents showing preference to the wall.</w:t>
+                            </w:r>
+                          </w:p>
+                        </w:txbxContent>
+                      </wps:txbx>
+                      <wps:bodyPr rot="0" spcFirstLastPara="0" vertOverflow="overflow" horzOverflow="overflow" vert="horz" wrap="square" lIns="0" tIns="0" rIns="0" bIns="0" numCol="1" spcCol="0" rtlCol="0" fromWordArt="0" anchor="t" anchorCtr="0" forceAA="0" compatLnSpc="1">
+                        <a:prstTxWarp prst="textNoShape">
+                          <a:avLst/>
+                        </a:prstTxWarp>
+                        <a:spAutoFit/>
+                      </wps:bodyPr>
+                    </wps:wsp>
+                  </a:graphicData>
+                </a:graphic>
+              </wp:anchor>
+            </w:drawing>
+          </mc:Choice>
+          <mc:Fallback>
+            <w:pict>
+              <v:shape w14:anchorId="4835F1C9" id="_x0000_s1028" type="#_x0000_t202" style="position:absolute;margin-left:210.3pt;margin-top:204.8pt;width:241.45pt;height:.05pt;z-index:251668480;visibility:visible;mso-wrap-style:square;mso-wrap-distance-left:9pt;mso-wrap-distance-top:0;mso-wrap-distance-right:9pt;mso-wrap-distance-bottom:0;mso-position-horizontal:absolute;mso-position-horizontal-relative:text;mso-position-vertical:absolute;mso-position-vertical-relative:text;v-text-anchor:top" o:gfxdata="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" stroked="f">
+                <v:textbox style="mso-fit-shape-to-text:t" inset="0,0,0,0">
+                  <w:txbxContent>
+                    <w:p>
+                      <w:pPr>
+                        <w:pStyle w:val="Caption"/>
+                        <w:rPr>
+                          <w:sz w:val="22"/>
+                          <w:szCs w:val="22"/>
+                        </w:rPr>
+                      </w:pPr>
+                      <w:r>
+                        <w:t xml:space="preserve">Figure </w:t>
+                      </w:r>
+                      <w:r>
+                        <w:fldChar w:fldCharType="begin"/>
+                      </w:r>
+                      <w:r>
+                        <w:instrText xml:space="preserve"> SEQ Figure \* ARABIC </w:instrText>
+                      </w:r>
+                      <w:r>
+                        <w:fldChar w:fldCharType="separate"/>
+                      </w:r>
+                      <w:r>
+                        <w:rPr>
+                          <w:noProof/>
+                        </w:rPr>
+                        <w:t>3</w:t>
+                      </w:r>
+                      <w:r>
+                        <w:fldChar w:fldCharType="end"/>
+                      </w:r>
+                      <w:r>
+                        <w:t>. Ant agents moving to the food (yellow circle, right) from the colony (darker yellow circle, left) and back. Some ant agents showing preference to the wall.</w:t>
+                      </w:r>
+                    </w:p>
+                  </w:txbxContent>
+                </v:textbox>
+                <w10:wrap type="square"/>
+              </v:shape>
+            </w:pict>
+          </mc:Fallback>
+        </mc:AlternateContent>
+      </w:r>
+      <w:r>
+        <w:rPr>
+          <w:noProof/>
+        </w:rPr>
+        <w:drawing>
+          <wp:anchor distT="0" distB="0" distL="114300" distR="114300" simplePos="0" relativeHeight="251658240" behindDoc="1" locked="0" layoutInCell="1" allowOverlap="1" wp14:anchorId="70ED147F" wp14:editId="7F55801B">
+            <wp:simplePos x="0" y="0"/>
+            <wp:positionH relativeFrom="margin">
+              <wp:posOffset>2670810</wp:posOffset>
+            </wp:positionH>
+            <wp:positionV relativeFrom="paragraph">
+              <wp:posOffset>0</wp:posOffset>
             </wp:positionV>
             <wp:extent cx="3066415" cy="2543810"/>
             <wp:effectExtent l="0" t="0" r="635" b="8890"/>
-            <wp:wrapTight wrapText="bothSides">
-              <wp:wrapPolygon edited="0">
-                <wp:start x="0" y="0"/>
-                <wp:lineTo x="0" y="21514"/>
-                <wp:lineTo x="21470" y="21514"/>
-                <wp:lineTo x="21470" y="0"/>
-                <wp:lineTo x="0" y="0"/>
-              </wp:wrapPolygon>
-            </wp:wrapTight>
+            <wp:wrapSquare wrapText="bothSides"/>
             <wp:docPr id="881655283" name="Picture 1"/>
             <wp:cNvGraphicFramePr>
               <a:graphicFrameLocks xmlns:a="http://schemas.openxmlformats.org/drawingml/2006/main" noChangeAspect="1"/>
@@ -930,7 +1642,7 @@
                     <pic:cNvPicPr/>
                   </pic:nvPicPr>
                   <pic:blipFill>
-                    <a:blip r:embed="rId6">
+                    <a:blip r:embed="rId8">
                       <a:extLst>
                         <a:ext uri="{28A0092B-C50C-407E-A947-70E740481C1C}">
                           <a14:useLocalDpi xmlns:a14="http://schemas.microsoft.com/office/drawing/2010/main" val="0"/>
@@ -963,19 +1675,596 @@
         </w:drawing>
       </w:r>
       <w:r>
-        <w:t xml:space="preserve">Considering this, I decided to update my code such that the ant agents follow the opposite trails. If the ant is heading towards the food source, then follow the trails of those ants that are returning from the food source. This change lead to a good balance of exploration and exploitation of the environment, movement was random while the ants were searching for food, but once </w:t>
+        <w:t xml:space="preserve">returning from the food source. This change </w:t>
+      </w:r>
+      <w:r>
+        <w:t>led</w:t>
+      </w:r>
+      <w:r>
+        <w:t xml:space="preserve"> to a good balance of exploration and exploitation of the environment, movement was random while the ants were searching for food, but once </w:t>
       </w:r>
       <w:r>
         <w:t xml:space="preserve">an ant agent found the food, nearby ants would follow the returning trail, until almost all of the ants join the trail. </w:t>
       </w:r>
     </w:p>
-    <w:p/>
+    <w:p>
+      <w:r>
+        <w:t xml:space="preserve">I had also noticed that the ant agents tend to follow </w:t>
+      </w:r>
+      <w:r>
+        <w:t>alongside the walls, almost as if they are hugging them. This behaviour seems consistent with ant behaviour I have noticed in real life</w:t>
+      </w:r>
+      <w:r>
+        <w:t xml:space="preserve">. This behaviour is similar to what </w:t>
+      </w:r>
+      <w:proofErr w:type="spellStart"/>
+      <w:r>
+        <w:t>Dussutour</w:t>
+      </w:r>
+      <w:proofErr w:type="spellEnd"/>
+      <w:r>
+        <w:t xml:space="preserve">, Jean-Louis </w:t>
+      </w:r>
+      <w:proofErr w:type="spellStart"/>
+      <w:r>
+        <w:t>Deneubourg</w:t>
+      </w:r>
+      <w:proofErr w:type="spellEnd"/>
+      <w:r>
+        <w:t xml:space="preserve"> and </w:t>
+      </w:r>
+      <w:proofErr w:type="spellStart"/>
+      <w:r>
+        <w:t>Fourcassié</w:t>
+      </w:r>
+      <w:proofErr w:type="spellEnd"/>
+      <w:r>
+        <w:t xml:space="preserve"> (2005) found, ‘in 16 out of 19 experiments, the ants showed a clear preference for the branch with the wall’. Seeing emergent behaviour from the simulation such as this, mimicking real life ants, shows that the simulation is reliable.</w:t>
+      </w:r>
+      <w:r>
+        <w:t xml:space="preserve"> </w:t>
+      </w:r>
+    </w:p>
     <w:p>
       <w:pPr>
         <w:pStyle w:val="Heading2"/>
       </w:pPr>
       <w:r>
-        <w:t>Testing and Results</w:t>
+        <w:t xml:space="preserve">Testing </w:t>
+      </w:r>
+      <w:r>
+        <w:t>Methodology</w:t>
+      </w:r>
+    </w:p>
+    <w:p>
+      <w:r>
+        <w:t>There is enough functionality to move on to testing the simulation</w:t>
+      </w:r>
+      <w:r>
+        <w:t xml:space="preserve"> and finding results for the research question. </w:t>
+      </w:r>
+      <w:r>
+        <w:t xml:space="preserve">My testing methodology will be creating various environments with various amounts of colonies and food sources. </w:t>
+      </w:r>
+    </w:p>
+    <w:tbl>
+      <w:tblPr>
+        <w:tblStyle w:val="PlainTable1"/>
+        <w:tblW w:w="0" w:type="auto"/>
+        <w:jc w:val="center"/>
+        <w:tblLook w:val="04A0" w:firstRow="1" w:lastRow="0" w:firstColumn="1" w:lastColumn="0" w:noHBand="0" w:noVBand="1"/>
+      </w:tblPr>
+      <w:tblGrid>
+        <w:gridCol w:w="2254"/>
+        <w:gridCol w:w="2254"/>
+        <w:gridCol w:w="2254"/>
+        <w:gridCol w:w="2254"/>
+      </w:tblGrid>
+      <w:tr>
+        <w:trPr>
+          <w:cnfStyle w:val="100000000000" w:firstRow="1" w:lastRow="0" w:firstColumn="0" w:lastColumn="0" w:oddVBand="0" w:evenVBand="0" w:oddHBand="0" w:evenHBand="0" w:firstRowFirstColumn="0" w:firstRowLastColumn="0" w:lastRowFirstColumn="0" w:lastRowLastColumn="0"/>
+          <w:jc w:val="center"/>
+        </w:trPr>
+        <w:tc>
+          <w:tcPr>
+            <w:cnfStyle w:val="001000000000" w:firstRow="0" w:lastRow="0" w:firstColumn="1" w:lastColumn="0" w:oddVBand="0" w:evenVBand="0" w:oddHBand="0" w:evenHBand="0" w:firstRowFirstColumn="0" w:firstRowLastColumn="0" w:lastRowFirstColumn="0" w:lastRowLastColumn="0"/>
+            <w:tcW w:w="2254" w:type="dxa"/>
+            <w:vAlign w:val="center"/>
+          </w:tcPr>
+          <w:p>
+            <w:pPr>
+              <w:jc w:val="center"/>
+            </w:pPr>
+            <w:r>
+              <w:t>What is Tested</w:t>
+            </w:r>
+          </w:p>
+        </w:tc>
+        <w:tc>
+          <w:tcPr>
+            <w:tcW w:w="2254" w:type="dxa"/>
+            <w:vAlign w:val="center"/>
+          </w:tcPr>
+          <w:p>
+            <w:pPr>
+              <w:jc w:val="center"/>
+              <w:cnfStyle w:val="100000000000" w:firstRow="1" w:lastRow="0" w:firstColumn="0" w:lastColumn="0" w:oddVBand="0" w:evenVBand="0" w:oddHBand="0" w:evenHBand="0" w:firstRowFirstColumn="0" w:firstRowLastColumn="0" w:lastRowFirstColumn="0" w:lastRowLastColumn="0"/>
+            </w:pPr>
+            <w:r>
+              <w:t>Environment Design</w:t>
+            </w:r>
+          </w:p>
+        </w:tc>
+        <w:tc>
+          <w:tcPr>
+            <w:tcW w:w="2254" w:type="dxa"/>
+            <w:vAlign w:val="center"/>
+          </w:tcPr>
+          <w:p>
+            <w:pPr>
+              <w:jc w:val="center"/>
+              <w:cnfStyle w:val="100000000000" w:firstRow="1" w:lastRow="0" w:firstColumn="0" w:lastColumn="0" w:oddVBand="0" w:evenVBand="0" w:oddHBand="0" w:evenHBand="0" w:firstRowFirstColumn="0" w:firstRowLastColumn="0" w:lastRowFirstColumn="0" w:lastRowLastColumn="0"/>
+            </w:pPr>
+            <w:r>
+              <w:t>Number of Colonies</w:t>
+            </w:r>
+          </w:p>
+        </w:tc>
+        <w:tc>
+          <w:tcPr>
+            <w:tcW w:w="2254" w:type="dxa"/>
+            <w:vAlign w:val="center"/>
+          </w:tcPr>
+          <w:p>
+            <w:pPr>
+              <w:jc w:val="center"/>
+              <w:cnfStyle w:val="100000000000" w:firstRow="1" w:lastRow="0" w:firstColumn="0" w:lastColumn="0" w:oddVBand="0" w:evenVBand="0" w:oddHBand="0" w:evenHBand="0" w:firstRowFirstColumn="0" w:firstRowLastColumn="0" w:lastRowFirstColumn="0" w:lastRowLastColumn="0"/>
+            </w:pPr>
+            <w:r>
+              <w:t>Number of Food Sources</w:t>
+            </w:r>
+          </w:p>
+        </w:tc>
+      </w:tr>
+      <w:tr>
+        <w:trPr>
+          <w:cnfStyle w:val="000000100000" w:firstRow="0" w:lastRow="0" w:firstColumn="0" w:lastColumn="0" w:oddVBand="0" w:evenVBand="0" w:oddHBand="1" w:evenHBand="0" w:firstRowFirstColumn="0" w:firstRowLastColumn="0" w:lastRowFirstColumn="0" w:lastRowLastColumn="0"/>
+          <w:jc w:val="center"/>
+        </w:trPr>
+        <w:tc>
+          <w:tcPr>
+            <w:cnfStyle w:val="001000000000" w:firstRow="0" w:lastRow="0" w:firstColumn="1" w:lastColumn="0" w:oddVBand="0" w:evenVBand="0" w:oddHBand="0" w:evenHBand="0" w:firstRowFirstColumn="0" w:firstRowLastColumn="0" w:lastRowFirstColumn="0" w:lastRowLastColumn="0"/>
+            <w:tcW w:w="2254" w:type="dxa"/>
+            <w:vAlign w:val="center"/>
+          </w:tcPr>
+          <w:p>
+            <w:pPr>
+              <w:jc w:val="center"/>
+              <w:rPr>
+                <w:b w:val="0"/>
+                <w:bCs w:val="0"/>
+              </w:rPr>
+            </w:pPr>
+            <w:r>
+              <w:rPr>
+                <w:b w:val="0"/>
+                <w:bCs w:val="0"/>
+              </w:rPr>
+              <w:t>Does directionality affect ACO</w:t>
+            </w:r>
+            <w:r>
+              <w:rPr>
+                <w:b w:val="0"/>
+                <w:bCs w:val="0"/>
+              </w:rPr>
+              <w:t>?</w:t>
+            </w:r>
+          </w:p>
+        </w:tc>
+        <w:tc>
+          <w:tcPr>
+            <w:tcW w:w="2254" w:type="dxa"/>
+            <w:vAlign w:val="center"/>
+          </w:tcPr>
+          <w:p>
+            <w:pPr>
+              <w:jc w:val="center"/>
+              <w:cnfStyle w:val="000000100000" w:firstRow="0" w:lastRow="0" w:firstColumn="0" w:lastColumn="0" w:oddVBand="0" w:evenVBand="0" w:oddHBand="1" w:evenHBand="0" w:firstRowFirstColumn="0" w:firstRowLastColumn="0" w:lastRowFirstColumn="0" w:lastRowLastColumn="0"/>
+            </w:pPr>
+            <w:r>
+              <w:t>Large open area</w:t>
+            </w:r>
+          </w:p>
+        </w:tc>
+        <w:tc>
+          <w:tcPr>
+            <w:tcW w:w="2254" w:type="dxa"/>
+            <w:vAlign w:val="center"/>
+          </w:tcPr>
+          <w:p>
+            <w:pPr>
+              <w:jc w:val="center"/>
+              <w:cnfStyle w:val="000000100000" w:firstRow="0" w:lastRow="0" w:firstColumn="0" w:lastColumn="0" w:oddVBand="0" w:evenVBand="0" w:oddHBand="1" w:evenHBand="0" w:firstRowFirstColumn="0" w:firstRowLastColumn="0" w:lastRowFirstColumn="0" w:lastRowLastColumn="0"/>
+            </w:pPr>
+            <w:r>
+              <w:t>4 in each corner</w:t>
+            </w:r>
+          </w:p>
+        </w:tc>
+        <w:tc>
+          <w:tcPr>
+            <w:tcW w:w="2254" w:type="dxa"/>
+            <w:vAlign w:val="center"/>
+          </w:tcPr>
+          <w:p>
+            <w:pPr>
+              <w:keepNext/>
+              <w:jc w:val="center"/>
+              <w:cnfStyle w:val="000000100000" w:firstRow="0" w:lastRow="0" w:firstColumn="0" w:lastColumn="0" w:oddVBand="0" w:evenVBand="0" w:oddHBand="1" w:evenHBand="0" w:firstRowFirstColumn="0" w:firstRowLastColumn="0" w:lastRowFirstColumn="0" w:lastRowLastColumn="0"/>
+            </w:pPr>
+            <w:r>
+              <w:t>1 in the middle</w:t>
+            </w:r>
+          </w:p>
+        </w:tc>
+      </w:tr>
+      <w:tr>
+        <w:trPr>
+          <w:jc w:val="center"/>
+        </w:trPr>
+        <w:tc>
+          <w:tcPr>
+            <w:cnfStyle w:val="001000000000" w:firstRow="0" w:lastRow="0" w:firstColumn="1" w:lastColumn="0" w:oddVBand="0" w:evenVBand="0" w:oddHBand="0" w:evenHBand="0" w:firstRowFirstColumn="0" w:firstRowLastColumn="0" w:lastRowFirstColumn="0" w:lastRowLastColumn="0"/>
+            <w:tcW w:w="2254" w:type="dxa"/>
+            <w:vAlign w:val="center"/>
+          </w:tcPr>
+          <w:p>
+            <w:pPr>
+              <w:jc w:val="center"/>
+              <w:rPr>
+                <w:b w:val="0"/>
+                <w:bCs w:val="0"/>
+              </w:rPr>
+            </w:pPr>
+            <w:r>
+              <w:rPr>
+                <w:b w:val="0"/>
+                <w:bCs w:val="0"/>
+              </w:rPr>
+              <w:t>Do obstacles get affected by directionality</w:t>
+            </w:r>
+            <w:r>
+              <w:rPr>
+                <w:b w:val="0"/>
+                <w:bCs w:val="0"/>
+              </w:rPr>
+              <w:t>?</w:t>
+            </w:r>
+          </w:p>
+        </w:tc>
+        <w:tc>
+          <w:tcPr>
+            <w:tcW w:w="2254" w:type="dxa"/>
+            <w:vAlign w:val="center"/>
+          </w:tcPr>
+          <w:p>
+            <w:pPr>
+              <w:jc w:val="center"/>
+              <w:cnfStyle w:val="000000000000" w:firstRow="0" w:lastRow="0" w:firstColumn="0" w:lastColumn="0" w:oddVBand="0" w:evenVBand="0" w:oddHBand="0" w:evenHBand="0" w:firstRowFirstColumn="0" w:firstRowLastColumn="0" w:lastRowFirstColumn="0" w:lastRowLastColumn="0"/>
+            </w:pPr>
+            <w:r>
+              <w:t>Two sides mirrored with obstacles</w:t>
+            </w:r>
+          </w:p>
+        </w:tc>
+        <w:tc>
+          <w:tcPr>
+            <w:tcW w:w="2254" w:type="dxa"/>
+            <w:vAlign w:val="center"/>
+          </w:tcPr>
+          <w:p>
+            <w:pPr>
+              <w:jc w:val="center"/>
+              <w:cnfStyle w:val="000000000000" w:firstRow="0" w:lastRow="0" w:firstColumn="0" w:lastColumn="0" w:oddVBand="0" w:evenVBand="0" w:oddHBand="0" w:evenHBand="0" w:firstRowFirstColumn="0" w:firstRowLastColumn="0" w:lastRowFirstColumn="0" w:lastRowLastColumn="0"/>
+            </w:pPr>
+            <w:r>
+              <w:t>2 colonies, on either side</w:t>
+            </w:r>
+          </w:p>
+        </w:tc>
+        <w:tc>
+          <w:tcPr>
+            <w:tcW w:w="2254" w:type="dxa"/>
+            <w:vAlign w:val="center"/>
+          </w:tcPr>
+          <w:p>
+            <w:pPr>
+              <w:keepNext/>
+              <w:jc w:val="center"/>
+              <w:cnfStyle w:val="000000000000" w:firstRow="0" w:lastRow="0" w:firstColumn="0" w:lastColumn="0" w:oddVBand="0" w:evenVBand="0" w:oddHBand="0" w:evenHBand="0" w:firstRowFirstColumn="0" w:firstRowLastColumn="0" w:lastRowFirstColumn="0" w:lastRowLastColumn="0"/>
+            </w:pPr>
+            <w:r>
+              <w:t>1 in the middle</w:t>
+            </w:r>
+          </w:p>
+        </w:tc>
+      </w:tr>
+      <w:tr>
+        <w:trPr>
+          <w:cnfStyle w:val="000000100000" w:firstRow="0" w:lastRow="0" w:firstColumn="0" w:lastColumn="0" w:oddVBand="0" w:evenVBand="0" w:oddHBand="1" w:evenHBand="0" w:firstRowFirstColumn="0" w:firstRowLastColumn="0" w:lastRowFirstColumn="0" w:lastRowLastColumn="0"/>
+          <w:jc w:val="center"/>
+        </w:trPr>
+        <w:tc>
+          <w:tcPr>
+            <w:cnfStyle w:val="001000000000" w:firstRow="0" w:lastRow="0" w:firstColumn="1" w:lastColumn="0" w:oddVBand="0" w:evenVBand="0" w:oddHBand="0" w:evenHBand="0" w:firstRowFirstColumn="0" w:firstRowLastColumn="0" w:lastRowFirstColumn="0" w:lastRowLastColumn="0"/>
+            <w:tcW w:w="2254" w:type="dxa"/>
+            <w:vAlign w:val="center"/>
+          </w:tcPr>
+          <w:p>
+            <w:pPr>
+              <w:jc w:val="center"/>
+              <w:rPr>
+                <w:b w:val="0"/>
+                <w:bCs w:val="0"/>
+              </w:rPr>
+            </w:pPr>
+            <w:r>
+              <w:rPr>
+                <w:b w:val="0"/>
+                <w:bCs w:val="0"/>
+              </w:rPr>
+              <w:t xml:space="preserve">How </w:t>
+            </w:r>
+            <w:r>
+              <w:rPr>
+                <w:b w:val="0"/>
+                <w:bCs w:val="0"/>
+              </w:rPr>
+              <w:t>quickly are efficient paths formed?</w:t>
+            </w:r>
+          </w:p>
+        </w:tc>
+        <w:tc>
+          <w:tcPr>
+            <w:tcW w:w="2254" w:type="dxa"/>
+            <w:vAlign w:val="center"/>
+          </w:tcPr>
+          <w:p>
+            <w:pPr>
+              <w:jc w:val="center"/>
+              <w:cnfStyle w:val="000000100000" w:firstRow="0" w:lastRow="0" w:firstColumn="0" w:lastColumn="0" w:oddVBand="0" w:evenVBand="0" w:oddHBand="1" w:evenHBand="0" w:firstRowFirstColumn="0" w:firstRowLastColumn="0" w:lastRowFirstColumn="0" w:lastRowLastColumn="0"/>
+            </w:pPr>
+            <w:r>
+              <w:t>A maze</w:t>
+            </w:r>
+          </w:p>
+        </w:tc>
+        <w:tc>
+          <w:tcPr>
+            <w:tcW w:w="2254" w:type="dxa"/>
+            <w:vAlign w:val="center"/>
+          </w:tcPr>
+          <w:p>
+            <w:pPr>
+              <w:jc w:val="center"/>
+              <w:cnfStyle w:val="000000100000" w:firstRow="0" w:lastRow="0" w:firstColumn="0" w:lastColumn="0" w:oddVBand="0" w:evenVBand="0" w:oddHBand="1" w:evenHBand="0" w:firstRowFirstColumn="0" w:firstRowLastColumn="0" w:lastRowFirstColumn="0" w:lastRowLastColumn="0"/>
+            </w:pPr>
+            <w:r>
+              <w:t>1 colony</w:t>
+            </w:r>
+          </w:p>
+        </w:tc>
+        <w:tc>
+          <w:tcPr>
+            <w:tcW w:w="2254" w:type="dxa"/>
+            <w:vAlign w:val="center"/>
+          </w:tcPr>
+          <w:p>
+            <w:pPr>
+              <w:keepNext/>
+              <w:jc w:val="center"/>
+              <w:cnfStyle w:val="000000100000" w:firstRow="0" w:lastRow="0" w:firstColumn="0" w:lastColumn="0" w:oddVBand="0" w:evenVBand="0" w:oddHBand="1" w:evenHBand="0" w:firstRowFirstColumn="0" w:firstRowLastColumn="0" w:lastRowFirstColumn="0" w:lastRowLastColumn="0"/>
+            </w:pPr>
+            <w:r>
+              <w:t>1 food source</w:t>
+            </w:r>
+          </w:p>
+        </w:tc>
+      </w:tr>
+      <w:tr>
+        <w:trPr>
+          <w:jc w:val="center"/>
+        </w:trPr>
+        <w:tc>
+          <w:tcPr>
+            <w:cnfStyle w:val="001000000000" w:firstRow="0" w:lastRow="0" w:firstColumn="1" w:lastColumn="0" w:oddVBand="0" w:evenVBand="0" w:oddHBand="0" w:evenHBand="0" w:firstRowFirstColumn="0" w:firstRowLastColumn="0" w:lastRowFirstColumn="0" w:lastRowLastColumn="0"/>
+            <w:tcW w:w="2254" w:type="dxa"/>
+            <w:vAlign w:val="center"/>
+          </w:tcPr>
+          <w:p>
+            <w:pPr>
+              <w:jc w:val="center"/>
+              <w:rPr>
+                <w:b w:val="0"/>
+                <w:bCs w:val="0"/>
+              </w:rPr>
+            </w:pPr>
+            <w:r>
+              <w:rPr>
+                <w:b w:val="0"/>
+                <w:bCs w:val="0"/>
+              </w:rPr>
+              <w:t>How does number of food sources affect path formation?</w:t>
+            </w:r>
+          </w:p>
+        </w:tc>
+        <w:tc>
+          <w:tcPr>
+            <w:tcW w:w="2254" w:type="dxa"/>
+            <w:vAlign w:val="center"/>
+          </w:tcPr>
+          <w:p>
+            <w:pPr>
+              <w:jc w:val="center"/>
+              <w:cnfStyle w:val="000000000000" w:firstRow="0" w:lastRow="0" w:firstColumn="0" w:lastColumn="0" w:oddVBand="0" w:evenVBand="0" w:oddHBand="0" w:evenHBand="0" w:firstRowFirstColumn="0" w:firstRowLastColumn="0" w:lastRowFirstColumn="0" w:lastRowLastColumn="0"/>
+            </w:pPr>
+            <w:r>
+              <w:t>Large open area</w:t>
+            </w:r>
+          </w:p>
+        </w:tc>
+        <w:tc>
+          <w:tcPr>
+            <w:tcW w:w="2254" w:type="dxa"/>
+            <w:vAlign w:val="center"/>
+          </w:tcPr>
+          <w:p>
+            <w:pPr>
+              <w:jc w:val="center"/>
+              <w:cnfStyle w:val="000000000000" w:firstRow="0" w:lastRow="0" w:firstColumn="0" w:lastColumn="0" w:oddVBand="0" w:evenVBand="0" w:oddHBand="0" w:evenHBand="0" w:firstRowFirstColumn="0" w:firstRowLastColumn="0" w:lastRowFirstColumn="0" w:lastRowLastColumn="0"/>
+            </w:pPr>
+            <w:r>
+              <w:t>1 colony, in the middle</w:t>
+            </w:r>
+          </w:p>
+        </w:tc>
+        <w:tc>
+          <w:tcPr>
+            <w:tcW w:w="2254" w:type="dxa"/>
+            <w:vAlign w:val="center"/>
+          </w:tcPr>
+          <w:p>
+            <w:pPr>
+              <w:keepNext/>
+              <w:jc w:val="center"/>
+              <w:cnfStyle w:val="000000000000" w:firstRow="0" w:lastRow="0" w:firstColumn="0" w:lastColumn="0" w:oddVBand="0" w:evenVBand="0" w:oddHBand="0" w:evenHBand="0" w:firstRowFirstColumn="0" w:firstRowLastColumn="0" w:lastRowFirstColumn="0" w:lastRowLastColumn="0"/>
+            </w:pPr>
+            <w:r>
+              <w:t>4 food sources in each corner</w:t>
+            </w:r>
+          </w:p>
+        </w:tc>
+      </w:tr>
+      <w:tr>
+        <w:trPr>
+          <w:cnfStyle w:val="000000100000" w:firstRow="0" w:lastRow="0" w:firstColumn="0" w:lastColumn="0" w:oddVBand="0" w:evenVBand="0" w:oddHBand="1" w:evenHBand="0" w:firstRowFirstColumn="0" w:firstRowLastColumn="0" w:lastRowFirstColumn="0" w:lastRowLastColumn="0"/>
+          <w:jc w:val="center"/>
+        </w:trPr>
+        <w:tc>
+          <w:tcPr>
+            <w:cnfStyle w:val="001000000000" w:firstRow="0" w:lastRow="0" w:firstColumn="1" w:lastColumn="0" w:oddVBand="0" w:evenVBand="0" w:oddHBand="0" w:evenHBand="0" w:firstRowFirstColumn="0" w:firstRowLastColumn="0" w:lastRowFirstColumn="0" w:lastRowLastColumn="0"/>
+            <w:tcW w:w="2254" w:type="dxa"/>
+            <w:vAlign w:val="center"/>
+          </w:tcPr>
+          <w:p>
+            <w:pPr>
+              <w:jc w:val="center"/>
+              <w:rPr>
+                <w:b w:val="0"/>
+                <w:bCs w:val="0"/>
+              </w:rPr>
+            </w:pPr>
+            <w:r>
+              <w:rPr>
+                <w:b w:val="0"/>
+                <w:bCs w:val="0"/>
+              </w:rPr>
+              <w:t>Which food source gets exploited first, closest or more accessible?</w:t>
+            </w:r>
+          </w:p>
+        </w:tc>
+        <w:tc>
+          <w:tcPr>
+            <w:tcW w:w="2254" w:type="dxa"/>
+            <w:vAlign w:val="center"/>
+          </w:tcPr>
+          <w:p>
+            <w:pPr>
+              <w:jc w:val="center"/>
+              <w:cnfStyle w:val="000000100000" w:firstRow="0" w:lastRow="0" w:firstColumn="0" w:lastColumn="0" w:oddVBand="0" w:evenVBand="0" w:oddHBand="1" w:evenHBand="0" w:firstRowFirstColumn="0" w:firstRowLastColumn="0" w:lastRowFirstColumn="0" w:lastRowLastColumn="0"/>
+            </w:pPr>
+            <w:r>
+              <w:t>Left side with high density of obstacles, right side more open but further</w:t>
+            </w:r>
+          </w:p>
+        </w:tc>
+        <w:tc>
+          <w:tcPr>
+            <w:tcW w:w="2254" w:type="dxa"/>
+            <w:vAlign w:val="center"/>
+          </w:tcPr>
+          <w:p>
+            <w:pPr>
+              <w:jc w:val="center"/>
+              <w:cnfStyle w:val="000000100000" w:firstRow="0" w:lastRow="0" w:firstColumn="0" w:lastColumn="0" w:oddVBand="0" w:evenVBand="0" w:oddHBand="1" w:evenHBand="0" w:firstRowFirstColumn="0" w:firstRowLastColumn="0" w:lastRowFirstColumn="0" w:lastRowLastColumn="0"/>
+            </w:pPr>
+            <w:r>
+              <w:t>1 colony, in the middle</w:t>
+            </w:r>
+          </w:p>
+        </w:tc>
+        <w:tc>
+          <w:tcPr>
+            <w:tcW w:w="2254" w:type="dxa"/>
+            <w:vAlign w:val="center"/>
+          </w:tcPr>
+          <w:p>
+            <w:pPr>
+              <w:keepNext/>
+              <w:jc w:val="center"/>
+              <w:cnfStyle w:val="000000100000" w:firstRow="0" w:lastRow="0" w:firstColumn="0" w:lastColumn="0" w:oddVBand="0" w:evenVBand="0" w:oddHBand="1" w:evenHBand="0" w:firstRowFirstColumn="0" w:firstRowLastColumn="0" w:lastRowFirstColumn="0" w:lastRowLastColumn="0"/>
+            </w:pPr>
+            <w:r>
+              <w:t>2 food sources, on either side</w:t>
+            </w:r>
+          </w:p>
+        </w:tc>
+      </w:tr>
+    </w:tbl>
+    <w:p>
+      <w:pPr>
+        <w:pStyle w:val="Caption"/>
+      </w:pPr>
+      <w:r>
+        <w:t xml:space="preserve">Table </w:t>
+      </w:r>
+      <w:r>
+        <w:fldChar w:fldCharType="begin"/>
+      </w:r>
+      <w:r>
+        <w:instrText xml:space="preserve"> SEQ Table \* ARABIC </w:instrText>
+      </w:r>
+      <w:r>
+        <w:fldChar w:fldCharType="separate"/>
+      </w:r>
+      <w:r>
+        <w:rPr>
+          <w:noProof/>
+        </w:rPr>
+        <w:t>1</w:t>
+      </w:r>
+      <w:r>
+        <w:fldChar w:fldCharType="end"/>
+      </w:r>
+      <w:r>
+        <w:t>. The test set with an overview of the environment type and how many colonies.</w:t>
+      </w:r>
+    </w:p>
+    <w:p>
+      <w:r>
+        <w:lastRenderedPageBreak/>
+        <w:t xml:space="preserve">The first few tests will give me a baseline for how my simulation performs, then I can move on to testing in context to vehicle routing, networking, Mars rovers, etc. </w:t>
+      </w:r>
+      <w:r>
+        <w:t xml:space="preserve">The environment design will try to mimic the environments in which the test is meant for, a maze can roughly be equated to a city’s complex road networks, high density of obstacles on one side but further away on the other can be equated with network rerouting. </w:t>
+      </w:r>
+    </w:p>
+    <w:p>
+      <w:pPr>
+        <w:pStyle w:val="Heading2"/>
+      </w:pPr>
+      <w:r>
+        <w:t>Results</w:t>
       </w:r>
     </w:p>
     <w:p>
@@ -1024,24 +2313,12 @@
       <w:r>
         <w:t xml:space="preserve"> 1(4), pp.28–39. </w:t>
       </w:r>
-      <w:hyperlink r:id="rId7" w:history="1">
+      <w:hyperlink r:id="rId9" w:history="1">
         <w:r>
           <w:rPr>
             <w:rStyle w:val="Hyperlink"/>
           </w:rPr>
-          <w:t>https://ieeexplore.ieee.org/docum</w:t>
-        </w:r>
-        <w:r>
-          <w:rPr>
-            <w:rStyle w:val="Hyperlink"/>
-          </w:rPr>
-          <w:t>e</w:t>
-        </w:r>
-        <w:r>
-          <w:rPr>
-            <w:rStyle w:val="Hyperlink"/>
-          </w:rPr>
-          <w:t>nt/4129846</w:t>
+          <w:t>https://ieeexplore.ieee.org/document/4129846</w:t>
         </w:r>
       </w:hyperlink>
       <w:r>
@@ -1068,7 +2345,7 @@
       <w:r>
         <w:t xml:space="preserve"> </w:t>
       </w:r>
-      <w:hyperlink r:id="rId8" w:history="1">
+      <w:hyperlink r:id="rId10" w:history="1">
         <w:r>
           <w:rPr>
             <w:rStyle w:val="Hyperlink"/>
@@ -1100,7 +2377,7 @@
       <w:r>
         <w:t xml:space="preserve"> </w:t>
       </w:r>
-      <w:hyperlink r:id="rId9" w:history="1">
+      <w:hyperlink r:id="rId11" w:history="1">
         <w:r>
           <w:rPr>
             <w:rStyle w:val="Hyperlink"/>
@@ -1144,7 +2421,7 @@
       <w:r>
         <w:t xml:space="preserve">International Journal of Research. Available at: </w:t>
       </w:r>
-      <w:hyperlink r:id="rId10" w:history="1">
+      <w:hyperlink r:id="rId12" w:history="1">
         <w:r>
           <w:rPr>
             <w:rStyle w:val="Hyperlink"/>
@@ -1188,7 +2465,7 @@
       <w:r>
         <w:t xml:space="preserve"> </w:t>
       </w:r>
-      <w:hyperlink r:id="rId11" w:history="1">
+      <w:hyperlink r:id="rId13" w:history="1">
         <w:r>
           <w:rPr>
             <w:rStyle w:val="Hyperlink"/>
@@ -1202,7 +2479,6 @@
     </w:p>
     <w:p>
       <w:r>
-        <w:lastRenderedPageBreak/>
         <w:t>Delsuc, F. (2003). Army Ants Trapped by Their Evolutionary History. </w:t>
       </w:r>
       <w:r>
@@ -1218,7 +2494,7 @@
       <w:r>
         <w:t xml:space="preserve"> </w:t>
       </w:r>
-      <w:hyperlink r:id="rId12" w:history="1">
+      <w:hyperlink r:id="rId14" w:history="1">
         <w:r>
           <w:rPr>
             <w:rStyle w:val="Hyperlink"/>
@@ -1255,7 +2531,7 @@
       <w:r>
         <w:t xml:space="preserve"> Available at: </w:t>
       </w:r>
-      <w:hyperlink r:id="rId13" w:history="1">
+      <w:hyperlink r:id="rId15" w:history="1">
         <w:r>
           <w:rPr>
             <w:rStyle w:val="Hyperlink"/>
@@ -1295,7 +2571,7 @@
       <w:r>
         <w:t xml:space="preserve"> </w:t>
       </w:r>
-      <w:hyperlink r:id="rId14" w:history="1">
+      <w:hyperlink r:id="rId16" w:history="1">
         <w:r>
           <w:rPr>
             <w:rStyle w:val="Hyperlink"/>
@@ -1337,7 +2613,7 @@
       <w:r>
         <w:t xml:space="preserve">. Agile Manifesto. Available at: </w:t>
       </w:r>
-      <w:hyperlink r:id="rId15" w:history="1">
+      <w:hyperlink r:id="rId17" w:history="1">
         <w:r>
           <w:rPr>
             <w:rStyle w:val="Hyperlink"/>
@@ -1351,6 +2627,7 @@
     </w:p>
     <w:p>
       <w:r>
+        <w:lastRenderedPageBreak/>
         <w:t xml:space="preserve">Wendt, S., </w:t>
       </w:r>
       <w:proofErr w:type="spellStart"/>
@@ -1377,7 +2654,7 @@
         <w:t>Journal of The Royal Society Interface</w:t>
       </w:r>
       <w:r>
-        <w:t xml:space="preserve">, 17(163), p.20190661. </w:t>
+        <w:t xml:space="preserve">. </w:t>
       </w:r>
       <w:proofErr w:type="spellStart"/>
       <w:r>
@@ -1390,49 +2667,16 @@
       <w:r>
         <w:t xml:space="preserve"> </w:t>
       </w:r>
-      <w:hyperlink r:id="rId16" w:history="1">
+      <w:hyperlink r:id="rId18" w:history="1">
         <w:r>
           <w:rPr>
             <w:rStyle w:val="Hyperlink"/>
           </w:rPr>
-          <w:t>https://doi.org/10.1098/rsif</w:t>
-        </w:r>
-        <w:r>
-          <w:rPr>
-            <w:rStyle w:val="Hyperlink"/>
-          </w:rPr>
-          <w:t>.</w:t>
-        </w:r>
-        <w:r>
-          <w:rPr>
-            <w:rStyle w:val="Hyperlink"/>
-          </w:rPr>
-          <w:t>2019.0661</w:t>
+          <w:t>https://doi.org/10.1098/rsif.2019.0661</w:t>
         </w:r>
       </w:hyperlink>
       <w:r>
         <w:t xml:space="preserve"> </w:t>
-      </w:r>
-    </w:p>
-    <w:p>
-      <w:r>
-        <w:t xml:space="preserve">‌ (Wendt, </w:t>
-      </w:r>
-      <w:proofErr w:type="spellStart"/>
-      <w:r>
-        <w:t>Kleinhoelting</w:t>
-      </w:r>
-      <w:proofErr w:type="spellEnd"/>
-      <w:r>
-        <w:t xml:space="preserve"> and </w:t>
-      </w:r>
-      <w:proofErr w:type="spellStart"/>
-      <w:r>
-        <w:t>Czaczkes</w:t>
-      </w:r>
-      <w:proofErr w:type="spellEnd"/>
-      <w:r>
-        <w:t>, 2020)</w:t>
       </w:r>
     </w:p>
     <w:p>
@@ -1455,7 +2699,13 @@
         <w:t>Current Biology</w:t>
       </w:r>
       <w:r>
-        <w:t xml:space="preserve">, 16(15), pp.R570–R574. </w:t>
+        <w:t>, 16(15), pp.</w:t>
+      </w:r>
+      <w:r>
+        <w:t xml:space="preserve"> </w:t>
+      </w:r>
+      <w:r>
+        <w:t xml:space="preserve">R570–R574. </w:t>
       </w:r>
       <w:proofErr w:type="spellStart"/>
       <w:r>
@@ -1468,7 +2718,7 @@
       <w:r>
         <w:t xml:space="preserve"> </w:t>
       </w:r>
-      <w:hyperlink r:id="rId17" w:history="1">
+      <w:hyperlink r:id="rId19" w:history="1">
         <w:r>
           <w:rPr>
             <w:rStyle w:val="Hyperlink"/>
@@ -1478,6 +2728,111 @@
       </w:hyperlink>
       <w:r>
         <w:t xml:space="preserve"> </w:t>
+      </w:r>
+    </w:p>
+    <w:p>
+      <w:r>
+        <w:t xml:space="preserve">Hungerford, T.W. (2009). Contemporary </w:t>
+      </w:r>
+      <w:r>
+        <w:t>P</w:t>
+      </w:r>
+      <w:r>
+        <w:t xml:space="preserve">recalculus: </w:t>
+      </w:r>
+      <w:r>
+        <w:t>A</w:t>
+      </w:r>
+      <w:r>
+        <w:t xml:space="preserve"> </w:t>
+      </w:r>
+      <w:r>
+        <w:t>G</w:t>
+      </w:r>
+      <w:r>
+        <w:t xml:space="preserve">raphing </w:t>
+      </w:r>
+      <w:r>
+        <w:t>A</w:t>
+      </w:r>
+      <w:r>
+        <w:t>pproach. Belmont, Ca: Thomson Brooks/Cole.</w:t>
+      </w:r>
+      <w:r>
+        <w:t xml:space="preserve"> P. 442 </w:t>
+      </w:r>
+      <w:r>
+        <w:t>ISBN 978-0-495-10833-7</w:t>
+      </w:r>
+    </w:p>
+    <w:p>
+      <w:proofErr w:type="spellStart"/>
+      <w:r>
+        <w:t>Dussutour</w:t>
+      </w:r>
+      <w:proofErr w:type="spellEnd"/>
+      <w:r>
+        <w:t xml:space="preserve">, A., Jean-Louis </w:t>
+      </w:r>
+      <w:proofErr w:type="spellStart"/>
+      <w:r>
+        <w:t>Deneubourg</w:t>
+      </w:r>
+      <w:proofErr w:type="spellEnd"/>
+      <w:r>
+        <w:t xml:space="preserve"> and </w:t>
+      </w:r>
+      <w:proofErr w:type="spellStart"/>
+      <w:r>
+        <w:t>Fourcassié</w:t>
+      </w:r>
+      <w:proofErr w:type="spellEnd"/>
+      <w:r>
+        <w:t xml:space="preserve">, V. (2005). Amplification of individual preferences in a social context: the case of wall-following in ants. </w:t>
+      </w:r>
+      <w:r>
+        <w:rPr>
+          <w:i/>
+          <w:iCs/>
+        </w:rPr>
+        <w:t>Proceedings of The Royal Society B: Biological Sciences</w:t>
+      </w:r>
+      <w:r>
+        <w:t xml:space="preserve">, 272(1564), pp.705–714. </w:t>
+      </w:r>
+      <w:proofErr w:type="spellStart"/>
+      <w:r>
+        <w:t>doi</w:t>
+      </w:r>
+      <w:proofErr w:type="spellEnd"/>
+      <w:r>
+        <w:t>:</w:t>
+      </w:r>
+      <w:r>
+        <w:t xml:space="preserve"> </w:t>
+      </w:r>
+      <w:hyperlink r:id="rId20" w:history="1">
+        <w:r>
+          <w:rPr>
+            <w:rStyle w:val="Hyperlink"/>
+          </w:rPr>
+          <w:t>https://doi.org/10.1098/rspb.2004.2990</w:t>
+        </w:r>
+      </w:hyperlink>
+      <w:r>
+        <w:t xml:space="preserve"> </w:t>
+      </w:r>
+    </w:p>
+    <w:p/>
+    <w:p>
+      <w:r>
+        <w:rPr>
+          <w:rFonts w:hint="cs"/>
+        </w:rPr>
+        <w:t>‌</w:t>
+      </w:r>
+      <w:r>
+        <w:t xml:space="preserve"> ‌</w:t>
       </w:r>
     </w:p>
     <w:p/>
@@ -2380,6 +3735,7 @@
   <w:style w:type="character" w:default="1" w:styleId="DefaultParagraphFont">
     <w:name w:val="Default Paragraph Font"/>
     <w:uiPriority w:val="1"/>
+    <w:semiHidden/>
     <w:unhideWhenUsed/>
   </w:style>
   <w:style w:type="table" w:default="1" w:styleId="TableNormal">
@@ -2740,6 +4096,107 @@
       <w:szCs w:val="24"/>
     </w:rPr>
   </w:style>
+  <w:style w:type="paragraph" w:styleId="Caption">
+    <w:name w:val="caption"/>
+    <w:basedOn w:val="Normal"/>
+    <w:next w:val="Normal"/>
+    <w:uiPriority w:val="35"/>
+    <w:unhideWhenUsed/>
+    <w:qFormat/>
+    <w:rsid w:val="00D10D14"/>
+    <w:pPr>
+      <w:spacing w:after="200" w:line="240" w:lineRule="auto"/>
+    </w:pPr>
+    <w:rPr>
+      <w:i/>
+      <w:iCs/>
+      <w:color w:val="0E2841" w:themeColor="text2"/>
+      <w:sz w:val="18"/>
+      <w:szCs w:val="18"/>
+    </w:rPr>
+  </w:style>
+  <w:style w:type="table" w:styleId="TableGrid">
+    <w:name w:val="Table Grid"/>
+    <w:basedOn w:val="TableNormal"/>
+    <w:uiPriority w:val="39"/>
+    <w:rsid w:val="00C034CE"/>
+    <w:pPr>
+      <w:spacing w:after="0" w:line="240" w:lineRule="auto"/>
+    </w:pPr>
+    <w:tblPr>
+      <w:tblBorders>
+        <w:top w:val="single" w:sz="4" w:space="0" w:color="auto"/>
+        <w:left w:val="single" w:sz="4" w:space="0" w:color="auto"/>
+        <w:bottom w:val="single" w:sz="4" w:space="0" w:color="auto"/>
+        <w:right w:val="single" w:sz="4" w:space="0" w:color="auto"/>
+        <w:insideH w:val="single" w:sz="4" w:space="0" w:color="auto"/>
+        <w:insideV w:val="single" w:sz="4" w:space="0" w:color="auto"/>
+      </w:tblBorders>
+    </w:tblPr>
+  </w:style>
+  <w:style w:type="table" w:styleId="PlainTable1">
+    <w:name w:val="Plain Table 1"/>
+    <w:basedOn w:val="TableNormal"/>
+    <w:uiPriority w:val="41"/>
+    <w:rsid w:val="002A6F6C"/>
+    <w:pPr>
+      <w:spacing w:after="0" w:line="240" w:lineRule="auto"/>
+    </w:pPr>
+    <w:tblPr>
+      <w:tblStyleRowBandSize w:val="1"/>
+      <w:tblStyleColBandSize w:val="1"/>
+      <w:tblBorders>
+        <w:top w:val="single" w:sz="4" w:space="0" w:color="BFBFBF" w:themeColor="background1" w:themeShade="BF"/>
+        <w:left w:val="single" w:sz="4" w:space="0" w:color="BFBFBF" w:themeColor="background1" w:themeShade="BF"/>
+        <w:bottom w:val="single" w:sz="4" w:space="0" w:color="BFBFBF" w:themeColor="background1" w:themeShade="BF"/>
+        <w:right w:val="single" w:sz="4" w:space="0" w:color="BFBFBF" w:themeColor="background1" w:themeShade="BF"/>
+        <w:insideH w:val="single" w:sz="4" w:space="0" w:color="BFBFBF" w:themeColor="background1" w:themeShade="BF"/>
+        <w:insideV w:val="single" w:sz="4" w:space="0" w:color="BFBFBF" w:themeColor="background1" w:themeShade="BF"/>
+      </w:tblBorders>
+    </w:tblPr>
+    <w:tblStylePr w:type="firstRow">
+      <w:rPr>
+        <w:b/>
+        <w:bCs/>
+      </w:rPr>
+    </w:tblStylePr>
+    <w:tblStylePr w:type="lastRow">
+      <w:rPr>
+        <w:b/>
+        <w:bCs/>
+      </w:rPr>
+      <w:tblPr/>
+      <w:tcPr>
+        <w:tcBorders>
+          <w:top w:val="double" w:sz="4" w:space="0" w:color="BFBFBF" w:themeColor="background1" w:themeShade="BF"/>
+        </w:tcBorders>
+      </w:tcPr>
+    </w:tblStylePr>
+    <w:tblStylePr w:type="firstCol">
+      <w:rPr>
+        <w:b/>
+        <w:bCs/>
+      </w:rPr>
+    </w:tblStylePr>
+    <w:tblStylePr w:type="lastCol">
+      <w:rPr>
+        <w:b/>
+        <w:bCs/>
+      </w:rPr>
+    </w:tblStylePr>
+    <w:tblStylePr w:type="band1Vert">
+      <w:tblPr/>
+      <w:tcPr>
+        <w:shd w:val="clear" w:color="auto" w:fill="F2F2F2" w:themeFill="background1" w:themeFillShade="F2"/>
+      </w:tcPr>
+    </w:tblStylePr>
+    <w:tblStylePr w:type="band1Horz">
+      <w:tblPr/>
+      <w:tcPr>
+        <w:shd w:val="clear" w:color="auto" w:fill="F2F2F2" w:themeFill="background1" w:themeFillShade="F2"/>
+      </w:tcPr>
+    </w:tblStylePr>
+  </w:style>
 </w:styles>
 </file>
 

--- a/CS3IPDocuments/FYP Report 2.docx
+++ b/CS3IPDocuments/FYP Report 2.docx
@@ -148,7 +148,13 @@
         <w:t>AI system power demand approaching that of a country the size of the United Kingdom</w:t>
       </w:r>
       <w:r>
-        <w:t xml:space="preserve">’, while the total water consumption was estimated to be 560 billion L in 2023. </w:t>
+        <w:t xml:space="preserve">’, while the total water consumption was estimated to be 560 billion </w:t>
+      </w:r>
+      <w:r>
+        <w:t>litres</w:t>
+      </w:r>
+      <w:r>
+        <w:t xml:space="preserve"> in 2023. </w:t>
       </w:r>
       <w:r>
         <w:t xml:space="preserve">The techniques discovered in the 90s were efficient and have held up to modern standards, further research in these areas will likely lead to more efficient methods and could hopefully reduce the footprint of modern AI. </w:t>
@@ -156,7 +162,15 @@
     </w:p>
     <w:p>
       <w:r>
-        <w:t xml:space="preserve">Data, on the other hand, is more widespread. I have seen first hand that companies who did not manage their data to a high enough standard before the AI surge, such as using multiple spreadsheets instead of a database. Data structures need to be reliable and efficient in order to search through the data better. </w:t>
+        <w:t xml:space="preserve">Data, on the other hand, is more widespread. I have seen first hand that companies who did not manage their data to a high enough standard before the AI surge, such as using multiple spreadsheets instead of a database. Data structures need to be reliable and efficient </w:t>
+      </w:r>
+      <w:proofErr w:type="gramStart"/>
+      <w:r>
+        <w:t>in order to</w:t>
+      </w:r>
+      <w:proofErr w:type="gramEnd"/>
+      <w:r>
+        <w:t xml:space="preserve"> search through the data better. </w:t>
       </w:r>
       <w:r>
         <w:t xml:space="preserve">Companies with data structures which are unsuitable for AI use have turned to AI, </w:t>
@@ -357,7 +371,15 @@
         <w:t xml:space="preserve">In theory, ant colonies are well suited to navigating complex environments, the behaviour of an individual ant is </w:t>
       </w:r>
       <w:r>
-        <w:t xml:space="preserve">decentralised, while the behaviour of the colony as a whole is self-organised. The whole colony should be able to adapt to any situation, without relying on a centralised controller. Regardless of how complex an environment is, a sufficient simulation with a large enough colony size should be able to navigate maze-like terrain, successfully locate a goal and bring it back to the colony, with the efficiency increasing over time as the pheromone trails become stronger. </w:t>
+        <w:t xml:space="preserve">decentralised, while the behaviour of the colony </w:t>
+      </w:r>
+      <w:proofErr w:type="gramStart"/>
+      <w:r>
+        <w:t>as a whole is</w:t>
+      </w:r>
+      <w:proofErr w:type="gramEnd"/>
+      <w:r>
+        <w:t xml:space="preserve"> self-organised. The whole colony should be able to adapt to any situation, without relying on a centralised controller. Regardless of how complex an environment is, a sufficient simulation with a large enough colony size should be able to navigate maze-like terrain, successfully locate a goal and bring it back to the colony, with the efficiency increasing over time as the pheromone trails become stronger. </w:t>
       </w:r>
       <w:r>
         <w:t>But</w:t>
@@ -451,18 +473,50 @@
     </w:p>
     <w:p>
       <w:r>
-        <w:t xml:space="preserve">The reasons above are how I came to the conclusion that I needed to use Agile and throwaway prototyping. Waterfall is best practice when there is a concrete plan, </w:t>
+        <w:t xml:space="preserve">The reasons above are how I </w:t>
+      </w:r>
+      <w:proofErr w:type="gramStart"/>
+      <w:r>
+        <w:t>came to the conclusion</w:t>
+      </w:r>
+      <w:proofErr w:type="gramEnd"/>
+      <w:r>
+        <w:t xml:space="preserve"> that I needed to use Agile and throwaway prototyping. Waterfall is best practice when there is a concrete plan, </w:t>
       </w:r>
       <w:r>
         <w:t>extreme programming</w:t>
       </w:r>
       <w:r>
-        <w:t xml:space="preserve"> is best practice when the project is test-driven. Due to my lack of experience using Unity, both of these methodologies are not best practice, however, later on during my project, some principles from either methodology might prove useful. It is for a similar reason that I cannot use evolutionary prototyping, I will inevitably make mistakes while learning how to use Unity, those mistakes should be addressed but learned from, the next attempt will be better.</w:t>
-      </w:r>
-    </w:p>
-    <w:p>
-      <w:r>
-        <w:t>Tracking progress throughout the project will be invaluable, similar to choosing Agile and throwaway prototyping, choosing to use Kanban is natural. Both Gnatt charts and RAG reports require some prior knowledge</w:t>
+        <w:t xml:space="preserve"> is best practice when the project is test-driven. Due to my lack of experience using Unity, </w:t>
+      </w:r>
+      <w:proofErr w:type="gramStart"/>
+      <w:r>
+        <w:t>both of these</w:t>
+      </w:r>
+      <w:proofErr w:type="gramEnd"/>
+      <w:r>
+        <w:t xml:space="preserve"> methodologies are not best practice, however, </w:t>
+      </w:r>
+      <w:proofErr w:type="gramStart"/>
+      <w:r>
+        <w:t>later on</w:t>
+      </w:r>
+      <w:proofErr w:type="gramEnd"/>
+      <w:r>
+        <w:t xml:space="preserve"> during my project, some principles from either methodology might prove useful. It is for a similar reason that I cannot use evolutionary prototyping, I will inevitably make mistakes while learning how to use Unity, those mistakes should be addressed but learned from, the next attempt will be better.</w:t>
+      </w:r>
+    </w:p>
+    <w:p>
+      <w:r>
+        <w:t xml:space="preserve">Tracking progress throughout the project will be invaluable, </w:t>
+      </w:r>
+      <w:proofErr w:type="gramStart"/>
+      <w:r>
+        <w:t>similar to</w:t>
+      </w:r>
+      <w:proofErr w:type="gramEnd"/>
+      <w:r>
+        <w:t xml:space="preserve"> choosing Agile and throwaway prototyping, choosing to use Kanban is natural. Both Gnatt charts and RAG reports require some prior knowledge</w:t>
       </w:r>
       <w:r>
         <w:t xml:space="preserve">. I cannot give a time estimate for Gnatt charts because with a lack of experience, I cannot know if a task is simple or not. RAG reports also need a clear distinction between </w:t>
@@ -676,7 +730,15 @@
         <w:t>functionalities</w:t>
       </w:r>
       <w:r>
-        <w:t xml:space="preserve"> will be enough for me to create a MVP and tune any and all parameters to better suit the simulation, one parameter to tune could be the pheromone evaporation rate. Scripts and algorithms will need to be designed around these requirements to correctly simulate the ant agents. These algorithms will be executed within Unity’s main loop, known as the Update function. This function is called </w:t>
+        <w:t xml:space="preserve"> will be enough for me to create a MVP and tune </w:t>
+      </w:r>
+      <w:proofErr w:type="gramStart"/>
+      <w:r>
+        <w:t>any and all</w:t>
+      </w:r>
+      <w:proofErr w:type="gramEnd"/>
+      <w:r>
+        <w:t xml:space="preserve"> parameters to better suit the simulation, one parameter to tune could be the pheromone evaporation rate. Scripts and algorithms will need to be designed around these requirements to correctly simulate the ant agents. These algorithms will be executed within Unity’s main loop, known as the Update function. This function is called </w:t>
       </w:r>
       <w:r>
         <w:t xml:space="preserve">for </w:t>
@@ -715,7 +777,21 @@
         <w:t xml:space="preserve"> </w:t>
       </w:r>
       <w:r>
-        <w:t xml:space="preserve">Objects to create the ants, this approach let me focus on creating the artificial intelligence side of the simulation. </w:t>
+        <w:t>Objects to create the ant</w:t>
+      </w:r>
+      <w:r>
+        <w:t xml:space="preserve"> </w:t>
+      </w:r>
+      <w:proofErr w:type="spellStart"/>
+      <w:r>
+        <w:t>agents</w:t>
+      </w:r>
+      <w:r>
+        <w:t>s</w:t>
+      </w:r>
+      <w:proofErr w:type="spellEnd"/>
+      <w:r>
+        <w:t xml:space="preserve">, this approach let me focus on creating the artificial intelligence side of the simulation. </w:t>
       </w:r>
       <w:r>
         <w:t>For the pheromones, I also used Game</w:t>
@@ -739,10 +815,19 @@
         <w:t xml:space="preserve"> ant</w:t>
       </w:r>
       <w:r>
-        <w:t xml:space="preserve"> agent with a radius of 2 units. The code would check for a food source, a colony, other ants and pheromones. This method is not very </w:t>
+        <w:t xml:space="preserve"> agent with a radius of 2 units. The code would check for a food source, a colony, other ant</w:t>
+      </w:r>
+      <w:r>
+        <w:t xml:space="preserve"> agent</w:t>
+      </w:r>
+      <w:r>
+        <w:t xml:space="preserve">s and pheromones. This method is </w:t>
       </w:r>
       <w:r>
         <w:lastRenderedPageBreak/>
+        <w:t xml:space="preserve">not very </w:t>
+      </w:r>
+      <w:r>
         <w:t>scalable,</w:t>
       </w:r>
       <w:r>
@@ -921,24 +1006,14 @@
                             <w:r>
                               <w:t xml:space="preserve">Figure </w:t>
                             </w:r>
-                            <w:r>
-                              <w:fldChar w:fldCharType="begin"/>
-                            </w:r>
-                            <w:r>
-                              <w:instrText xml:space="preserve"> SEQ Figure \* ARABIC </w:instrText>
-                            </w:r>
-                            <w:r>
-                              <w:fldChar w:fldCharType="separate"/>
-                            </w:r>
-                            <w:r>
-                              <w:rPr>
-                                <w:noProof/>
-                              </w:rPr>
-                              <w:t>1</w:t>
-                            </w:r>
-                            <w:r>
-                              <w:fldChar w:fldCharType="end"/>
-                            </w:r>
+                            <w:fldSimple w:instr=" SEQ Figure \* ARABIC ">
+                              <w:r>
+                                <w:rPr>
+                                  <w:noProof/>
+                                </w:rPr>
+                                <w:t>1</w:t>
+                              </w:r>
+                            </w:fldSimple>
                             <w:r>
                               <w:t>. Ant milling in the simulation</w:t>
                             </w:r>
@@ -977,24 +1052,14 @@
                       <w:r>
                         <w:t xml:space="preserve">Figure </w:t>
                       </w:r>
-                      <w:r>
-                        <w:fldChar w:fldCharType="begin"/>
-                      </w:r>
-                      <w:r>
-                        <w:instrText xml:space="preserve"> SEQ Figure \* ARABIC </w:instrText>
-                      </w:r>
-                      <w:r>
-                        <w:fldChar w:fldCharType="separate"/>
-                      </w:r>
-                      <w:r>
-                        <w:rPr>
-                          <w:noProof/>
-                        </w:rPr>
-                        <w:t>1</w:t>
-                      </w:r>
-                      <w:r>
-                        <w:fldChar w:fldCharType="end"/>
-                      </w:r>
+                      <w:fldSimple w:instr=" SEQ Figure \* ARABIC ">
+                        <w:r>
+                          <w:rPr>
+                            <w:noProof/>
+                          </w:rPr>
+                          <w:t>1</w:t>
+                        </w:r>
+                      </w:fldSimple>
                       <w:r>
                         <w:t>. Ant milling in the simulation</w:t>
                       </w:r>
@@ -1081,14 +1146,30 @@
         <w:t>However,</w:t>
       </w:r>
       <w:r>
-        <w:t xml:space="preserve"> by moving to this second prototype, I had to retune all of the settings to fit this simulation, especially because the search space became larger, while the ant agents became smaller. </w:t>
+        <w:t xml:space="preserve"> by moving to this second prototype, I had to retune </w:t>
+      </w:r>
+      <w:proofErr w:type="gramStart"/>
+      <w:r>
+        <w:t>all of</w:t>
+      </w:r>
+      <w:proofErr w:type="gramEnd"/>
+      <w:r>
+        <w:t xml:space="preserve"> the settings to fit this simulation, especially because the search space became larger, while the ant agents became smaller. </w:t>
       </w:r>
       <w:r>
         <w:t xml:space="preserve">This meant that the ant agent’s speed, sense distance, pheromone drop rate and decay rate, and the randomness of the agents themselves all became </w:t>
       </w:r>
       <w:r>
         <w:lastRenderedPageBreak/>
-        <w:t>incorrect. This took some time to complete but was a necessity in order to achieve a successful simulation.</w:t>
+        <w:t xml:space="preserve">incorrect. This took some time to complete but was a necessity </w:t>
+      </w:r>
+      <w:proofErr w:type="gramStart"/>
+      <w:r>
+        <w:t>in order to</w:t>
+      </w:r>
+      <w:proofErr w:type="gramEnd"/>
+      <w:r>
+        <w:t xml:space="preserve"> achieve a successful simulation.</w:t>
       </w:r>
     </w:p>
     <w:p>
@@ -1180,24 +1261,14 @@
                             <w:r>
                               <w:t xml:space="preserve">Figure </w:t>
                             </w:r>
-                            <w:r>
-                              <w:fldChar w:fldCharType="begin"/>
-                            </w:r>
-                            <w:r>
-                              <w:instrText xml:space="preserve"> SEQ Figure \* ARABIC </w:instrText>
-                            </w:r>
-                            <w:r>
-                              <w:fldChar w:fldCharType="separate"/>
-                            </w:r>
-                            <w:r>
-                              <w:rPr>
-                                <w:noProof/>
-                              </w:rPr>
-                              <w:t>2</w:t>
-                            </w:r>
-                            <w:r>
-                              <w:fldChar w:fldCharType="end"/>
-                            </w:r>
+                            <w:fldSimple w:instr=" SEQ Figure \* ARABIC ">
+                              <w:r>
+                                <w:rPr>
+                                  <w:noProof/>
+                                </w:rPr>
+                                <w:t>2</w:t>
+                              </w:r>
+                            </w:fldSimple>
                             <w:r>
                               <w:t>. Ant agents sometimes moving through walls. The bottom left circle is the nest and the two circles on the right are food sources.</w:t>
                             </w:r>
@@ -1233,24 +1304,14 @@
                       <w:r>
                         <w:t xml:space="preserve">Figure </w:t>
                       </w:r>
-                      <w:r>
-                        <w:fldChar w:fldCharType="begin"/>
-                      </w:r>
-                      <w:r>
-                        <w:instrText xml:space="preserve"> SEQ Figure \* ARABIC </w:instrText>
-                      </w:r>
-                      <w:r>
-                        <w:fldChar w:fldCharType="separate"/>
-                      </w:r>
-                      <w:r>
-                        <w:rPr>
-                          <w:noProof/>
-                        </w:rPr>
-                        <w:t>2</w:t>
-                      </w:r>
-                      <w:r>
-                        <w:fldChar w:fldCharType="end"/>
-                      </w:r>
+                      <w:fldSimple w:instr=" SEQ Figure \* ARABIC ">
+                        <w:r>
+                          <w:rPr>
+                            <w:noProof/>
+                          </w:rPr>
+                          <w:t>2</w:t>
+                        </w:r>
+                      </w:fldSimple>
                       <w:r>
                         <w:t>. Ant agents sometimes moving through walls. The bottom left circle is the nest and the two circles on the right are food sources.</w:t>
                       </w:r>
@@ -1334,6 +1395,7 @@
         <w:t xml:space="preserve">The </w:t>
       </w:r>
       <w:proofErr w:type="spellStart"/>
+      <w:proofErr w:type="gramStart"/>
       <w:r>
         <w:rPr>
           <w:rFonts w:ascii="Cascadia Code Light" w:hAnsi="Cascadia Code Light"/>
@@ -1345,7 +1407,14 @@
         <w:rPr>
           <w:rFonts w:ascii="Cascadia Code Light" w:hAnsi="Cascadia Code Light"/>
         </w:rPr>
-        <w:t>(Ant ant)</w:t>
+        <w:t>(</w:t>
+      </w:r>
+      <w:proofErr w:type="gramEnd"/>
+      <w:r>
+        <w:rPr>
+          <w:rFonts w:ascii="Cascadia Code Light" w:hAnsi="Cascadia Code Light"/>
+        </w:rPr>
+        <w:t>Ant ant)</w:t>
       </w:r>
       <w:r>
         <w:t xml:space="preserve"> </w:t>
@@ -1396,6 +1465,7 @@
         <w:t xml:space="preserve">I decided to redo the </w:t>
       </w:r>
       <w:proofErr w:type="spellStart"/>
+      <w:proofErr w:type="gramStart"/>
       <w:r>
         <w:rPr>
           <w:rFonts w:ascii="Cascadia Code Light" w:hAnsi="Cascadia Code Light"/>
@@ -1407,7 +1477,14 @@
         <w:rPr>
           <w:rFonts w:ascii="Cascadia Code Light" w:hAnsi="Cascadia Code Light"/>
         </w:rPr>
-        <w:t>(Ant ant)</w:t>
+        <w:t>(</w:t>
+      </w:r>
+      <w:proofErr w:type="gramEnd"/>
+      <w:r>
+        <w:rPr>
+          <w:rFonts w:ascii="Cascadia Code Light" w:hAnsi="Cascadia Code Light"/>
+        </w:rPr>
+        <w:t>Ant ant)</w:t>
       </w:r>
       <w:r>
         <w:t xml:space="preserve"> function and I had noticed that when calculating the unit direction the ant agent was moving, I was using the sine of the ant agent’s angle as the X component of the vector and the cosine of the ant agent's angle as the Y component of the vector. </w:t>
@@ -1532,24 +1609,14 @@
                             <w:r>
                               <w:t xml:space="preserve">Figure </w:t>
                             </w:r>
-                            <w:r>
-                              <w:fldChar w:fldCharType="begin"/>
-                            </w:r>
-                            <w:r>
-                              <w:instrText xml:space="preserve"> SEQ Figure \* ARABIC </w:instrText>
-                            </w:r>
-                            <w:r>
-                              <w:fldChar w:fldCharType="separate"/>
-                            </w:r>
-                            <w:r>
-                              <w:rPr>
-                                <w:noProof/>
-                              </w:rPr>
-                              <w:t>3</w:t>
-                            </w:r>
-                            <w:r>
-                              <w:fldChar w:fldCharType="end"/>
-                            </w:r>
+                            <w:fldSimple w:instr=" SEQ Figure \* ARABIC ">
+                              <w:r>
+                                <w:rPr>
+                                  <w:noProof/>
+                                </w:rPr>
+                                <w:t>3</w:t>
+                              </w:r>
+                            </w:fldSimple>
                             <w:r>
                               <w:t>. Ant agents moving to the food (yellow circle, right) from the colony (darker yellow circle, left) and back. Some ant agents showing preference to the wall.</w:t>
                             </w:r>
@@ -1584,24 +1651,14 @@
                       <w:r>
                         <w:t xml:space="preserve">Figure </w:t>
                       </w:r>
-                      <w:r>
-                        <w:fldChar w:fldCharType="begin"/>
-                      </w:r>
-                      <w:r>
-                        <w:instrText xml:space="preserve"> SEQ Figure \* ARABIC </w:instrText>
-                      </w:r>
-                      <w:r>
-                        <w:fldChar w:fldCharType="separate"/>
-                      </w:r>
-                      <w:r>
-                        <w:rPr>
-                          <w:noProof/>
-                        </w:rPr>
-                        <w:t>3</w:t>
-                      </w:r>
-                      <w:r>
-                        <w:fldChar w:fldCharType="end"/>
-                      </w:r>
+                      <w:fldSimple w:instr=" SEQ Figure \* ARABIC ">
+                        <w:r>
+                          <w:rPr>
+                            <w:noProof/>
+                          </w:rPr>
+                          <w:t>3</w:t>
+                        </w:r>
+                      </w:fldSimple>
                       <w:r>
                         <w:t>. Ant agents moving to the food (yellow circle, right) from the colony (darker yellow circle, left) and back. Some ant agents showing preference to the wall.</w:t>
                       </w:r>
@@ -1684,7 +1741,15 @@
         <w:t xml:space="preserve"> to a good balance of exploration and exploitation of the environment, movement was random while the ants were searching for food, but once </w:t>
       </w:r>
       <w:r>
-        <w:t xml:space="preserve">an ant agent found the food, nearby ants would follow the returning trail, until almost all of the ants join the trail. </w:t>
+        <w:t xml:space="preserve">an ant agent found the food, nearby ants would follow the returning trail, until almost </w:t>
+      </w:r>
+      <w:proofErr w:type="gramStart"/>
+      <w:r>
+        <w:t>all of</w:t>
+      </w:r>
+      <w:proofErr w:type="gramEnd"/>
+      <w:r>
+        <w:t xml:space="preserve"> the ants join the trail. </w:t>
       </w:r>
     </w:p>
     <w:p>
@@ -1695,7 +1760,15 @@
         <w:t>alongside the walls, almost as if they are hugging them. This behaviour seems consistent with ant behaviour I have noticed in real life</w:t>
       </w:r>
       <w:r>
-        <w:t xml:space="preserve">. This behaviour is similar to what </w:t>
+        <w:t xml:space="preserve">. This behaviour is </w:t>
+      </w:r>
+      <w:proofErr w:type="gramStart"/>
+      <w:r>
+        <w:t>similar to</w:t>
+      </w:r>
+      <w:proofErr w:type="gramEnd"/>
+      <w:r>
+        <w:t xml:space="preserve"> what </w:t>
       </w:r>
       <w:proofErr w:type="spellStart"/>
       <w:r>
@@ -1738,10 +1811,7 @@
     </w:p>
     <w:p>
       <w:r>
-        <w:t>There is enough functionality to move on to testing the simulation</w:t>
-      </w:r>
-      <w:r>
-        <w:t xml:space="preserve"> and finding results for the research question. </w:t>
+        <w:t xml:space="preserve">There is enough functionality to move on to testing the simulation and finding results for the research question. </w:t>
       </w:r>
       <w:r>
         <w:t xml:space="preserve">My testing methodology will be creating various environments with various amounts of colonies and food sources. </w:t>
@@ -1829,6 +1899,7 @@
       <w:tr>
         <w:trPr>
           <w:cnfStyle w:val="000000100000" w:firstRow="0" w:lastRow="0" w:firstColumn="0" w:lastColumn="0" w:oddVBand="0" w:evenVBand="0" w:oddHBand="1" w:evenHBand="0" w:firstRowFirstColumn="0" w:firstRowLastColumn="0" w:lastRowFirstColumn="0" w:lastRowLastColumn="0"/>
+          <w:trHeight w:val="700"/>
           <w:jc w:val="center"/>
         </w:trPr>
         <w:tc>
@@ -1850,7 +1921,21 @@
                 <w:b w:val="0"/>
                 <w:bCs w:val="0"/>
               </w:rPr>
-              <w:t>Does directionality affect ACO</w:t>
+              <w:t xml:space="preserve">Does directionality </w:t>
+            </w:r>
+            <w:r>
+              <w:rPr>
+                <w:b w:val="0"/>
+                <w:bCs w:val="0"/>
+              </w:rPr>
+              <w:t>a</w:t>
+            </w:r>
+            <w:r>
+              <w:rPr>
+                <w:b w:val="0"/>
+                <w:bCs w:val="0"/>
+              </w:rPr>
+              <w:t>ffect ACO</w:t>
             </w:r>
             <w:r>
               <w:rPr>
@@ -1887,7 +1972,7 @@
               <w:cnfStyle w:val="000000100000" w:firstRow="0" w:lastRow="0" w:firstColumn="0" w:lastColumn="0" w:oddVBand="0" w:evenVBand="0" w:oddHBand="1" w:evenHBand="0" w:firstRowFirstColumn="0" w:firstRowLastColumn="0" w:lastRowFirstColumn="0" w:lastRowLastColumn="0"/>
             </w:pPr>
             <w:r>
-              <w:t>4 in each corner</w:t>
+              <w:t>1 colony, in the middle</w:t>
             </w:r>
           </w:p>
         </w:tc>
@@ -1903,7 +1988,7 @@
               <w:cnfStyle w:val="000000100000" w:firstRow="0" w:lastRow="0" w:firstColumn="0" w:lastColumn="0" w:oddVBand="0" w:evenVBand="0" w:oddHBand="1" w:evenHBand="0" w:firstRowFirstColumn="0" w:firstRowLastColumn="0" w:lastRowFirstColumn="0" w:lastRowLastColumn="0"/>
             </w:pPr>
             <w:r>
-              <w:t>1 in the middle</w:t>
+              <w:t>4 food sources in each corner</w:t>
             </w:r>
           </w:p>
         </w:tc>
@@ -2094,7 +2179,7 @@
                 <w:b w:val="0"/>
                 <w:bCs w:val="0"/>
               </w:rPr>
-              <w:t>How does number of food sources affect path formation?</w:t>
+              <w:t>Which food source gets exploited first, closest or more accessible?</w:t>
             </w:r>
           </w:p>
         </w:tc>
@@ -2109,7 +2194,7 @@
               <w:cnfStyle w:val="000000000000" w:firstRow="0" w:lastRow="0" w:firstColumn="0" w:lastColumn="0" w:oddVBand="0" w:evenVBand="0" w:oddHBand="0" w:evenHBand="0" w:firstRowFirstColumn="0" w:firstRowLastColumn="0" w:lastRowFirstColumn="0" w:lastRowLastColumn="0"/>
             </w:pPr>
             <w:r>
-              <w:t>Large open area</w:t>
+              <w:t>Left side with high density of obstacles, right side more open but further</w:t>
             </w:r>
           </w:p>
         </w:tc>
@@ -2140,81 +2225,6 @@
               <w:cnfStyle w:val="000000000000" w:firstRow="0" w:lastRow="0" w:firstColumn="0" w:lastColumn="0" w:oddVBand="0" w:evenVBand="0" w:oddHBand="0" w:evenHBand="0" w:firstRowFirstColumn="0" w:firstRowLastColumn="0" w:lastRowFirstColumn="0" w:lastRowLastColumn="0"/>
             </w:pPr>
             <w:r>
-              <w:t>4 food sources in each corner</w:t>
-            </w:r>
-          </w:p>
-        </w:tc>
-      </w:tr>
-      <w:tr>
-        <w:trPr>
-          <w:cnfStyle w:val="000000100000" w:firstRow="0" w:lastRow="0" w:firstColumn="0" w:lastColumn="0" w:oddVBand="0" w:evenVBand="0" w:oddHBand="1" w:evenHBand="0" w:firstRowFirstColumn="0" w:firstRowLastColumn="0" w:lastRowFirstColumn="0" w:lastRowLastColumn="0"/>
-          <w:jc w:val="center"/>
-        </w:trPr>
-        <w:tc>
-          <w:tcPr>
-            <w:cnfStyle w:val="001000000000" w:firstRow="0" w:lastRow="0" w:firstColumn="1" w:lastColumn="0" w:oddVBand="0" w:evenVBand="0" w:oddHBand="0" w:evenHBand="0" w:firstRowFirstColumn="0" w:firstRowLastColumn="0" w:lastRowFirstColumn="0" w:lastRowLastColumn="0"/>
-            <w:tcW w:w="2254" w:type="dxa"/>
-            <w:vAlign w:val="center"/>
-          </w:tcPr>
-          <w:p>
-            <w:pPr>
-              <w:jc w:val="center"/>
-              <w:rPr>
-                <w:b w:val="0"/>
-                <w:bCs w:val="0"/>
-              </w:rPr>
-            </w:pPr>
-            <w:r>
-              <w:rPr>
-                <w:b w:val="0"/>
-                <w:bCs w:val="0"/>
-              </w:rPr>
-              <w:t>Which food source gets exploited first, closest or more accessible?</w:t>
-            </w:r>
-          </w:p>
-        </w:tc>
-        <w:tc>
-          <w:tcPr>
-            <w:tcW w:w="2254" w:type="dxa"/>
-            <w:vAlign w:val="center"/>
-          </w:tcPr>
-          <w:p>
-            <w:pPr>
-              <w:jc w:val="center"/>
-              <w:cnfStyle w:val="000000100000" w:firstRow="0" w:lastRow="0" w:firstColumn="0" w:lastColumn="0" w:oddVBand="0" w:evenVBand="0" w:oddHBand="1" w:evenHBand="0" w:firstRowFirstColumn="0" w:firstRowLastColumn="0" w:lastRowFirstColumn="0" w:lastRowLastColumn="0"/>
-            </w:pPr>
-            <w:r>
-              <w:t>Left side with high density of obstacles, right side more open but further</w:t>
-            </w:r>
-          </w:p>
-        </w:tc>
-        <w:tc>
-          <w:tcPr>
-            <w:tcW w:w="2254" w:type="dxa"/>
-            <w:vAlign w:val="center"/>
-          </w:tcPr>
-          <w:p>
-            <w:pPr>
-              <w:jc w:val="center"/>
-              <w:cnfStyle w:val="000000100000" w:firstRow="0" w:lastRow="0" w:firstColumn="0" w:lastColumn="0" w:oddVBand="0" w:evenVBand="0" w:oddHBand="1" w:evenHBand="0" w:firstRowFirstColumn="0" w:firstRowLastColumn="0" w:lastRowFirstColumn="0" w:lastRowLastColumn="0"/>
-            </w:pPr>
-            <w:r>
-              <w:t>1 colony, in the middle</w:t>
-            </w:r>
-          </w:p>
-        </w:tc>
-        <w:tc>
-          <w:tcPr>
-            <w:tcW w:w="2254" w:type="dxa"/>
-            <w:vAlign w:val="center"/>
-          </w:tcPr>
-          <w:p>
-            <w:pPr>
-              <w:keepNext/>
-              <w:jc w:val="center"/>
-              <w:cnfStyle w:val="000000100000" w:firstRow="0" w:lastRow="0" w:firstColumn="0" w:lastColumn="0" w:oddVBand="0" w:evenVBand="0" w:oddHBand="1" w:evenHBand="0" w:firstRowFirstColumn="0" w:firstRowLastColumn="0" w:lastRowFirstColumn="0" w:lastRowLastColumn="0"/>
-            </w:pPr>
-            <w:r>
               <w:t>2 food sources, on either side</w:t>
             </w:r>
           </w:p>
@@ -2228,35 +2238,274 @@
       <w:r>
         <w:t xml:space="preserve">Table </w:t>
       </w:r>
-      <w:r>
-        <w:fldChar w:fldCharType="begin"/>
-      </w:r>
-      <w:r>
-        <w:instrText xml:space="preserve"> SEQ Table \* ARABIC </w:instrText>
-      </w:r>
-      <w:r>
-        <w:fldChar w:fldCharType="separate"/>
-      </w:r>
+      <w:fldSimple w:instr=" SEQ Table \* ARABIC ">
+        <w:r>
+          <w:rPr>
+            <w:noProof/>
+          </w:rPr>
+          <w:t>1</w:t>
+        </w:r>
+      </w:fldSimple>
+      <w:r>
+        <w:t>. The test set with an overview of the environment type and how many colonies.</w:t>
+      </w:r>
+    </w:p>
+    <w:p>
+      <w:r>
+        <w:t xml:space="preserve">The first few tests will give me a baseline for how my simulation performs, then I can move on to testing in context to vehicle routing, networking, Mars rovers, etc. </w:t>
+      </w:r>
+      <w:r>
+        <w:t xml:space="preserve">The environment design will try to mimic the environments in which the test is meant for, a maze can roughly be equated to a </w:t>
+      </w:r>
+      <w:r>
+        <w:lastRenderedPageBreak/>
+        <w:t xml:space="preserve">city’s complex road networks, high density of obstacles on one side but further away on the other can be equated with network rerouting. </w:t>
+      </w:r>
+    </w:p>
+    <w:p>
       <w:r>
         <w:rPr>
           <w:noProof/>
         </w:rPr>
-        <w:t>1</w:t>
-      </w:r>
-      <w:r>
-        <w:fldChar w:fldCharType="end"/>
-      </w:r>
-      <w:r>
-        <w:t>. The test set with an overview of the environment type and how many colonies.</w:t>
-      </w:r>
-    </w:p>
-    <w:p>
-      <w:r>
-        <w:lastRenderedPageBreak/>
-        <w:t xml:space="preserve">The first few tests will give me a baseline for how my simulation performs, then I can move on to testing in context to vehicle routing, networking, Mars rovers, etc. </w:t>
-      </w:r>
-      <w:r>
-        <w:t xml:space="preserve">The environment design will try to mimic the environments in which the test is meant for, a maze can roughly be equated to a city’s complex road networks, high density of obstacles on one side but further away on the other can be equated with network rerouting. </w:t>
+        <mc:AlternateContent>
+          <mc:Choice Requires="wps">
+            <w:drawing>
+              <wp:anchor distT="0" distB="0" distL="114300" distR="114300" simplePos="0" relativeHeight="251671552" behindDoc="1" locked="0" layoutInCell="1" allowOverlap="1" wp14:anchorId="420D69AA" wp14:editId="7674550F">
+                <wp:simplePos x="0" y="0"/>
+                <wp:positionH relativeFrom="column">
+                  <wp:posOffset>2531110</wp:posOffset>
+                </wp:positionH>
+                <wp:positionV relativeFrom="paragraph">
+                  <wp:posOffset>1985645</wp:posOffset>
+                </wp:positionV>
+                <wp:extent cx="3194050" cy="635"/>
+                <wp:effectExtent l="0" t="0" r="0" b="0"/>
+                <wp:wrapTight wrapText="bothSides">
+                  <wp:wrapPolygon edited="0">
+                    <wp:start x="0" y="0"/>
+                    <wp:lineTo x="0" y="21600"/>
+                    <wp:lineTo x="21600" y="21600"/>
+                    <wp:lineTo x="21600" y="0"/>
+                  </wp:wrapPolygon>
+                </wp:wrapTight>
+                <wp:docPr id="1676776497" name="Text Box 1"/>
+                <wp:cNvGraphicFramePr/>
+                <a:graphic xmlns:a="http://schemas.openxmlformats.org/drawingml/2006/main">
+                  <a:graphicData uri="http://schemas.microsoft.com/office/word/2010/wordprocessingShape">
+                    <wps:wsp>
+                      <wps:cNvSpPr txBox="1"/>
+                      <wps:spPr>
+                        <a:xfrm>
+                          <a:off x="0" y="0"/>
+                          <a:ext cx="3194050" cy="635"/>
+                        </a:xfrm>
+                        <a:prstGeom prst="rect">
+                          <a:avLst/>
+                        </a:prstGeom>
+                        <a:solidFill>
+                          <a:prstClr val="white"/>
+                        </a:solidFill>
+                        <a:ln>
+                          <a:noFill/>
+                        </a:ln>
+                      </wps:spPr>
+                      <wps:txbx>
+                        <w:txbxContent>
+                          <w:p>
+                            <w:pPr>
+                              <w:pStyle w:val="Caption"/>
+                              <w:rPr>
+                                <w:sz w:val="22"/>
+                                <w:szCs w:val="22"/>
+                              </w:rPr>
+                            </w:pPr>
+                            <w:r>
+                              <w:t xml:space="preserve">Figure </w:t>
+                            </w:r>
+                            <w:fldSimple w:instr=" SEQ Figure \* ARABIC ">
+                              <w:r>
+                                <w:rPr>
+                                  <w:noProof/>
+                                </w:rPr>
+                                <w:t>4</w:t>
+                              </w:r>
+                            </w:fldSimple>
+                            <w:r>
+                              <w:t>. The console outputs of how measurements will be obtained.</w:t>
+                            </w:r>
+                          </w:p>
+                        </w:txbxContent>
+                      </wps:txbx>
+                      <wps:bodyPr rot="0" spcFirstLastPara="0" vertOverflow="overflow" horzOverflow="overflow" vert="horz" wrap="square" lIns="0" tIns="0" rIns="0" bIns="0" numCol="1" spcCol="0" rtlCol="0" fromWordArt="0" anchor="t" anchorCtr="0" forceAA="0" compatLnSpc="1">
+                        <a:prstTxWarp prst="textNoShape">
+                          <a:avLst/>
+                        </a:prstTxWarp>
+                        <a:spAutoFit/>
+                      </wps:bodyPr>
+                    </wps:wsp>
+                  </a:graphicData>
+                </a:graphic>
+              </wp:anchor>
+            </w:drawing>
+          </mc:Choice>
+          <mc:Fallback>
+            <w:pict>
+              <v:shape w14:anchorId="420D69AA" id="_x0000_s1029" type="#_x0000_t202" style="position:absolute;margin-left:199.3pt;margin-top:156.35pt;width:251.5pt;height:.05pt;z-index:-251644928;visibility:visible;mso-wrap-style:square;mso-wrap-distance-left:9pt;mso-wrap-distance-top:0;mso-wrap-distance-right:9pt;mso-wrap-distance-bottom:0;mso-position-horizontal:absolute;mso-position-horizontal-relative:text;mso-position-vertical:absolute;mso-position-vertical-relative:text;v-text-anchor:top" o:gfxdata="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" stroked="f">
+                <v:textbox style="mso-fit-shape-to-text:t" inset="0,0,0,0">
+                  <w:txbxContent>
+                    <w:p>
+                      <w:pPr>
+                        <w:pStyle w:val="Caption"/>
+                        <w:rPr>
+                          <w:sz w:val="22"/>
+                          <w:szCs w:val="22"/>
+                        </w:rPr>
+                      </w:pPr>
+                      <w:r>
+                        <w:t xml:space="preserve">Figure </w:t>
+                      </w:r>
+                      <w:fldSimple w:instr=" SEQ Figure \* ARABIC ">
+                        <w:r>
+                          <w:rPr>
+                            <w:noProof/>
+                          </w:rPr>
+                          <w:t>4</w:t>
+                        </w:r>
+                      </w:fldSimple>
+                      <w:r>
+                        <w:t>. The console outputs of how measurements will be obtained.</w:t>
+                      </w:r>
+                    </w:p>
+                  </w:txbxContent>
+                </v:textbox>
+                <w10:wrap type="tight"/>
+              </v:shape>
+            </w:pict>
+          </mc:Fallback>
+        </mc:AlternateContent>
+      </w:r>
+      <w:r>
+        <w:drawing>
+          <wp:anchor distT="0" distB="0" distL="114300" distR="114300" simplePos="0" relativeHeight="251669504" behindDoc="1" locked="0" layoutInCell="1" allowOverlap="1" wp14:anchorId="21BEEF11" wp14:editId="3552EFFB">
+            <wp:simplePos x="0" y="0"/>
+            <wp:positionH relativeFrom="margin">
+              <wp:align>right</wp:align>
+            </wp:positionH>
+            <wp:positionV relativeFrom="paragraph">
+              <wp:posOffset>1410335</wp:posOffset>
+            </wp:positionV>
+            <wp:extent cx="3194050" cy="518160"/>
+            <wp:effectExtent l="0" t="0" r="6350" b="0"/>
+            <wp:wrapTight wrapText="bothSides">
+              <wp:wrapPolygon edited="0">
+                <wp:start x="0" y="0"/>
+                <wp:lineTo x="0" y="20647"/>
+                <wp:lineTo x="21514" y="20647"/>
+                <wp:lineTo x="21514" y="0"/>
+                <wp:lineTo x="0" y="0"/>
+              </wp:wrapPolygon>
+            </wp:wrapTight>
+            <wp:docPr id="172444137" name="Picture 1"/>
+            <wp:cNvGraphicFramePr>
+              <a:graphicFrameLocks xmlns:a="http://schemas.openxmlformats.org/drawingml/2006/main" noChangeAspect="1"/>
+            </wp:cNvGraphicFramePr>
+            <a:graphic xmlns:a="http://schemas.openxmlformats.org/drawingml/2006/main">
+              <a:graphicData uri="http://schemas.openxmlformats.org/drawingml/2006/picture">
+                <pic:pic xmlns:pic="http://schemas.openxmlformats.org/drawingml/2006/picture">
+                  <pic:nvPicPr>
+                    <pic:cNvPr id="172444137" name=""/>
+                    <pic:cNvPicPr/>
+                  </pic:nvPicPr>
+                  <pic:blipFill>
+                    <a:blip r:embed="rId9">
+                      <a:extLst>
+                        <a:ext uri="{28A0092B-C50C-407E-A947-70E740481C1C}">
+                          <a14:useLocalDpi xmlns:a14="http://schemas.microsoft.com/office/drawing/2010/main" val="0"/>
+                        </a:ext>
+                      </a:extLst>
+                    </a:blip>
+                    <a:stretch>
+                      <a:fillRect/>
+                    </a:stretch>
+                  </pic:blipFill>
+                  <pic:spPr>
+                    <a:xfrm>
+                      <a:off x="0" y="0"/>
+                      <a:ext cx="3194050" cy="518160"/>
+                    </a:xfrm>
+                    <a:prstGeom prst="rect">
+                      <a:avLst/>
+                    </a:prstGeom>
+                  </pic:spPr>
+                </pic:pic>
+              </a:graphicData>
+            </a:graphic>
+          </wp:anchor>
+        </w:drawing>
+      </w:r>
+      <w:r>
+        <w:t xml:space="preserve">There will be </w:t>
+      </w:r>
+      <w:r>
+        <w:t>two main measurements</w:t>
+      </w:r>
+      <w:r>
+        <w:t xml:space="preserve"> for this testing, </w:t>
+      </w:r>
+      <w:r>
+        <w:t>the first</w:t>
+      </w:r>
+      <w:r>
+        <w:t xml:space="preserve"> which can be coded, but </w:t>
+      </w:r>
+      <w:r>
+        <w:t xml:space="preserve">the second </w:t>
+      </w:r>
+      <w:r>
+        <w:t xml:space="preserve">will have to be done manually, due to the ant agents being data points and not coded as Game Objects. </w:t>
+      </w:r>
+      <w:r>
+        <w:t>The first</w:t>
+      </w:r>
+      <w:r>
+        <w:t xml:space="preserve"> measurement will be how long it takes for the Ant Agents to exhaust the food supply; this can be done by adding a lifetime float to the food sources and every frame increase this float by 1/FPS, for instance at 60 FPS, the increment would be 0.01667 seconds. This can be done by </w:t>
+      </w:r>
+      <w:r>
+        <w:t xml:space="preserve">adding </w:t>
+      </w:r>
+      <w:r>
+        <w:t xml:space="preserve">Unity’s </w:t>
+      </w:r>
+      <w:proofErr w:type="spellStart"/>
+      <w:r>
+        <w:t>Time.deltaTime</w:t>
+      </w:r>
+      <w:proofErr w:type="spellEnd"/>
+      <w:r>
+        <w:t xml:space="preserve"> </w:t>
+      </w:r>
+      <w:r>
+        <w:t xml:space="preserve">to the lifetime float every frame. The second measurement will be how long it takes the ant agents to mostly converge into one trail; this can be done using the same method but will require manual input </w:t>
+      </w:r>
+      <w:proofErr w:type="gramStart"/>
+      <w:r>
+        <w:t>in order to</w:t>
+      </w:r>
+      <w:proofErr w:type="gramEnd"/>
+      <w:r>
+        <w:t xml:space="preserve"> record the time taken. I can code it such that when a key is pressed, the lifetime of the ant colony will be printed out to the console.</w:t>
+      </w:r>
+      <w:r>
+        <w:rPr>
+          <w:noProof/>
+        </w:rPr>
+        <w:t xml:space="preserve"> </w:t>
+      </w:r>
+      <w:r>
+        <w:rPr>
+          <w:noProof/>
+        </w:rPr>
+        <w:t xml:space="preserve">Figure 4 shows what the outputs would look like, ‘Colony’ and ‘Food’ are tied to the names of the Game Object in the editor, so for instance I can name the colony ‘Colony top right’ in order to identify it easier. </w:t>
       </w:r>
     </w:p>
     <w:p>
@@ -2264,7 +2513,1356 @@
         <w:pStyle w:val="Heading2"/>
       </w:pPr>
       <w:r>
+        <w:t xml:space="preserve">Testing &amp; </w:t>
+      </w:r>
+      <w:r>
         <w:t>Results</w:t>
+      </w:r>
+    </w:p>
+    <w:p>
+      <w:r>
+        <w:t xml:space="preserve">All tests will have a various number of food sources and colonies, each food source will have 100 individual foods, and each colony will have 1000 ant agents. </w:t>
+      </w:r>
+      <w:proofErr w:type="gramStart"/>
+      <w:r>
+        <w:t>As</w:t>
+      </w:r>
+      <w:proofErr w:type="gramEnd"/>
+      <w:r>
+        <w:t xml:space="preserve"> mentioned above, the first few tests will be to establish a baseline. Each test be run at least 3 times and will end at 400 seconds, regardless of if the food sources were depleted or if the food made it back to the colony. </w:t>
+      </w:r>
+    </w:p>
+    <w:p>
+      <w:pPr>
+        <w:pStyle w:val="Heading3"/>
+      </w:pPr>
+      <w:r>
+        <w:rPr>
+          <w:noProof/>
+        </w:rPr>
+        <mc:AlternateContent>
+          <mc:Choice Requires="wps">
+            <w:drawing>
+              <wp:anchor distT="0" distB="0" distL="114300" distR="114300" simplePos="0" relativeHeight="251674624" behindDoc="1" locked="0" layoutInCell="1" allowOverlap="1" wp14:anchorId="1C774A85" wp14:editId="33D4A18C">
+                <wp:simplePos x="0" y="0"/>
+                <wp:positionH relativeFrom="column">
+                  <wp:posOffset>3190875</wp:posOffset>
+                </wp:positionH>
+                <wp:positionV relativeFrom="paragraph">
+                  <wp:posOffset>2897505</wp:posOffset>
+                </wp:positionV>
+                <wp:extent cx="2540635" cy="635"/>
+                <wp:effectExtent l="0" t="0" r="0" b="0"/>
+                <wp:wrapTight wrapText="bothSides">
+                  <wp:wrapPolygon edited="0">
+                    <wp:start x="0" y="0"/>
+                    <wp:lineTo x="0" y="21600"/>
+                    <wp:lineTo x="21600" y="21600"/>
+                    <wp:lineTo x="21600" y="0"/>
+                  </wp:wrapPolygon>
+                </wp:wrapTight>
+                <wp:docPr id="1265331291" name="Text Box 1"/>
+                <wp:cNvGraphicFramePr/>
+                <a:graphic xmlns:a="http://schemas.openxmlformats.org/drawingml/2006/main">
+                  <a:graphicData uri="http://schemas.microsoft.com/office/word/2010/wordprocessingShape">
+                    <wps:wsp>
+                      <wps:cNvSpPr txBox="1"/>
+                      <wps:spPr>
+                        <a:xfrm>
+                          <a:off x="0" y="0"/>
+                          <a:ext cx="2540635" cy="635"/>
+                        </a:xfrm>
+                        <a:prstGeom prst="rect">
+                          <a:avLst/>
+                        </a:prstGeom>
+                        <a:solidFill>
+                          <a:prstClr val="white"/>
+                        </a:solidFill>
+                        <a:ln>
+                          <a:noFill/>
+                        </a:ln>
+                      </wps:spPr>
+                      <wps:txbx>
+                        <w:txbxContent>
+                          <w:p>
+                            <w:pPr>
+                              <w:pStyle w:val="Caption"/>
+                            </w:pPr>
+                            <w:r>
+                              <w:t xml:space="preserve">Figure </w:t>
+                            </w:r>
+                            <w:fldSimple w:instr=" SEQ Figure \* ARABIC ">
+                              <w:r>
+                                <w:rPr>
+                                  <w:noProof/>
+                                </w:rPr>
+                                <w:t>5</w:t>
+                              </w:r>
+                            </w:fldSimple>
+                            <w:r>
+                              <w:t>. The first directionality test.</w:t>
+                            </w:r>
+                          </w:p>
+                        </w:txbxContent>
+                      </wps:txbx>
+                      <wps:bodyPr rot="0" spcFirstLastPara="0" vertOverflow="overflow" horzOverflow="overflow" vert="horz" wrap="square" lIns="0" tIns="0" rIns="0" bIns="0" numCol="1" spcCol="0" rtlCol="0" fromWordArt="0" anchor="t" anchorCtr="0" forceAA="0" compatLnSpc="1">
+                        <a:prstTxWarp prst="textNoShape">
+                          <a:avLst/>
+                        </a:prstTxWarp>
+                        <a:spAutoFit/>
+                      </wps:bodyPr>
+                    </wps:wsp>
+                  </a:graphicData>
+                </a:graphic>
+              </wp:anchor>
+            </w:drawing>
+          </mc:Choice>
+          <mc:Fallback>
+            <w:pict>
+              <v:shape w14:anchorId="1C774A85" id="_x0000_s1030" type="#_x0000_t202" style="position:absolute;margin-left:251.25pt;margin-top:228.15pt;width:200.05pt;height:.05pt;z-index:-251641856;visibility:visible;mso-wrap-style:square;mso-wrap-distance-left:9pt;mso-wrap-distance-top:0;mso-wrap-distance-right:9pt;mso-wrap-distance-bottom:0;mso-position-horizontal:absolute;mso-position-horizontal-relative:text;mso-position-vertical:absolute;mso-position-vertical-relative:text;v-text-anchor:top" o:gfxdata="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" stroked="f">
+                <v:textbox style="mso-fit-shape-to-text:t" inset="0,0,0,0">
+                  <w:txbxContent>
+                    <w:p>
+                      <w:pPr>
+                        <w:pStyle w:val="Caption"/>
+                      </w:pPr>
+                      <w:r>
+                        <w:t xml:space="preserve">Figure </w:t>
+                      </w:r>
+                      <w:fldSimple w:instr=" SEQ Figure \* ARABIC ">
+                        <w:r>
+                          <w:rPr>
+                            <w:noProof/>
+                          </w:rPr>
+                          <w:t>5</w:t>
+                        </w:r>
+                      </w:fldSimple>
+                      <w:r>
+                        <w:t>. The first directionality test.</w:t>
+                      </w:r>
+                    </w:p>
+                  </w:txbxContent>
+                </v:textbox>
+                <w10:wrap type="tight"/>
+              </v:shape>
+            </w:pict>
+          </mc:Fallback>
+        </mc:AlternateContent>
+      </w:r>
+      <w:r>
+        <w:drawing>
+          <wp:anchor distT="0" distB="0" distL="114300" distR="114300" simplePos="0" relativeHeight="251672576" behindDoc="1" locked="0" layoutInCell="1" allowOverlap="1" wp14:anchorId="156B72C1" wp14:editId="5D40E76A">
+            <wp:simplePos x="0" y="0"/>
+            <wp:positionH relativeFrom="margin">
+              <wp:align>right</wp:align>
+            </wp:positionH>
+            <wp:positionV relativeFrom="paragraph">
+              <wp:posOffset>287655</wp:posOffset>
+            </wp:positionV>
+            <wp:extent cx="2540877" cy="2552700"/>
+            <wp:effectExtent l="0" t="0" r="0" b="0"/>
+            <wp:wrapTight wrapText="bothSides">
+              <wp:wrapPolygon edited="0">
+                <wp:start x="0" y="0"/>
+                <wp:lineTo x="0" y="21439"/>
+                <wp:lineTo x="21379" y="21439"/>
+                <wp:lineTo x="21379" y="0"/>
+                <wp:lineTo x="0" y="0"/>
+              </wp:wrapPolygon>
+            </wp:wrapTight>
+            <wp:docPr id="1690719588" name="Picture 1"/>
+            <wp:cNvGraphicFramePr>
+              <a:graphicFrameLocks xmlns:a="http://schemas.openxmlformats.org/drawingml/2006/main" noChangeAspect="1"/>
+            </wp:cNvGraphicFramePr>
+            <a:graphic xmlns:a="http://schemas.openxmlformats.org/drawingml/2006/main">
+              <a:graphicData uri="http://schemas.openxmlformats.org/drawingml/2006/picture">
+                <pic:pic xmlns:pic="http://schemas.openxmlformats.org/drawingml/2006/picture">
+                  <pic:nvPicPr>
+                    <pic:cNvPr id="1690719588" name=""/>
+                    <pic:cNvPicPr/>
+                  </pic:nvPicPr>
+                  <pic:blipFill>
+                    <a:blip r:embed="rId10" cstate="print">
+                      <a:extLst>
+                        <a:ext uri="{28A0092B-C50C-407E-A947-70E740481C1C}">
+                          <a14:useLocalDpi xmlns:a14="http://schemas.microsoft.com/office/drawing/2010/main" val="0"/>
+                        </a:ext>
+                      </a:extLst>
+                    </a:blip>
+                    <a:stretch>
+                      <a:fillRect/>
+                    </a:stretch>
+                  </pic:blipFill>
+                  <pic:spPr>
+                    <a:xfrm>
+                      <a:off x="0" y="0"/>
+                      <a:ext cx="2540877" cy="2552700"/>
+                    </a:xfrm>
+                    <a:prstGeom prst="rect">
+                      <a:avLst/>
+                    </a:prstGeom>
+                  </pic:spPr>
+                </pic:pic>
+              </a:graphicData>
+            </a:graphic>
+          </wp:anchor>
+        </w:drawing>
+      </w:r>
+      <w:r>
+        <w:t>Directionality</w:t>
+      </w:r>
+      <w:r>
+        <w:t xml:space="preserve"> Testing</w:t>
+      </w:r>
+    </w:p>
+    <w:p>
+      <w:r>
+        <w:t>The first test will be if directionality has any effect on the simulation.</w:t>
+      </w:r>
+    </w:p>
+    <w:p>
+      <w:r>
+        <w:t xml:space="preserve">During the first simulation, after 167.48 seconds the noise of the simulation cleared, showing pathways, as well as the bottom left food source being depleted. Figure 5 shows a clear pathway between where the bottom left food source as and top left food source, as well as the bottom right and the top left food sources. There is also clear ant milling at the top right food source. But there aren’t many paths back to the colony, as such the colony only had received 23 foods from </w:t>
+      </w:r>
+      <w:proofErr w:type="gramStart"/>
+      <w:r>
+        <w:t>all of</w:t>
+      </w:r>
+      <w:proofErr w:type="gramEnd"/>
+      <w:r>
+        <w:t xml:space="preserve"> the food sources. After another 40 seconds, </w:t>
+      </w:r>
+      <w:proofErr w:type="gramStart"/>
+      <w:r>
+        <w:t>all of</w:t>
+      </w:r>
+      <w:proofErr w:type="gramEnd"/>
+      <w:r>
+        <w:t xml:space="preserve"> the other food sources were also depleted, with the top left and the top right both being depleted within 1 second of each other. After the 400 seconds, only </w:t>
+      </w:r>
+      <w:r>
+        <w:drawing>
+          <wp:anchor distT="0" distB="0" distL="114300" distR="114300" simplePos="0" relativeHeight="251675648" behindDoc="1" locked="0" layoutInCell="1" allowOverlap="1" wp14:anchorId="2891F71C" wp14:editId="5A1F8D35">
+            <wp:simplePos x="0" y="0"/>
+            <wp:positionH relativeFrom="margin">
+              <wp:align>right</wp:align>
+            </wp:positionH>
+            <wp:positionV relativeFrom="paragraph">
+              <wp:posOffset>0</wp:posOffset>
+            </wp:positionV>
+            <wp:extent cx="2553335" cy="2543810"/>
+            <wp:effectExtent l="0" t="0" r="0" b="8890"/>
+            <wp:wrapTight wrapText="bothSides">
+              <wp:wrapPolygon edited="0">
+                <wp:start x="0" y="0"/>
+                <wp:lineTo x="0" y="21514"/>
+                <wp:lineTo x="21433" y="21514"/>
+                <wp:lineTo x="21433" y="0"/>
+                <wp:lineTo x="0" y="0"/>
+              </wp:wrapPolygon>
+            </wp:wrapTight>
+            <wp:docPr id="1264315891" name="Picture 1"/>
+            <wp:cNvGraphicFramePr>
+              <a:graphicFrameLocks xmlns:a="http://schemas.openxmlformats.org/drawingml/2006/main" noChangeAspect="1"/>
+            </wp:cNvGraphicFramePr>
+            <a:graphic xmlns:a="http://schemas.openxmlformats.org/drawingml/2006/main">
+              <a:graphicData uri="http://schemas.openxmlformats.org/drawingml/2006/picture">
+                <pic:pic xmlns:pic="http://schemas.openxmlformats.org/drawingml/2006/picture">
+                  <pic:nvPicPr>
+                    <pic:cNvPr id="1264315891" name=""/>
+                    <pic:cNvPicPr/>
+                  </pic:nvPicPr>
+                  <pic:blipFill>
+                    <a:blip r:embed="rId11" cstate="print">
+                      <a:extLst>
+                        <a:ext uri="{28A0092B-C50C-407E-A947-70E740481C1C}">
+                          <a14:useLocalDpi xmlns:a14="http://schemas.microsoft.com/office/drawing/2010/main" val="0"/>
+                        </a:ext>
+                      </a:extLst>
+                    </a:blip>
+                    <a:stretch>
+                      <a:fillRect/>
+                    </a:stretch>
+                  </pic:blipFill>
+                  <pic:spPr>
+                    <a:xfrm>
+                      <a:off x="0" y="0"/>
+                      <a:ext cx="2553335" cy="2543810"/>
+                    </a:xfrm>
+                    <a:prstGeom prst="rect">
+                      <a:avLst/>
+                    </a:prstGeom>
+                  </pic:spPr>
+                </pic:pic>
+              </a:graphicData>
+            </a:graphic>
+            <wp14:sizeRelH relativeFrom="margin">
+              <wp14:pctWidth>0</wp14:pctWidth>
+            </wp14:sizeRelH>
+            <wp14:sizeRelV relativeFrom="margin">
+              <wp14:pctHeight>0</wp14:pctHeight>
+            </wp14:sizeRelV>
+          </wp:anchor>
+        </w:drawing>
+      </w:r>
+      <w:r>
+        <w:t>81 foods were received by the colony, this could be an issue with the simulation, or the food could be stuck inside the mill in the top right corner.</w:t>
+      </w:r>
+    </w:p>
+    <w:p>
+      <w:r>
+        <w:rPr>
+          <w:noProof/>
+        </w:rPr>
+        <w:lastRenderedPageBreak/>
+        <mc:AlternateContent>
+          <mc:Choice Requires="wps">
+            <w:drawing>
+              <wp:anchor distT="0" distB="0" distL="114300" distR="114300" simplePos="0" relativeHeight="251681792" behindDoc="1" locked="0" layoutInCell="1" allowOverlap="1" wp14:anchorId="6069D6D7" wp14:editId="4EB81246">
+                <wp:simplePos x="0" y="0"/>
+                <wp:positionH relativeFrom="margin">
+                  <wp:align>right</wp:align>
+                </wp:positionH>
+                <wp:positionV relativeFrom="paragraph">
+                  <wp:posOffset>2705735</wp:posOffset>
+                </wp:positionV>
+                <wp:extent cx="2266950" cy="635"/>
+                <wp:effectExtent l="0" t="0" r="0" b="0"/>
+                <wp:wrapTight wrapText="bothSides">
+                  <wp:wrapPolygon edited="0">
+                    <wp:start x="0" y="0"/>
+                    <wp:lineTo x="0" y="20282"/>
+                    <wp:lineTo x="21418" y="20282"/>
+                    <wp:lineTo x="21418" y="0"/>
+                    <wp:lineTo x="0" y="0"/>
+                  </wp:wrapPolygon>
+                </wp:wrapTight>
+                <wp:docPr id="601519007" name="Text Box 1"/>
+                <wp:cNvGraphicFramePr/>
+                <a:graphic xmlns:a="http://schemas.openxmlformats.org/drawingml/2006/main">
+                  <a:graphicData uri="http://schemas.microsoft.com/office/word/2010/wordprocessingShape">
+                    <wps:wsp>
+                      <wps:cNvSpPr txBox="1"/>
+                      <wps:spPr>
+                        <a:xfrm>
+                          <a:off x="0" y="0"/>
+                          <a:ext cx="2266950" cy="635"/>
+                        </a:xfrm>
+                        <a:prstGeom prst="rect">
+                          <a:avLst/>
+                        </a:prstGeom>
+                        <a:solidFill>
+                          <a:prstClr val="white"/>
+                        </a:solidFill>
+                        <a:ln>
+                          <a:noFill/>
+                        </a:ln>
+                      </wps:spPr>
+                      <wps:txbx>
+                        <w:txbxContent>
+                          <w:p>
+                            <w:pPr>
+                              <w:pStyle w:val="Caption"/>
+                              <w:rPr>
+                                <w:sz w:val="22"/>
+                                <w:szCs w:val="22"/>
+                              </w:rPr>
+                            </w:pPr>
+                            <w:r>
+                              <w:t>Figure 7. Test 2’s colony having 200 foods after 400 seconds.</w:t>
+                            </w:r>
+                          </w:p>
+                        </w:txbxContent>
+                      </wps:txbx>
+                      <wps:bodyPr rot="0" spcFirstLastPara="0" vertOverflow="overflow" horzOverflow="overflow" vert="horz" wrap="square" lIns="0" tIns="0" rIns="0" bIns="0" numCol="1" spcCol="0" rtlCol="0" fromWordArt="0" anchor="t" anchorCtr="0" forceAA="0" compatLnSpc="1">
+                        <a:prstTxWarp prst="textNoShape">
+                          <a:avLst/>
+                        </a:prstTxWarp>
+                        <a:spAutoFit/>
+                      </wps:bodyPr>
+                    </wps:wsp>
+                  </a:graphicData>
+                </a:graphic>
+              </wp:anchor>
+            </w:drawing>
+          </mc:Choice>
+          <mc:Fallback>
+            <w:pict>
+              <v:shape w14:anchorId="6069D6D7" id="_x0000_s1031" type="#_x0000_t202" style="position:absolute;margin-left:127.3pt;margin-top:213.05pt;width:178.5pt;height:.05pt;z-index:-251634688;visibility:visible;mso-wrap-style:square;mso-wrap-distance-left:9pt;mso-wrap-distance-top:0;mso-wrap-distance-right:9pt;mso-wrap-distance-bottom:0;mso-position-horizontal:right;mso-position-horizontal-relative:margin;mso-position-vertical:absolute;mso-position-vertical-relative:text;v-text-anchor:top" o:gfxdata="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" stroked="f">
+                <v:textbox style="mso-fit-shape-to-text:t" inset="0,0,0,0">
+                  <w:txbxContent>
+                    <w:p>
+                      <w:pPr>
+                        <w:pStyle w:val="Caption"/>
+                        <w:rPr>
+                          <w:sz w:val="22"/>
+                          <w:szCs w:val="22"/>
+                        </w:rPr>
+                      </w:pPr>
+                      <w:r>
+                        <w:t>Figure 7. Test 2’s colony having 200 foods after 400 seconds.</w:t>
+                      </w:r>
+                    </w:p>
+                  </w:txbxContent>
+                </v:textbox>
+                <w10:wrap type="tight" anchorx="margin"/>
+              </v:shape>
+            </w:pict>
+          </mc:Fallback>
+        </mc:AlternateContent>
+      </w:r>
+      <w:r>
+        <w:drawing>
+          <wp:anchor distT="0" distB="0" distL="114300" distR="114300" simplePos="0" relativeHeight="251676672" behindDoc="1" locked="0" layoutInCell="1" allowOverlap="1" wp14:anchorId="394BDCF0" wp14:editId="03F65F09">
+            <wp:simplePos x="0" y="0"/>
+            <wp:positionH relativeFrom="margin">
+              <wp:align>right</wp:align>
+            </wp:positionH>
+            <wp:positionV relativeFrom="paragraph">
+              <wp:posOffset>2299335</wp:posOffset>
+            </wp:positionV>
+            <wp:extent cx="2266950" cy="345440"/>
+            <wp:effectExtent l="0" t="0" r="0" b="0"/>
+            <wp:wrapTight wrapText="bothSides">
+              <wp:wrapPolygon edited="0">
+                <wp:start x="0" y="0"/>
+                <wp:lineTo x="0" y="20250"/>
+                <wp:lineTo x="21418" y="20250"/>
+                <wp:lineTo x="21418" y="0"/>
+                <wp:lineTo x="0" y="0"/>
+              </wp:wrapPolygon>
+            </wp:wrapTight>
+            <wp:docPr id="42373718" name="Picture 1"/>
+            <wp:cNvGraphicFramePr>
+              <a:graphicFrameLocks xmlns:a="http://schemas.openxmlformats.org/drawingml/2006/main" noChangeAspect="1"/>
+            </wp:cNvGraphicFramePr>
+            <a:graphic xmlns:a="http://schemas.openxmlformats.org/drawingml/2006/main">
+              <a:graphicData uri="http://schemas.openxmlformats.org/drawingml/2006/picture">
+                <pic:pic xmlns:pic="http://schemas.openxmlformats.org/drawingml/2006/picture">
+                  <pic:nvPicPr>
+                    <pic:cNvPr id="42373718" name=""/>
+                    <pic:cNvPicPr/>
+                  </pic:nvPicPr>
+                  <pic:blipFill>
+                    <a:blip r:embed="rId12">
+                      <a:extLst>
+                        <a:ext uri="{28A0092B-C50C-407E-A947-70E740481C1C}">
+                          <a14:useLocalDpi xmlns:a14="http://schemas.microsoft.com/office/drawing/2010/main" val="0"/>
+                        </a:ext>
+                      </a:extLst>
+                    </a:blip>
+                    <a:stretch>
+                      <a:fillRect/>
+                    </a:stretch>
+                  </pic:blipFill>
+                  <pic:spPr>
+                    <a:xfrm>
+                      <a:off x="0" y="0"/>
+                      <a:ext cx="2266950" cy="345440"/>
+                    </a:xfrm>
+                    <a:prstGeom prst="rect">
+                      <a:avLst/>
+                    </a:prstGeom>
+                  </pic:spPr>
+                </pic:pic>
+              </a:graphicData>
+            </a:graphic>
+            <wp14:sizeRelH relativeFrom="margin">
+              <wp14:pctWidth>0</wp14:pctWidth>
+            </wp14:sizeRelH>
+            <wp14:sizeRelV relativeFrom="margin">
+              <wp14:pctHeight>0</wp14:pctHeight>
+            </wp14:sizeRelV>
+          </wp:anchor>
+        </w:drawing>
+      </w:r>
+      <w:r>
+        <w:rPr>
+          <w:noProof/>
+        </w:rPr>
+        <mc:AlternateContent>
+          <mc:Choice Requires="wps">
+            <w:drawing>
+              <wp:anchor distT="0" distB="0" distL="114300" distR="114300" simplePos="0" relativeHeight="251679744" behindDoc="1" locked="0" layoutInCell="1" allowOverlap="1" wp14:anchorId="38803E59" wp14:editId="2D157CB9">
+                <wp:simplePos x="0" y="0"/>
+                <wp:positionH relativeFrom="margin">
+                  <wp:align>right</wp:align>
+                </wp:positionH>
+                <wp:positionV relativeFrom="paragraph">
+                  <wp:posOffset>2008505</wp:posOffset>
+                </wp:positionV>
+                <wp:extent cx="2553335" cy="635"/>
+                <wp:effectExtent l="0" t="0" r="0" b="0"/>
+                <wp:wrapTight wrapText="bothSides">
+                  <wp:wrapPolygon edited="0">
+                    <wp:start x="0" y="0"/>
+                    <wp:lineTo x="0" y="20057"/>
+                    <wp:lineTo x="21433" y="20057"/>
+                    <wp:lineTo x="21433" y="0"/>
+                    <wp:lineTo x="0" y="0"/>
+                  </wp:wrapPolygon>
+                </wp:wrapTight>
+                <wp:docPr id="108664012" name="Text Box 1"/>
+                <wp:cNvGraphicFramePr/>
+                <a:graphic xmlns:a="http://schemas.openxmlformats.org/drawingml/2006/main">
+                  <a:graphicData uri="http://schemas.microsoft.com/office/word/2010/wordprocessingShape">
+                    <wps:wsp>
+                      <wps:cNvSpPr txBox="1"/>
+                      <wps:spPr>
+                        <a:xfrm>
+                          <a:off x="0" y="0"/>
+                          <a:ext cx="2553335" cy="635"/>
+                        </a:xfrm>
+                        <a:prstGeom prst="rect">
+                          <a:avLst/>
+                        </a:prstGeom>
+                        <a:solidFill>
+                          <a:prstClr val="white"/>
+                        </a:solidFill>
+                        <a:ln>
+                          <a:noFill/>
+                        </a:ln>
+                      </wps:spPr>
+                      <wps:txbx>
+                        <w:txbxContent>
+                          <w:p>
+                            <w:pPr>
+                              <w:pStyle w:val="Caption"/>
+                              <w:rPr>
+                                <w:sz w:val="22"/>
+                                <w:szCs w:val="22"/>
+                              </w:rPr>
+                            </w:pPr>
+                            <w:r>
+                              <w:t xml:space="preserve">Figure </w:t>
+                            </w:r>
+                            <w:fldSimple w:instr=" SEQ Figure \* ARABIC ">
+                              <w:r>
+                                <w:rPr>
+                                  <w:noProof/>
+                                </w:rPr>
+                                <w:t>6</w:t>
+                              </w:r>
+                            </w:fldSimple>
+                            <w:r>
+                              <w:t>. Test 2.</w:t>
+                            </w:r>
+                          </w:p>
+                        </w:txbxContent>
+                      </wps:txbx>
+                      <wps:bodyPr rot="0" spcFirstLastPara="0" vertOverflow="overflow" horzOverflow="overflow" vert="horz" wrap="square" lIns="0" tIns="0" rIns="0" bIns="0" numCol="1" spcCol="0" rtlCol="0" fromWordArt="0" anchor="t" anchorCtr="0" forceAA="0" compatLnSpc="1">
+                        <a:prstTxWarp prst="textNoShape">
+                          <a:avLst/>
+                        </a:prstTxWarp>
+                        <a:spAutoFit/>
+                      </wps:bodyPr>
+                    </wps:wsp>
+                  </a:graphicData>
+                </a:graphic>
+              </wp:anchor>
+            </w:drawing>
+          </mc:Choice>
+          <mc:Fallback>
+            <w:pict>
+              <v:shape w14:anchorId="38803E59" id="_x0000_s1032" type="#_x0000_t202" style="position:absolute;margin-left:149.85pt;margin-top:158.15pt;width:201.05pt;height:.05pt;z-index:-251636736;visibility:visible;mso-wrap-style:square;mso-wrap-distance-left:9pt;mso-wrap-distance-top:0;mso-wrap-distance-right:9pt;mso-wrap-distance-bottom:0;mso-position-horizontal:right;mso-position-horizontal-relative:margin;mso-position-vertical:absolute;mso-position-vertical-relative:text;v-text-anchor:top" o:gfxdata="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" stroked="f">
+                <v:textbox style="mso-fit-shape-to-text:t" inset="0,0,0,0">
+                  <w:txbxContent>
+                    <w:p>
+                      <w:pPr>
+                        <w:pStyle w:val="Caption"/>
+                        <w:rPr>
+                          <w:sz w:val="22"/>
+                          <w:szCs w:val="22"/>
+                        </w:rPr>
+                      </w:pPr>
+                      <w:r>
+                        <w:t xml:space="preserve">Figure </w:t>
+                      </w:r>
+                      <w:fldSimple w:instr=" SEQ Figure \* ARABIC ">
+                        <w:r>
+                          <w:rPr>
+                            <w:noProof/>
+                          </w:rPr>
+                          <w:t>6</w:t>
+                        </w:r>
+                      </w:fldSimple>
+                      <w:r>
+                        <w:t>. Test 2.</w:t>
+                      </w:r>
+                    </w:p>
+                  </w:txbxContent>
+                </v:textbox>
+                <w10:wrap type="tight" anchorx="margin"/>
+              </v:shape>
+            </w:pict>
+          </mc:Fallback>
+        </mc:AlternateContent>
+      </w:r>
+      <w:r>
+        <w:t xml:space="preserve">During the second test, after </w:t>
+      </w:r>
+      <w:r>
+        <w:t>100 seconds, pathways started forming with the first food being received after 125 seconds. At 160.52 seconds, the bottom left food source was depleted and at 174.39 seconds, the top right food source was depleted. At this point in time, no pathway leads to either of the other food sources, but they both have less than 15 foods left each. At 287.21 seconds, the bottom right food source was depleted by ant</w:t>
+      </w:r>
+      <w:r>
+        <w:t xml:space="preserve"> </w:t>
+      </w:r>
+      <w:proofErr w:type="spellStart"/>
+      <w:r>
+        <w:t>agents</w:t>
+      </w:r>
+      <w:r>
+        <w:t>s</w:t>
+      </w:r>
+      <w:proofErr w:type="spellEnd"/>
+      <w:r>
+        <w:t xml:space="preserve"> who weren’t on the main ‘highway’, but the colony had received much more food. 20 seconds later, the final food source was </w:t>
+      </w:r>
+      <w:r>
+        <w:t>also depleted</w:t>
+      </w:r>
+      <w:r>
+        <w:t xml:space="preserve">. After the 400 seconds, the colony had received half of the available food, implying that the milling seen in the first test is the reason for the low intake. </w:t>
+      </w:r>
+    </w:p>
+    <w:p>
+      <w:r>
+        <w:drawing>
+          <wp:anchor distT="0" distB="0" distL="114300" distR="114300" simplePos="0" relativeHeight="251683840" behindDoc="1" locked="0" layoutInCell="1" allowOverlap="1" wp14:anchorId="43C7B0C6" wp14:editId="56B94FE8">
+            <wp:simplePos x="0" y="0"/>
+            <wp:positionH relativeFrom="margin">
+              <wp:align>right</wp:align>
+            </wp:positionH>
+            <wp:positionV relativeFrom="paragraph">
+              <wp:posOffset>217805</wp:posOffset>
+            </wp:positionV>
+            <wp:extent cx="2556510" cy="2564765"/>
+            <wp:effectExtent l="0" t="0" r="0" b="6985"/>
+            <wp:wrapTight wrapText="bothSides">
+              <wp:wrapPolygon edited="0">
+                <wp:start x="0" y="0"/>
+                <wp:lineTo x="0" y="21498"/>
+                <wp:lineTo x="21407" y="21498"/>
+                <wp:lineTo x="21407" y="0"/>
+                <wp:lineTo x="0" y="0"/>
+              </wp:wrapPolygon>
+            </wp:wrapTight>
+            <wp:docPr id="1213798077" name="Picture 1"/>
+            <wp:cNvGraphicFramePr>
+              <a:graphicFrameLocks xmlns:a="http://schemas.openxmlformats.org/drawingml/2006/main" noChangeAspect="1"/>
+            </wp:cNvGraphicFramePr>
+            <a:graphic xmlns:a="http://schemas.openxmlformats.org/drawingml/2006/main">
+              <a:graphicData uri="http://schemas.openxmlformats.org/drawingml/2006/picture">
+                <pic:pic xmlns:pic="http://schemas.openxmlformats.org/drawingml/2006/picture">
+                  <pic:nvPicPr>
+                    <pic:cNvPr id="1213798077" name=""/>
+                    <pic:cNvPicPr/>
+                  </pic:nvPicPr>
+                  <pic:blipFill>
+                    <a:blip r:embed="rId13" cstate="print">
+                      <a:extLst>
+                        <a:ext uri="{28A0092B-C50C-407E-A947-70E740481C1C}">
+                          <a14:useLocalDpi xmlns:a14="http://schemas.microsoft.com/office/drawing/2010/main" val="0"/>
+                        </a:ext>
+                      </a:extLst>
+                    </a:blip>
+                    <a:stretch>
+                      <a:fillRect/>
+                    </a:stretch>
+                  </pic:blipFill>
+                  <pic:spPr>
+                    <a:xfrm>
+                      <a:off x="0" y="0"/>
+                      <a:ext cx="2556510" cy="2564765"/>
+                    </a:xfrm>
+                    <a:prstGeom prst="rect">
+                      <a:avLst/>
+                    </a:prstGeom>
+                  </pic:spPr>
+                </pic:pic>
+              </a:graphicData>
+            </a:graphic>
+            <wp14:sizeRelH relativeFrom="margin">
+              <wp14:pctWidth>0</wp14:pctWidth>
+            </wp14:sizeRelH>
+            <wp14:sizeRelV relativeFrom="margin">
+              <wp14:pctHeight>0</wp14:pctHeight>
+            </wp14:sizeRelV>
+          </wp:anchor>
+        </w:drawing>
+      </w:r>
+      <w:r>
+        <w:t xml:space="preserve">For the third test, I added a timer on screen, so it is easier to see when the screenshots were taken. This was done by using the same lifetime float as before. After 200 seconds, although 3 of the food sources were depleted, there is a lot of milling. As such the colony has only received 1 food. This didn’t improve much over the next 200 seconds, but as found by </w:t>
+      </w:r>
+      <w:proofErr w:type="spellStart"/>
+      <w:r>
+        <w:t>Delsuc</w:t>
+      </w:r>
+      <w:proofErr w:type="spellEnd"/>
+      <w:r>
+        <w:t xml:space="preserve"> (2003), this is a feature not a bug.</w:t>
+      </w:r>
+      <w:r>
+        <w:t xml:space="preserve"> At 323.46 seconds, the top left mill combined with the middle right mill, nothing else interesting happened during this test.</w:t>
+      </w:r>
+    </w:p>
+    <w:p>
+      <w:r>
+        <w:rPr>
+          <w:noProof/>
+        </w:rPr>
+        <mc:AlternateContent>
+          <mc:Choice Requires="wps">
+            <w:drawing>
+              <wp:anchor distT="0" distB="0" distL="114300" distR="114300" simplePos="0" relativeHeight="251685888" behindDoc="1" locked="0" layoutInCell="1" allowOverlap="1" wp14:anchorId="60851CB6" wp14:editId="21827D0D">
+                <wp:simplePos x="0" y="0"/>
+                <wp:positionH relativeFrom="margin">
+                  <wp:align>right</wp:align>
+                </wp:positionH>
+                <wp:positionV relativeFrom="paragraph">
+                  <wp:posOffset>805815</wp:posOffset>
+                </wp:positionV>
+                <wp:extent cx="2556510" cy="635"/>
+                <wp:effectExtent l="0" t="0" r="0" b="0"/>
+                <wp:wrapTight wrapText="bothSides">
+                  <wp:wrapPolygon edited="0">
+                    <wp:start x="0" y="0"/>
+                    <wp:lineTo x="0" y="20057"/>
+                    <wp:lineTo x="21407" y="20057"/>
+                    <wp:lineTo x="21407" y="0"/>
+                    <wp:lineTo x="0" y="0"/>
+                  </wp:wrapPolygon>
+                </wp:wrapTight>
+                <wp:docPr id="935136206" name="Text Box 1"/>
+                <wp:cNvGraphicFramePr/>
+                <a:graphic xmlns:a="http://schemas.openxmlformats.org/drawingml/2006/main">
+                  <a:graphicData uri="http://schemas.microsoft.com/office/word/2010/wordprocessingShape">
+                    <wps:wsp>
+                      <wps:cNvSpPr txBox="1"/>
+                      <wps:spPr>
+                        <a:xfrm>
+                          <a:off x="0" y="0"/>
+                          <a:ext cx="2556510" cy="635"/>
+                        </a:xfrm>
+                        <a:prstGeom prst="rect">
+                          <a:avLst/>
+                        </a:prstGeom>
+                        <a:solidFill>
+                          <a:prstClr val="white"/>
+                        </a:solidFill>
+                        <a:ln>
+                          <a:noFill/>
+                        </a:ln>
+                      </wps:spPr>
+                      <wps:txbx>
+                        <w:txbxContent>
+                          <w:p>
+                            <w:pPr>
+                              <w:pStyle w:val="Caption"/>
+                              <w:rPr>
+                                <w:sz w:val="22"/>
+                                <w:szCs w:val="22"/>
+                              </w:rPr>
+                            </w:pPr>
+                            <w:r>
+                              <w:t>Figure 8. Test 3, a lot of milling.</w:t>
+                            </w:r>
+                          </w:p>
+                        </w:txbxContent>
+                      </wps:txbx>
+                      <wps:bodyPr rot="0" spcFirstLastPara="0" vertOverflow="overflow" horzOverflow="overflow" vert="horz" wrap="square" lIns="0" tIns="0" rIns="0" bIns="0" numCol="1" spcCol="0" rtlCol="0" fromWordArt="0" anchor="t" anchorCtr="0" forceAA="0" compatLnSpc="1">
+                        <a:prstTxWarp prst="textNoShape">
+                          <a:avLst/>
+                        </a:prstTxWarp>
+                        <a:spAutoFit/>
+                      </wps:bodyPr>
+                    </wps:wsp>
+                  </a:graphicData>
+                </a:graphic>
+              </wp:anchor>
+            </w:drawing>
+          </mc:Choice>
+          <mc:Fallback>
+            <w:pict>
+              <v:shape w14:anchorId="60851CB6" id="_x0000_s1033" type="#_x0000_t202" style="position:absolute;margin-left:150.1pt;margin-top:63.45pt;width:201.3pt;height:.05pt;z-index:-251630592;visibility:visible;mso-wrap-style:square;mso-wrap-distance-left:9pt;mso-wrap-distance-top:0;mso-wrap-distance-right:9pt;mso-wrap-distance-bottom:0;mso-position-horizontal:right;mso-position-horizontal-relative:margin;mso-position-vertical:absolute;mso-position-vertical-relative:text;v-text-anchor:top" o:gfxdata="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" stroked="f">
+                <v:textbox style="mso-fit-shape-to-text:t" inset="0,0,0,0">
+                  <w:txbxContent>
+                    <w:p>
+                      <w:pPr>
+                        <w:pStyle w:val="Caption"/>
+                        <w:rPr>
+                          <w:sz w:val="22"/>
+                          <w:szCs w:val="22"/>
+                        </w:rPr>
+                      </w:pPr>
+                      <w:r>
+                        <w:t>Figure 8. Test 3, a lot of milling.</w:t>
+                      </w:r>
+                    </w:p>
+                  </w:txbxContent>
+                </v:textbox>
+                <w10:wrap type="tight" anchorx="margin"/>
+              </v:shape>
+            </w:pict>
+          </mc:Fallback>
+        </mc:AlternateContent>
+      </w:r>
+      <w:r>
+        <w:t xml:space="preserve">These 3 tests show that directionality does not affect the performance of my ACO implementation, it also shows that more time is needed to return the food back to the colonies, unless they get stuck in a mill, in which case, it is unlikely for the ant agents to return to the colony, reducing the performance of the simulation. </w:t>
+      </w:r>
+    </w:p>
+    <w:p>
+      <w:pPr>
+        <w:pStyle w:val="Heading3"/>
+      </w:pPr>
+      <w:r>
+        <w:rPr>
+          <w:noProof/>
+        </w:rPr>
+        <mc:AlternateContent>
+          <mc:Choice Requires="wps">
+            <w:drawing>
+              <wp:anchor distT="0" distB="0" distL="114300" distR="114300" simplePos="0" relativeHeight="251688960" behindDoc="1" locked="0" layoutInCell="1" allowOverlap="1" wp14:anchorId="3DC6C875" wp14:editId="36E3B829">
+                <wp:simplePos x="0" y="0"/>
+                <wp:positionH relativeFrom="column">
+                  <wp:posOffset>2759710</wp:posOffset>
+                </wp:positionH>
+                <wp:positionV relativeFrom="paragraph">
+                  <wp:posOffset>2047240</wp:posOffset>
+                </wp:positionV>
+                <wp:extent cx="2967990" cy="635"/>
+                <wp:effectExtent l="0" t="0" r="0" b="0"/>
+                <wp:wrapTight wrapText="bothSides">
+                  <wp:wrapPolygon edited="0">
+                    <wp:start x="0" y="0"/>
+                    <wp:lineTo x="0" y="21600"/>
+                    <wp:lineTo x="21600" y="21600"/>
+                    <wp:lineTo x="21600" y="0"/>
+                  </wp:wrapPolygon>
+                </wp:wrapTight>
+                <wp:docPr id="1132622523" name="Text Box 1"/>
+                <wp:cNvGraphicFramePr/>
+                <a:graphic xmlns:a="http://schemas.openxmlformats.org/drawingml/2006/main">
+                  <a:graphicData uri="http://schemas.microsoft.com/office/word/2010/wordprocessingShape">
+                    <wps:wsp>
+                      <wps:cNvSpPr txBox="1"/>
+                      <wps:spPr>
+                        <a:xfrm>
+                          <a:off x="0" y="0"/>
+                          <a:ext cx="2967990" cy="635"/>
+                        </a:xfrm>
+                        <a:prstGeom prst="rect">
+                          <a:avLst/>
+                        </a:prstGeom>
+                        <a:solidFill>
+                          <a:prstClr val="white"/>
+                        </a:solidFill>
+                        <a:ln>
+                          <a:noFill/>
+                        </a:ln>
+                      </wps:spPr>
+                      <wps:txbx>
+                        <w:txbxContent>
+                          <w:p>
+                            <w:pPr>
+                              <w:pStyle w:val="Caption"/>
+                            </w:pPr>
+                            <w:r>
+                              <w:t>Figure 9. The testing environment of Obstacles and Directionality Testing.</w:t>
+                            </w:r>
+                          </w:p>
+                        </w:txbxContent>
+                      </wps:txbx>
+                      <wps:bodyPr rot="0" spcFirstLastPara="0" vertOverflow="overflow" horzOverflow="overflow" vert="horz" wrap="square" lIns="0" tIns="0" rIns="0" bIns="0" numCol="1" spcCol="0" rtlCol="0" fromWordArt="0" anchor="t" anchorCtr="0" forceAA="0" compatLnSpc="1">
+                        <a:prstTxWarp prst="textNoShape">
+                          <a:avLst/>
+                        </a:prstTxWarp>
+                        <a:spAutoFit/>
+                      </wps:bodyPr>
+                    </wps:wsp>
+                  </a:graphicData>
+                </a:graphic>
+              </wp:anchor>
+            </w:drawing>
+          </mc:Choice>
+          <mc:Fallback>
+            <w:pict>
+              <v:shape w14:anchorId="3DC6C875" id="_x0000_s1034" type="#_x0000_t202" style="position:absolute;margin-left:217.3pt;margin-top:161.2pt;width:233.7pt;height:.05pt;z-index:-251627520;visibility:visible;mso-wrap-style:square;mso-wrap-distance-left:9pt;mso-wrap-distance-top:0;mso-wrap-distance-right:9pt;mso-wrap-distance-bottom:0;mso-position-horizontal:absolute;mso-position-horizontal-relative:text;mso-position-vertical:absolute;mso-position-vertical-relative:text;v-text-anchor:top" o:gfxdata="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" stroked="f">
+                <v:textbox style="mso-fit-shape-to-text:t" inset="0,0,0,0">
+                  <w:txbxContent>
+                    <w:p>
+                      <w:pPr>
+                        <w:pStyle w:val="Caption"/>
+                      </w:pPr>
+                      <w:r>
+                        <w:t>Figure 9. The testing environment of Obstacles and Directionality Testing.</w:t>
+                      </w:r>
+                    </w:p>
+                  </w:txbxContent>
+                </v:textbox>
+                <w10:wrap type="tight"/>
+              </v:shape>
+            </w:pict>
+          </mc:Fallback>
+        </mc:AlternateContent>
+      </w:r>
+      <w:r>
+        <w:drawing>
+          <wp:anchor distT="0" distB="0" distL="114300" distR="114300" simplePos="0" relativeHeight="251686912" behindDoc="1" locked="0" layoutInCell="1" allowOverlap="1" wp14:anchorId="6D433532" wp14:editId="314BD86C">
+            <wp:simplePos x="0" y="0"/>
+            <wp:positionH relativeFrom="margin">
+              <wp:align>right</wp:align>
+            </wp:positionH>
+            <wp:positionV relativeFrom="paragraph">
+              <wp:posOffset>205740</wp:posOffset>
+            </wp:positionV>
+            <wp:extent cx="2967990" cy="1784350"/>
+            <wp:effectExtent l="0" t="0" r="3810" b="6350"/>
+            <wp:wrapTight wrapText="bothSides">
+              <wp:wrapPolygon edited="0">
+                <wp:start x="0" y="0"/>
+                <wp:lineTo x="0" y="21446"/>
+                <wp:lineTo x="21489" y="21446"/>
+                <wp:lineTo x="21489" y="0"/>
+                <wp:lineTo x="0" y="0"/>
+              </wp:wrapPolygon>
+            </wp:wrapTight>
+            <wp:docPr id="47461955" name="Picture 1"/>
+            <wp:cNvGraphicFramePr>
+              <a:graphicFrameLocks xmlns:a="http://schemas.openxmlformats.org/drawingml/2006/main" noChangeAspect="1"/>
+            </wp:cNvGraphicFramePr>
+            <a:graphic xmlns:a="http://schemas.openxmlformats.org/drawingml/2006/main">
+              <a:graphicData uri="http://schemas.openxmlformats.org/drawingml/2006/picture">
+                <pic:pic xmlns:pic="http://schemas.openxmlformats.org/drawingml/2006/picture">
+                  <pic:nvPicPr>
+                    <pic:cNvPr id="47461955" name=""/>
+                    <pic:cNvPicPr/>
+                  </pic:nvPicPr>
+                  <pic:blipFill>
+                    <a:blip r:embed="rId14" cstate="print">
+                      <a:extLst>
+                        <a:ext uri="{28A0092B-C50C-407E-A947-70E740481C1C}">
+                          <a14:useLocalDpi xmlns:a14="http://schemas.microsoft.com/office/drawing/2010/main" val="0"/>
+                        </a:ext>
+                      </a:extLst>
+                    </a:blip>
+                    <a:stretch>
+                      <a:fillRect/>
+                    </a:stretch>
+                  </pic:blipFill>
+                  <pic:spPr>
+                    <a:xfrm>
+                      <a:off x="0" y="0"/>
+                      <a:ext cx="2967990" cy="1784350"/>
+                    </a:xfrm>
+                    <a:prstGeom prst="rect">
+                      <a:avLst/>
+                    </a:prstGeom>
+                  </pic:spPr>
+                </pic:pic>
+              </a:graphicData>
+            </a:graphic>
+            <wp14:sizeRelV relativeFrom="margin">
+              <wp14:pctHeight>0</wp14:pctHeight>
+            </wp14:sizeRelV>
+          </wp:anchor>
+        </w:drawing>
+      </w:r>
+      <w:r>
+        <w:t>Obstacles and Directionality Testing</w:t>
+      </w:r>
+    </w:p>
+    <w:p>
+      <w:r>
+        <w:t xml:space="preserve">Figure 9 shows the environment in which this testing will be conducted. Both sides are mirrored and opposite, this will test if adding obstacles will affect </w:t>
+      </w:r>
+      <w:r>
+        <w:t>the directionality of the simulation. As in the previous test, there is no evidence to suggest that it will, however, to get a good baseline, I will also test this 3 times with a time limit of 400 seconds. It should be noted that ant agents of colony A will not follow the pheromone trails that belong to colony B</w:t>
+      </w:r>
+    </w:p>
+    <w:p>
+      <w:r>
+        <w:rPr>
+          <w:noProof/>
+        </w:rPr>
+        <w:lastRenderedPageBreak/>
+        <mc:AlternateContent>
+          <mc:Choice Requires="wps">
+            <w:drawing>
+              <wp:anchor distT="0" distB="0" distL="114300" distR="114300" simplePos="0" relativeHeight="251692032" behindDoc="1" locked="0" layoutInCell="1" allowOverlap="1" wp14:anchorId="626C440D" wp14:editId="5259654E">
+                <wp:simplePos x="0" y="0"/>
+                <wp:positionH relativeFrom="column">
+                  <wp:posOffset>4333240</wp:posOffset>
+                </wp:positionH>
+                <wp:positionV relativeFrom="paragraph">
+                  <wp:posOffset>1470660</wp:posOffset>
+                </wp:positionV>
+                <wp:extent cx="1398270" cy="635"/>
+                <wp:effectExtent l="0" t="0" r="0" b="0"/>
+                <wp:wrapTight wrapText="bothSides">
+                  <wp:wrapPolygon edited="0">
+                    <wp:start x="0" y="0"/>
+                    <wp:lineTo x="0" y="21600"/>
+                    <wp:lineTo x="21600" y="21600"/>
+                    <wp:lineTo x="21600" y="0"/>
+                  </wp:wrapPolygon>
+                </wp:wrapTight>
+                <wp:docPr id="349745912" name="Text Box 1"/>
+                <wp:cNvGraphicFramePr/>
+                <a:graphic xmlns:a="http://schemas.openxmlformats.org/drawingml/2006/main">
+                  <a:graphicData uri="http://schemas.microsoft.com/office/word/2010/wordprocessingShape">
+                    <wps:wsp>
+                      <wps:cNvSpPr txBox="1"/>
+                      <wps:spPr>
+                        <a:xfrm>
+                          <a:off x="0" y="0"/>
+                          <a:ext cx="1398270" cy="635"/>
+                        </a:xfrm>
+                        <a:prstGeom prst="rect">
+                          <a:avLst/>
+                        </a:prstGeom>
+                        <a:solidFill>
+                          <a:prstClr val="white"/>
+                        </a:solidFill>
+                        <a:ln>
+                          <a:noFill/>
+                        </a:ln>
+                      </wps:spPr>
+                      <wps:txbx>
+                        <w:txbxContent>
+                          <w:p>
+                            <w:pPr>
+                              <w:pStyle w:val="Caption"/>
+                              <w:rPr>
+                                <w:sz w:val="22"/>
+                                <w:szCs w:val="22"/>
+                              </w:rPr>
+                            </w:pPr>
+                            <w:r>
+                              <w:t>Figure 10. Pheromones as seen by Gizmos.</w:t>
+                            </w:r>
+                          </w:p>
+                        </w:txbxContent>
+                      </wps:txbx>
+                      <wps:bodyPr rot="0" spcFirstLastPara="0" vertOverflow="overflow" horzOverflow="overflow" vert="horz" wrap="square" lIns="0" tIns="0" rIns="0" bIns="0" numCol="1" spcCol="0" rtlCol="0" fromWordArt="0" anchor="t" anchorCtr="0" forceAA="0" compatLnSpc="1">
+                        <a:prstTxWarp prst="textNoShape">
+                          <a:avLst/>
+                        </a:prstTxWarp>
+                        <a:spAutoFit/>
+                      </wps:bodyPr>
+                    </wps:wsp>
+                  </a:graphicData>
+                </a:graphic>
+              </wp:anchor>
+            </w:drawing>
+          </mc:Choice>
+          <mc:Fallback>
+            <w:pict>
+              <v:shape w14:anchorId="626C440D" id="_x0000_s1035" type="#_x0000_t202" style="position:absolute;margin-left:341.2pt;margin-top:115.8pt;width:110.1pt;height:.05pt;z-index:-251624448;visibility:visible;mso-wrap-style:square;mso-wrap-distance-left:9pt;mso-wrap-distance-top:0;mso-wrap-distance-right:9pt;mso-wrap-distance-bottom:0;mso-position-horizontal:absolute;mso-position-horizontal-relative:text;mso-position-vertical:absolute;mso-position-vertical-relative:text;v-text-anchor:top" o:gfxdata="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" stroked="f">
+                <v:textbox style="mso-fit-shape-to-text:t" inset="0,0,0,0">
+                  <w:txbxContent>
+                    <w:p>
+                      <w:pPr>
+                        <w:pStyle w:val="Caption"/>
+                        <w:rPr>
+                          <w:sz w:val="22"/>
+                          <w:szCs w:val="22"/>
+                        </w:rPr>
+                      </w:pPr>
+                      <w:r>
+                        <w:t>Figure 10. Pheromones as seen by Gizmos.</w:t>
+                      </w:r>
+                    </w:p>
+                  </w:txbxContent>
+                </v:textbox>
+                <w10:wrap type="tight"/>
+              </v:shape>
+            </w:pict>
+          </mc:Fallback>
+        </mc:AlternateContent>
+      </w:r>
+      <w:r>
+        <w:drawing>
+          <wp:anchor distT="0" distB="0" distL="114300" distR="114300" simplePos="0" relativeHeight="251689984" behindDoc="1" locked="0" layoutInCell="1" allowOverlap="1" wp14:anchorId="06AE3CF5" wp14:editId="768DF9F4">
+            <wp:simplePos x="0" y="0"/>
+            <wp:positionH relativeFrom="margin">
+              <wp:align>right</wp:align>
+            </wp:positionH>
+            <wp:positionV relativeFrom="paragraph">
+              <wp:posOffset>9269</wp:posOffset>
+            </wp:positionV>
+            <wp:extent cx="1398270" cy="1404620"/>
+            <wp:effectExtent l="0" t="0" r="0" b="5080"/>
+            <wp:wrapTight wrapText="bothSides">
+              <wp:wrapPolygon edited="0">
+                <wp:start x="0" y="0"/>
+                <wp:lineTo x="0" y="21385"/>
+                <wp:lineTo x="21188" y="21385"/>
+                <wp:lineTo x="21188" y="0"/>
+                <wp:lineTo x="0" y="0"/>
+              </wp:wrapPolygon>
+            </wp:wrapTight>
+            <wp:docPr id="1583528387" name="Picture 1"/>
+            <wp:cNvGraphicFramePr>
+              <a:graphicFrameLocks xmlns:a="http://schemas.openxmlformats.org/drawingml/2006/main" noChangeAspect="1"/>
+            </wp:cNvGraphicFramePr>
+            <a:graphic xmlns:a="http://schemas.openxmlformats.org/drawingml/2006/main">
+              <a:graphicData uri="http://schemas.openxmlformats.org/drawingml/2006/picture">
+                <pic:pic xmlns:pic="http://schemas.openxmlformats.org/drawingml/2006/picture">
+                  <pic:nvPicPr>
+                    <pic:cNvPr id="1583528387" name=""/>
+                    <pic:cNvPicPr/>
+                  </pic:nvPicPr>
+                  <pic:blipFill>
+                    <a:blip r:embed="rId15">
+                      <a:extLst>
+                        <a:ext uri="{28A0092B-C50C-407E-A947-70E740481C1C}">
+                          <a14:useLocalDpi xmlns:a14="http://schemas.microsoft.com/office/drawing/2010/main" val="0"/>
+                        </a:ext>
+                      </a:extLst>
+                    </a:blip>
+                    <a:stretch>
+                      <a:fillRect/>
+                    </a:stretch>
+                  </pic:blipFill>
+                  <pic:spPr>
+                    <a:xfrm>
+                      <a:off x="0" y="0"/>
+                      <a:ext cx="1398270" cy="1404620"/>
+                    </a:xfrm>
+                    <a:prstGeom prst="rect">
+                      <a:avLst/>
+                    </a:prstGeom>
+                  </pic:spPr>
+                </pic:pic>
+              </a:graphicData>
+            </a:graphic>
+            <wp14:sizeRelH relativeFrom="margin">
+              <wp14:pctWidth>0</wp14:pctWidth>
+            </wp14:sizeRelH>
+            <wp14:sizeRelV relativeFrom="margin">
+              <wp14:pctHeight>0</wp14:pctHeight>
+            </wp14:sizeRelV>
+          </wp:anchor>
+        </w:drawing>
+      </w:r>
+      <w:r>
+        <w:t>In the first test, at around 100 seconds both colonies reached the food source, at 222.38 seconds the food source was depleted. Within 40 seconds one ant agent had returned to the right colony with the first food delivery.</w:t>
+      </w:r>
+      <w:r>
+        <w:t xml:space="preserve"> By 400 seconds, this was still the only food returned to the colony. To help with the testing of this, I added code which allows me to visualise the pheromone trails using Unity’s Gizmos system, a visual debugging API. Now, when I click on a colony, I can see where pheromones roughly are and how concentrated they are, as seen in Figure 10.</w:t>
+      </w:r>
+      <w:r>
+        <w:rPr>
+          <w:noProof/>
+        </w:rPr>
+        <w:t xml:space="preserve"> </w:t>
+      </w:r>
+    </w:p>
+    <w:p>
+      <w:r>
+        <w:rPr>
+          <w:noProof/>
+        </w:rPr>
+        <mc:AlternateContent>
+          <mc:Choice Requires="wps">
+            <w:drawing>
+              <wp:anchor distT="0" distB="0" distL="114300" distR="114300" simplePos="0" relativeHeight="251695104" behindDoc="1" locked="0" layoutInCell="1" allowOverlap="1" wp14:anchorId="2B6FAB46" wp14:editId="24E60545">
+                <wp:simplePos x="0" y="0"/>
+                <wp:positionH relativeFrom="column">
+                  <wp:posOffset>4817110</wp:posOffset>
+                </wp:positionH>
+                <wp:positionV relativeFrom="paragraph">
+                  <wp:posOffset>2715260</wp:posOffset>
+                </wp:positionV>
+                <wp:extent cx="914400" cy="635"/>
+                <wp:effectExtent l="0" t="0" r="0" b="0"/>
+                <wp:wrapTight wrapText="bothSides">
+                  <wp:wrapPolygon edited="0">
+                    <wp:start x="0" y="0"/>
+                    <wp:lineTo x="0" y="21600"/>
+                    <wp:lineTo x="21600" y="21600"/>
+                    <wp:lineTo x="21600" y="0"/>
+                  </wp:wrapPolygon>
+                </wp:wrapTight>
+                <wp:docPr id="771641615" name="Text Box 1"/>
+                <wp:cNvGraphicFramePr/>
+                <a:graphic xmlns:a="http://schemas.openxmlformats.org/drawingml/2006/main">
+                  <a:graphicData uri="http://schemas.microsoft.com/office/word/2010/wordprocessingShape">
+                    <wps:wsp>
+                      <wps:cNvSpPr txBox="1"/>
+                      <wps:spPr>
+                        <a:xfrm>
+                          <a:off x="0" y="0"/>
+                          <a:ext cx="914400" cy="635"/>
+                        </a:xfrm>
+                        <a:prstGeom prst="rect">
+                          <a:avLst/>
+                        </a:prstGeom>
+                        <a:solidFill>
+                          <a:prstClr val="white"/>
+                        </a:solidFill>
+                        <a:ln>
+                          <a:noFill/>
+                        </a:ln>
+                      </wps:spPr>
+                      <wps:txbx>
+                        <w:txbxContent>
+                          <w:p>
+                            <w:pPr>
+                              <w:pStyle w:val="Caption"/>
+                              <w:rPr>
+                                <w:sz w:val="22"/>
+                                <w:szCs w:val="22"/>
+                              </w:rPr>
+                            </w:pPr>
+                            <w:r>
+                              <w:t>Figure 11.</w:t>
+                            </w:r>
+                          </w:p>
+                        </w:txbxContent>
+                      </wps:txbx>
+                      <wps:bodyPr rot="0" spcFirstLastPara="0" vertOverflow="overflow" horzOverflow="overflow" vert="horz" wrap="square" lIns="0" tIns="0" rIns="0" bIns="0" numCol="1" spcCol="0" rtlCol="0" fromWordArt="0" anchor="t" anchorCtr="0" forceAA="0" compatLnSpc="1">
+                        <a:prstTxWarp prst="textNoShape">
+                          <a:avLst/>
+                        </a:prstTxWarp>
+                        <a:spAutoFit/>
+                      </wps:bodyPr>
+                    </wps:wsp>
+                  </a:graphicData>
+                </a:graphic>
+              </wp:anchor>
+            </w:drawing>
+          </mc:Choice>
+          <mc:Fallback>
+            <w:pict>
+              <v:shape w14:anchorId="2B6FAB46" id="_x0000_s1036" type="#_x0000_t202" style="position:absolute;margin-left:379.3pt;margin-top:213.8pt;width:1in;height:.05pt;z-index:-251621376;visibility:visible;mso-wrap-style:square;mso-wrap-distance-left:9pt;mso-wrap-distance-top:0;mso-wrap-distance-right:9pt;mso-wrap-distance-bottom:0;mso-position-horizontal:absolute;mso-position-horizontal-relative:text;mso-position-vertical:absolute;mso-position-vertical-relative:text;v-text-anchor:top" o:gfxdata="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" stroked="f">
+                <v:textbox style="mso-fit-shape-to-text:t" inset="0,0,0,0">
+                  <w:txbxContent>
+                    <w:p>
+                      <w:pPr>
+                        <w:pStyle w:val="Caption"/>
+                        <w:rPr>
+                          <w:sz w:val="22"/>
+                          <w:szCs w:val="22"/>
+                        </w:rPr>
+                      </w:pPr>
+                      <w:r>
+                        <w:t>Figure 11.</w:t>
+                      </w:r>
+                    </w:p>
+                  </w:txbxContent>
+                </v:textbox>
+                <w10:wrap type="tight"/>
+              </v:shape>
+            </w:pict>
+          </mc:Fallback>
+        </mc:AlternateContent>
+      </w:r>
+      <w:r>
+        <w:drawing>
+          <wp:anchor distT="0" distB="0" distL="114300" distR="114300" simplePos="0" relativeHeight="251693056" behindDoc="1" locked="0" layoutInCell="1" allowOverlap="1" wp14:anchorId="58B0EF7F" wp14:editId="0A51DA43">
+            <wp:simplePos x="0" y="0"/>
+            <wp:positionH relativeFrom="margin">
+              <wp:align>right</wp:align>
+            </wp:positionH>
+            <wp:positionV relativeFrom="paragraph">
+              <wp:posOffset>209948</wp:posOffset>
+            </wp:positionV>
+            <wp:extent cx="911225" cy="2448560"/>
+            <wp:effectExtent l="0" t="0" r="3175" b="8890"/>
+            <wp:wrapTight wrapText="bothSides">
+              <wp:wrapPolygon edited="0">
+                <wp:start x="0" y="0"/>
+                <wp:lineTo x="0" y="21510"/>
+                <wp:lineTo x="21224" y="21510"/>
+                <wp:lineTo x="21224" y="0"/>
+                <wp:lineTo x="0" y="0"/>
+              </wp:wrapPolygon>
+            </wp:wrapTight>
+            <wp:docPr id="1202087543" name="Picture 1"/>
+            <wp:cNvGraphicFramePr>
+              <a:graphicFrameLocks xmlns:a="http://schemas.openxmlformats.org/drawingml/2006/main" noChangeAspect="1"/>
+            </wp:cNvGraphicFramePr>
+            <a:graphic xmlns:a="http://schemas.openxmlformats.org/drawingml/2006/main">
+              <a:graphicData uri="http://schemas.openxmlformats.org/drawingml/2006/picture">
+                <pic:pic xmlns:pic="http://schemas.openxmlformats.org/drawingml/2006/picture">
+                  <pic:nvPicPr>
+                    <pic:cNvPr id="1202087543" name=""/>
+                    <pic:cNvPicPr/>
+                  </pic:nvPicPr>
+                  <pic:blipFill>
+                    <a:blip r:embed="rId16">
+                      <a:extLst>
+                        <a:ext uri="{28A0092B-C50C-407E-A947-70E740481C1C}">
+                          <a14:useLocalDpi xmlns:a14="http://schemas.microsoft.com/office/drawing/2010/main" val="0"/>
+                        </a:ext>
+                      </a:extLst>
+                    </a:blip>
+                    <a:stretch>
+                      <a:fillRect/>
+                    </a:stretch>
+                  </pic:blipFill>
+                  <pic:spPr>
+                    <a:xfrm>
+                      <a:off x="0" y="0"/>
+                      <a:ext cx="911225" cy="2448560"/>
+                    </a:xfrm>
+                    <a:prstGeom prst="rect">
+                      <a:avLst/>
+                    </a:prstGeom>
+                  </pic:spPr>
+                </pic:pic>
+              </a:graphicData>
+            </a:graphic>
+          </wp:anchor>
+        </w:drawing>
+      </w:r>
+      <w:r>
+        <w:t>This time, the first food was taken at 80 seconds by an ant agent belonging to the left colony as shown by red pheromone trails</w:t>
+      </w:r>
+      <w:r>
+        <w:t xml:space="preserve">. By 140 seconds, 35 foods have been taken between both colonies, but some ants were getting stuck going towards the opposite colony. Figure 11 shows the pheromone trails of the left colony, the green trails are left by ant agents without food, while the red/orange trails are left by the ant agents carrying food. There is a bias that ants follow the opposite trail of which they are leaving, so they can find their way to and from the colony or food source. This trail is highly effective as at this point in the simulation, 242.10 seconds, the left colony received 10 foods, while the right colony received 2. Some of the left colony’s ant agents were stranded on the right side of the simulation, while the right colony’s ant agents were either in the middle or on their side, but they were struggling to find their way back home. </w:t>
+      </w:r>
+      <w:r>
+        <w:t xml:space="preserve">In the last 160 seconds, no more ants managed to make it home. </w:t>
+      </w:r>
+    </w:p>
+    <w:p>
+      <w:r>
+        <w:t xml:space="preserve">In the third test, the performance was like the previous one, by 200 seconds the food source had been depleted, and colonies were struggling to get the food they obtained. This could be attributed to either the testing environment being too difficult, or the settings not being tuned well enough. However, in all 3 of these tests, there was no ant milling, besides ants going around the first rock. An emergent behaviour discovered previously by </w:t>
+      </w:r>
+      <w:proofErr w:type="spellStart"/>
+      <w:r>
+        <w:t>Dussutour</w:t>
+      </w:r>
+      <w:proofErr w:type="spellEnd"/>
+      <w:r>
+        <w:t xml:space="preserve">, Jean-Louis </w:t>
+      </w:r>
+      <w:proofErr w:type="spellStart"/>
+      <w:r>
+        <w:t>Deneubourg</w:t>
+      </w:r>
+      <w:proofErr w:type="spellEnd"/>
+      <w:r>
+        <w:t xml:space="preserve"> and </w:t>
+      </w:r>
+      <w:proofErr w:type="spellStart"/>
+      <w:r>
+        <w:t>Fourcassié</w:t>
+      </w:r>
+      <w:proofErr w:type="spellEnd"/>
+      <w:r>
+        <w:t xml:space="preserve"> (2005)</w:t>
+      </w:r>
+      <w:r>
+        <w:t>.</w:t>
+      </w:r>
+    </w:p>
+    <w:p>
+      <w:r>
+        <w:t xml:space="preserve">While I have proved that obstacles have no impact on directionality with these tests, they have also revealed that my settings aren’t well tuned enough to provide a definitive answer for my research question. Due to the tight deadline of the project, I must continue onwards, now knowing that my results will not be the best they can be. </w:t>
       </w:r>
     </w:p>
     <w:p>
@@ -2313,7 +3911,7 @@
       <w:r>
         <w:t xml:space="preserve"> 1(4), pp.28–39. </w:t>
       </w:r>
-      <w:hyperlink r:id="rId9" w:history="1">
+      <w:hyperlink r:id="rId17" w:history="1">
         <w:r>
           <w:rPr>
             <w:rStyle w:val="Hyperlink"/>
@@ -2327,6 +3925,7 @@
     </w:p>
     <w:p>
       <w:r>
+        <w:lastRenderedPageBreak/>
         <w:t>‌</w:t>
       </w:r>
       <w:r>
@@ -2345,7 +3944,7 @@
       <w:r>
         <w:t xml:space="preserve"> </w:t>
       </w:r>
-      <w:hyperlink r:id="rId10" w:history="1">
+      <w:hyperlink r:id="rId18" w:history="1">
         <w:r>
           <w:rPr>
             <w:rStyle w:val="Hyperlink"/>
@@ -2362,7 +3961,15 @@
         <w:t>‌</w:t>
       </w:r>
       <w:r>
-        <w:t>Slota, S.C., Fleischmann, K.R., Greenberg, S., Verma, N., Cummings, B., Li, L. and Shenefiel, C. (2020). Good systems, bad data?: Interpretations of AI hype and failures. </w:t>
+        <w:t xml:space="preserve">Slota, S.C., Fleischmann, K.R., Greenberg, S., Verma, N., Cummings, B., Li, L. and Shenefiel, C. (2020). Good systems, bad </w:t>
+      </w:r>
+      <w:proofErr w:type="gramStart"/>
+      <w:r>
+        <w:t>data?:</w:t>
+      </w:r>
+      <w:proofErr w:type="gramEnd"/>
+      <w:r>
+        <w:t xml:space="preserve"> Interpretations of AI hype and failures. </w:t>
       </w:r>
       <w:r>
         <w:rPr>
@@ -2377,7 +3984,7 @@
       <w:r>
         <w:t xml:space="preserve"> </w:t>
       </w:r>
-      <w:hyperlink r:id="rId11" w:history="1">
+      <w:hyperlink r:id="rId19" w:history="1">
         <w:r>
           <w:rPr>
             <w:rStyle w:val="Hyperlink"/>
@@ -2421,7 +4028,7 @@
       <w:r>
         <w:t xml:space="preserve">International Journal of Research. Available at: </w:t>
       </w:r>
-      <w:hyperlink r:id="rId12" w:history="1">
+      <w:hyperlink r:id="rId20" w:history="1">
         <w:r>
           <w:rPr>
             <w:rStyle w:val="Hyperlink"/>
@@ -2465,7 +4072,7 @@
       <w:r>
         <w:t xml:space="preserve"> </w:t>
       </w:r>
-      <w:hyperlink r:id="rId13" w:history="1">
+      <w:hyperlink r:id="rId21" w:history="1">
         <w:r>
           <w:rPr>
             <w:rStyle w:val="Hyperlink"/>
@@ -2494,7 +4101,7 @@
       <w:r>
         <w:t xml:space="preserve"> </w:t>
       </w:r>
-      <w:hyperlink r:id="rId14" w:history="1">
+      <w:hyperlink r:id="rId22" w:history="1">
         <w:r>
           <w:rPr>
             <w:rStyle w:val="Hyperlink"/>
@@ -2531,7 +4138,7 @@
       <w:r>
         <w:t xml:space="preserve"> Available at: </w:t>
       </w:r>
-      <w:hyperlink r:id="rId15" w:history="1">
+      <w:hyperlink r:id="rId23" w:history="1">
         <w:r>
           <w:rPr>
             <w:rStyle w:val="Hyperlink"/>
@@ -2571,7 +4178,7 @@
       <w:r>
         <w:t xml:space="preserve"> </w:t>
       </w:r>
-      <w:hyperlink r:id="rId16" w:history="1">
+      <w:hyperlink r:id="rId24" w:history="1">
         <w:r>
           <w:rPr>
             <w:rStyle w:val="Hyperlink"/>
@@ -2613,7 +4220,7 @@
       <w:r>
         <w:t xml:space="preserve">. Agile Manifesto. Available at: </w:t>
       </w:r>
-      <w:hyperlink r:id="rId17" w:history="1">
+      <w:hyperlink r:id="rId25" w:history="1">
         <w:r>
           <w:rPr>
             <w:rStyle w:val="Hyperlink"/>
@@ -2627,7 +4234,6 @@
     </w:p>
     <w:p>
       <w:r>
-        <w:lastRenderedPageBreak/>
         <w:t xml:space="preserve">Wendt, S., </w:t>
       </w:r>
       <w:proofErr w:type="spellStart"/>
@@ -2667,7 +4273,7 @@
       <w:r>
         <w:t xml:space="preserve"> </w:t>
       </w:r>
-      <w:hyperlink r:id="rId18" w:history="1">
+      <w:hyperlink r:id="rId26" w:history="1">
         <w:r>
           <w:rPr>
             <w:rStyle w:val="Hyperlink"/>
@@ -2718,7 +4324,7 @@
       <w:r>
         <w:t xml:space="preserve"> </w:t>
       </w:r>
-      <w:hyperlink r:id="rId19" w:history="1">
+      <w:hyperlink r:id="rId27" w:history="1">
         <w:r>
           <w:rPr>
             <w:rStyle w:val="Hyperlink"/>
@@ -2811,7 +4417,7 @@
       <w:r>
         <w:t xml:space="preserve"> </w:t>
       </w:r>
-      <w:hyperlink r:id="rId20" w:history="1">
+      <w:hyperlink r:id="rId28" w:history="1">
         <w:r>
           <w:rPr>
             <w:rStyle w:val="Hyperlink"/>
@@ -2823,25 +4429,6 @@
         <w:t xml:space="preserve"> </w:t>
       </w:r>
     </w:p>
-    <w:p/>
-    <w:p>
-      <w:r>
-        <w:rPr>
-          <w:rFonts w:hint="cs"/>
-        </w:rPr>
-        <w:t>‌</w:t>
-      </w:r>
-      <w:r>
-        <w:t xml:space="preserve"> ‌</w:t>
-      </w:r>
-    </w:p>
-    <w:p/>
-    <w:p>
-      <w:r>
-        <w:t>‌</w:t>
-      </w:r>
-    </w:p>
-    <w:p/>
     <w:sectPr>
       <w:pgSz w:w="11906" w:h="16838"/>
       <w:pgMar w:top="1440" w:right="1440" w:bottom="1440" w:left="1440" w:header="708" w:footer="708" w:gutter="0"/>
@@ -3583,7 +5170,6 @@
     <w:next w:val="Normal"/>
     <w:link w:val="Heading3Char"/>
     <w:uiPriority w:val="9"/>
-    <w:semiHidden/>
     <w:unhideWhenUsed/>
     <w:qFormat/>
     <w:rsid w:val="00B55428"/>
@@ -3735,7 +5321,6 @@
   <w:style w:type="character" w:default="1" w:styleId="DefaultParagraphFont">
     <w:name w:val="Default Paragraph Font"/>
     <w:uiPriority w:val="1"/>
-    <w:semiHidden/>
     <w:unhideWhenUsed/>
   </w:style>
   <w:style w:type="table" w:default="1" w:styleId="TableNormal">
@@ -3790,7 +5375,6 @@
     <w:basedOn w:val="DefaultParagraphFont"/>
     <w:link w:val="Heading3"/>
     <w:uiPriority w:val="9"/>
-    <w:semiHidden/>
     <w:rsid w:val="00B55428"/>
     <w:rPr>
       <w:rFonts w:eastAsiaTheme="majorEastAsia" w:cstheme="majorBidi"/>
